--- a/pyq-memory/norcet8m_s3.docx
+++ b/pyq-memory/norcet8m_s3.docx
@@ -13,7 +13,7 @@
         <w:t xml:space="preserve">Question: </w:t>
       </w:r>
       <w:r>
-        <w:t>The sign not associated with fetal death is: (MIDWIFERY/OBSTETRICS &amp; GYNECOLOGICAL NURSING)</w:t>
+        <w:t>A newborn has an APGAR score of 3 at 1 minute after birth. What should be the nurse's immediate priority? (Pediatrics)</w:t>
       </w:r>
     </w:p>
     <w:p>
@@ -26,7 +26,7 @@
           <w:i w:val="0"/>
           <w:sz w:val="21"/>
         </w:rPr>
-        <w:t>(a)  Stallworthy sign</w:t>
+        <w:t>(a)  Perform a full physical assessment</w:t>
       </w:r>
     </w:p>
     <w:p>
@@ -39,7 +39,7 @@
           <w:i w:val="0"/>
           <w:sz w:val="21"/>
         </w:rPr>
-        <w:t>(b)  Maceration</w:t>
+        <w:t>(b)  Initiate breastfeeding</w:t>
       </w:r>
     </w:p>
     <w:p>
@@ -52,7 +52,7 @@
           <w:i w:val="0"/>
           <w:sz w:val="21"/>
         </w:rPr>
-        <w:t>(c)  Robert sign</w:t>
+        <w:t>(c)  Begin immediate resuscitation with bag and mask ventilation</w:t>
       </w:r>
     </w:p>
     <w:p>
@@ -65,7 +65,7 @@
           <w:i w:val="0"/>
           <w:sz w:val="21"/>
         </w:rPr>
-        <w:t>(d)  Spalding sign</w:t>
+        <w:t>(d)  Transfer the newborn to the mother's chest for skin-to-skin contact</w:t>
       </w:r>
     </w:p>
     <w:p>
@@ -78,7 +78,7 @@
           <w:i w:val="0"/>
           <w:sz w:val="22"/>
         </w:rPr>
-        <w:t>Answer: a</w:t>
+        <w:t>Answer: c</w:t>
       </w:r>
     </w:p>
     <w:p>
@@ -103,7 +103,7 @@
           <w:b/>
           <w:color w:val="1E7B1E"/>
         </w:rPr>
-        <w:t>a</w:t>
+        <w:t>c</w:t>
       </w:r>
     </w:p>
     <w:p>
@@ -117,7 +117,7 @@
         <w:t xml:space="preserve">🧠 Clinical Rationale: </w:t>
       </w:r>
       <w:r>
-        <w:t>STALLWORTHY'S SIGN (fetal bradycardia on head pressure) is associated with POSTERIOR PLACENTA PREVIA, NOT fetal death. MACERATION (skin degeneration), ROBERT'S SIGN (gas in fetal circulation) and SPALDING'S SIGN (overlapping skull bones) are all signs of intrauterine fetal demise.</w:t>
+        <w:t>An APGAR score of 3 at 1 minute indicates SEVERE DEPRESSION — the newborn needs IMMEDIATE RESUSCITATION: position, warm, dry, stimulate, clear the airway, and begin BAG-MASK VENTILATION (positive-pressure ventilation) with oxygen. Skin-to-skin contact, breastfeeding and full assessment come AFTER stabilisation.</w:t>
       </w:r>
     </w:p>
     <w:p>
@@ -131,7 +131,7 @@
         <w:t xml:space="preserve">🔍 Key Clues: </w:t>
       </w:r>
       <w:r>
-        <w:t>'Not fetal death' → Stallworthy (it's a previa sign).</w:t>
+        <w:t>APGAR 3 = severely depressed → bag-mask ventilation immediately.</w:t>
       </w:r>
     </w:p>
     <w:p>
@@ -145,7 +145,7 @@
         <w:t xml:space="preserve">🚨 Priority Principle: </w:t>
       </w:r>
       <w:r>
-        <w:t>Mother-and-baby safety first — prevent complications before they occur and act promptly when they do.</w:t>
+        <w:t>Patient safety and the ABC (airway, breathing, circulation) priorities come before diagnosis, documentation and non-urgent tasks.</w:t>
       </w:r>
     </w:p>
     <w:p>
@@ -159,7 +159,7 @@
         <w:t xml:space="preserve">❌ Why Not Other Options: </w:t>
       </w:r>
       <w:r>
-        <w:t>b — Maceration IS a fetal-death sign. | c — Robert sign IS a fetal-death sign. | d — Spalding sign IS a fetal-death sign.</w:t>
+        <w:t>a — Full assessment waits until stabilised. | b — Breastfeeding is for the well newborn. | d — Skin-to-skin is for stable babies.</w:t>
       </w:r>
     </w:p>
     <w:p>
@@ -174,7 +174,7 @@
         <w:t xml:space="preserve">⚠️ Exam Trap: </w:t>
       </w:r>
       <w:r>
-        <w:t>Group the fetal-death radiological signs: Spalding (skull), Robert (gas), plus maceration clinically.</w:t>
+        <w:t>APGAR: 7-10 normal, 4-6 moderately depressed (stimulate/O₂), 0-3 severely depressed (full resuscitation).</w:t>
       </w:r>
     </w:p>
     <w:p>
@@ -188,7 +188,7 @@
         <w:t xml:space="preserve">🩺 Clinical Thinking: </w:t>
       </w:r>
       <w:r>
-        <w:t>Recall (the key fact) → Connect (related high-yield facts) → Apply (exam context).</w:t>
+        <w:t>Identify (the problem) → Stabilize (ABC / patient safety) → Reassess (response) → Document (findings).</w:t>
       </w:r>
     </w:p>
     <w:p>
@@ -203,7 +203,7 @@
         <w:t xml:space="preserve">💎 PNC Pearl: </w:t>
       </w:r>
       <w:r>
-        <w:t>Stallworthy is previa, not fetal death.</w:t>
+        <w:t>APGAR ≤ 3: resuscitate now.</w:t>
       </w:r>
     </w:p>
     <w:p>
@@ -230,7 +230,7 @@
         <w:t xml:space="preserve">Question: </w:t>
       </w:r>
       <w:r>
-        <w:t>The lifespan of ovum is: (MIDWIFERY/OBSTETRICS &amp; GYNECOLOGICAL NURSING)</w:t>
+        <w:t>A mother reports that her 2-month-old baby has been crying excessively despite feeding and changing. What should be the nurse's priority intervention? (Pediatrics)</w:t>
       </w:r>
     </w:p>
     <w:p>
@@ -243,7 +243,7 @@
           <w:i w:val="0"/>
           <w:sz w:val="21"/>
         </w:rPr>
-        <w:t>(a)  12-24 hours</w:t>
+        <w:t>(a)  Advise the mother to stop breastfeeding temporarily</w:t>
       </w:r>
     </w:p>
     <w:p>
@@ -256,7 +256,7 @@
           <w:i w:val="0"/>
           <w:sz w:val="21"/>
         </w:rPr>
-        <w:t>(b)  10-14 hours</w:t>
+        <w:t>(b)  Assess the baby for signs of pain, hunger, or discomfort</w:t>
       </w:r>
     </w:p>
     <w:p>
@@ -269,7 +269,7 @@
           <w:i w:val="0"/>
           <w:sz w:val="21"/>
         </w:rPr>
-        <w:t>(c)  12-48 hours</w:t>
+        <w:t>(c)  Immediately administer prescribed sedatives</w:t>
       </w:r>
     </w:p>
     <w:p>
@@ -282,7 +282,7 @@
           <w:i w:val="0"/>
           <w:sz w:val="21"/>
         </w:rPr>
-        <w:t>(d)  12-72 hours</w:t>
+        <w:t>(d)  Suggest the use of pacifiers to reduce crying</w:t>
       </w:r>
     </w:p>
     <w:p>
@@ -295,7 +295,7 @@
           <w:i w:val="0"/>
           <w:sz w:val="22"/>
         </w:rPr>
-        <w:t>Answer: a</w:t>
+        <w:t>Answer: b</w:t>
       </w:r>
     </w:p>
     <w:p>
@@ -320,7 +320,7 @@
           <w:b/>
           <w:color w:val="1E7B1E"/>
         </w:rPr>
-        <w:t>a</w:t>
+        <w:t>b</w:t>
       </w:r>
     </w:p>
     <w:p>
@@ -334,7 +334,7 @@
         <w:t xml:space="preserve">🧠 Clinical Rationale: </w:t>
       </w:r>
       <w:r>
-        <w:t>The OVUM remains FERTILE for only 12-24 HOURS after ovulation, whereas SPERM can survive 48-72 hours in the female genital tract. This difference explains the fertile window: intercourse a few days BEFORE ovulation can still result in conception.</w:t>
+        <w:t>The PRIORITY is to ASSESS the baby for the underlying cause of crying — PAIN, HUNGER, DISCOMFORT, illness, or overstimulation — before any intervention. Crying is a symptom, not a diagnosis: rule out fever, diaper issues, hunger, or illness. Sedatives are never first-line; stopping breastfeeding or pacifiers addresses the symptom, not the cause.</w:t>
       </w:r>
     </w:p>
     <w:p>
@@ -348,7 +348,7 @@
         <w:t xml:space="preserve">🔍 Key Clues: </w:t>
       </w:r>
       <w:r>
-        <w:t>Ovum 12-24 h; sperm 48-72 h.</w:t>
+        <w:t>Excessive crying → assess first (pain, hunger, discomfort, illness).</w:t>
       </w:r>
     </w:p>
     <w:p>
@@ -362,7 +362,7 @@
         <w:t xml:space="preserve">🚨 Priority Principle: </w:t>
       </w:r>
       <w:r>
-        <w:t>Mother-and-baby safety first — prevent complications before they occur and act promptly when they do.</w:t>
+        <w:t>Patient safety and the ABC (airway, breathing, circulation) priorities come before diagnosis, documentation and non-urgent tasks.</w:t>
       </w:r>
     </w:p>
     <w:p>
@@ -376,7 +376,7 @@
         <w:t xml:space="preserve">❌ Why Not Other Options: </w:t>
       </w:r>
       <w:r>
-        <w:t>b — 10-14 h is too short. | c — 12-48 h overestimates. | d — 12-72 h is the sperm survival range.</w:t>
+        <w:t>a — Stopping breastfeeding is inappropriate without cause. | c — Sedation without assessment is unsafe. | d — Pacifiers mask but don't address the cause.</w:t>
       </w:r>
     </w:p>
     <w:p>
@@ -391,7 +391,7 @@
         <w:t xml:space="preserve">⚠️ Exam Trap: </w:t>
       </w:r>
       <w:r>
-        <w:t>Fertile window: sperm wait for the ovum — 5 days before to 1 day after ovulation.</w:t>
+        <w:t>Red flags in a crying infant: fever, poor feeding, lethargy, inconsolability — investigate.</w:t>
       </w:r>
     </w:p>
     <w:p>
@@ -405,7 +405,7 @@
         <w:t xml:space="preserve">🩺 Clinical Thinking: </w:t>
       </w:r>
       <w:r>
-        <w:t>Recall (the key fact) → Connect (related high-yield facts) → Apply (exam context).</w:t>
+        <w:t>Identify (the problem) → Stabilize (ABC / patient safety) → Reassess (response) → Document (findings).</w:t>
       </w:r>
     </w:p>
     <w:p>
@@ -420,7 +420,7 @@
         <w:t xml:space="preserve">💎 PNC Pearl: </w:t>
       </w:r>
       <w:r>
-        <w:t>Ovum lives 12-24 hours.</w:t>
+        <w:t>Crying infant: assess cause before acting.</w:t>
       </w:r>
     </w:p>
     <w:p>
@@ -447,7 +447,7 @@
         <w:t xml:space="preserve">Question: </w:t>
       </w:r>
       <w:r>
-        <w:t>Match the following signs seen during pregnancy: (MIDWIFERY/OBSTETRICS &amp; GYNECOLOGICAL NURSING)</w:t>
+        <w:t>A child with hemophilia is brought to the clinic with complaints of pain, swelling and limited movement in the right knee. The nurse suspects joint bleeding (hemarthrosis). What is the priority nursing intervention? (Pediatrics)</w:t>
       </w:r>
     </w:p>
     <w:p>
@@ -460,7 +460,7 @@
           <w:i w:val="0"/>
           <w:sz w:val="21"/>
         </w:rPr>
-        <w:t>(a)  A-1, B-3, C-2, D-4</w:t>
+        <w:t>(a)  Apply warm compresses to the affected joint</w:t>
       </w:r>
     </w:p>
     <w:p>
@@ -473,7 +473,7 @@
           <w:i w:val="0"/>
           <w:sz w:val="21"/>
         </w:rPr>
-        <w:t>(b)  A-1, B-2, C-3, D-4</w:t>
+        <w:t>(b)  Encourage the child to walk to prevent stiffness</w:t>
       </w:r>
     </w:p>
     <w:p>
@@ -486,7 +486,7 @@
           <w:i w:val="0"/>
           <w:sz w:val="21"/>
         </w:rPr>
-        <w:t>(c)  A-4, B-2, C-4, D-1</w:t>
+        <w:t>(c)  Administer factor VIII replacement therapy as prescribed</w:t>
       </w:r>
     </w:p>
     <w:p>
@@ -499,7 +499,7 @@
           <w:i w:val="0"/>
           <w:sz w:val="21"/>
         </w:rPr>
-        <w:t>(d)  A-4, B-3, C-2, D-1</w:t>
+        <w:t>(d)  Elevate and massage the joint to improve circulation</w:t>
       </w:r>
     </w:p>
     <w:p>
@@ -512,7 +512,7 @@
           <w:i w:val="0"/>
           <w:sz w:val="22"/>
         </w:rPr>
-        <w:t>Answer: b</w:t>
+        <w:t>Answer: c</w:t>
       </w:r>
     </w:p>
     <w:p>
@@ -537,7 +537,7 @@
           <w:b/>
           <w:color w:val="1E7B1E"/>
         </w:rPr>
-        <w:t>b</w:t>
+        <w:t>c</w:t>
       </w:r>
     </w:p>
     <w:p>
@@ -551,7 +551,7 @@
         <w:t xml:space="preserve">🧠 Clinical Rationale: </w:t>
       </w:r>
       <w:r>
-        <w:t>Matching the pregnancy signs: HEGAR'S SIGN = softening of the LOWER UTERINE SEGMENT (isthmus) — 1; CHADWICK'S SIGN = BLUISH discoloration of the cervix/vaginal mucosa — 2; GOODELL'S SIGN = softening of the CERVICAL portion — 3; PISKACEK'S SIGN = LATERAL BULGE of the uterus — 4. Therefore A-1, B-2, C-3, D-4.</w:t>
+        <w:t>In HEMARTHROSIS (joint bleeding), the PRIORITY is to stop the bleeding — administer the prescribed FACTOR VIII REPLACEMENT as early as possible (RICE: Rest, Ice, Compression, Elevation alongside). Massage and walking worsen the bleed; warm compresses increase bleeding. Factor replacement is the definitive treatment.</w:t>
       </w:r>
     </w:p>
     <w:p>
@@ -565,7 +565,7 @@
         <w:t xml:space="preserve">🔍 Key Clues: </w:t>
       </w:r>
       <w:r>
-        <w:t>Hegar-isthmus(1), Chadwick-blue(2), Goodell-cervix(3), Piskacek-bulge(4).</w:t>
+        <w:t>Hemophilia + joint pain/swelling = hemarthrosis → factor VIII now.</w:t>
       </w:r>
     </w:p>
     <w:p>
@@ -579,7 +579,7 @@
         <w:t xml:space="preserve">🚨 Priority Principle: </w:t>
       </w:r>
       <w:r>
-        <w:t>Mother-and-baby safety first — prevent complications before they occur and act promptly when they do.</w:t>
+        <w:t>Patient safety and the ABC (airway, breathing, circulation) priorities come before diagnosis, documentation and non-urgent tasks.</w:t>
       </w:r>
     </w:p>
     <w:p>
@@ -593,7 +593,7 @@
         <w:t xml:space="preserve">❌ Why Not Other Options: </w:t>
       </w:r>
       <w:r>
-        <w:t>a — Chadwick matched to 3 is wrong. | c — Multiple mismatches. | d — Multiple mismatches.</w:t>
+        <w:t>a — Ice (not warmth) is used. | b — Weight-bearing worsens joint bleeding. | d — Massage increases bleeding and pain.</w:t>
       </w:r>
     </w:p>
     <w:p>
@@ -608,7 +608,7 @@
         <w:t xml:space="preserve">⚠️ Exam Trap: </w:t>
       </w:r>
       <w:r>
-        <w:t>Mnemonics: 'Hegar = H-soft lower segment', 'Chadwick = Blue', 'Goodell = Go-soft cervix'.</w:t>
+        <w:t>RICE after factor: Rest, Ice, Compression, Elevation — and avoid IM injections/aspirin in hemophiliacs.</w:t>
       </w:r>
     </w:p>
     <w:p>
@@ -622,7 +622,7 @@
         <w:t xml:space="preserve">🩺 Clinical Thinking: </w:t>
       </w:r>
       <w:r>
-        <w:t>Recall (the key fact) → Connect (related high-yield facts) → Apply (exam context).</w:t>
+        <w:t>Identify (the problem) → Stabilize (ABC / patient safety) → Reassess (response) → Document (findings).</w:t>
       </w:r>
     </w:p>
     <w:p>
@@ -637,7 +637,7 @@
         <w:t xml:space="preserve">💎 PNC Pearl: </w:t>
       </w:r>
       <w:r>
-        <w:t>Hegar-1, Chadwick-2, Goodell-3, Piskacek-4.</w:t>
+        <w:t>Hemarthrosis: factor VIII first, then RICE.</w:t>
       </w:r>
     </w:p>
     <w:p>
@@ -664,7 +664,7 @@
         <w:t xml:space="preserve">Question: </w:t>
       </w:r>
       <w:r>
-        <w:t>A female G4 gravida visits the clinic for Antenatal check-up at 24 weeks of gestation. The female had 3 abortions, her height is 5'6, weight 60 kg and feels fatigued. What can be the probable cause of gestational DM in this female patient? (MIDWIFERY/OBSTETRICS &amp; GYNECOLOGICAL NURSING)</w:t>
+        <w:t>A child with thalassemia major is receiving deferoxamine therapy to manage iron overload from frequent blood transfusions. Which of the following should the nurse be most alert for as a potential adverse effect? (Pediatrics)</w:t>
       </w:r>
     </w:p>
     <w:p>
@@ -677,7 +677,7 @@
           <w:i w:val="0"/>
           <w:sz w:val="21"/>
         </w:rPr>
-        <w:t>(a)  Fatigue</w:t>
+        <w:t>(a)  Bradycardia</w:t>
       </w:r>
     </w:p>
     <w:p>
@@ -690,7 +690,7 @@
           <w:i w:val="0"/>
           <w:sz w:val="21"/>
         </w:rPr>
-        <w:t>(b)  Obesity</w:t>
+        <w:t>(b)  Ototoxicity</w:t>
       </w:r>
     </w:p>
     <w:p>
@@ -703,7 +703,7 @@
           <w:i w:val="0"/>
           <w:sz w:val="21"/>
         </w:rPr>
-        <w:t>(c)  Abortion</w:t>
+        <w:t>(c)  Hypoglycemia</w:t>
       </w:r>
     </w:p>
     <w:p>
@@ -716,7 +716,7 @@
           <w:i w:val="0"/>
           <w:sz w:val="21"/>
         </w:rPr>
-        <w:t>(d)  Multiparity</w:t>
+        <w:t>(d)  Hypertension</w:t>
       </w:r>
     </w:p>
     <w:p>
@@ -729,7 +729,7 @@
           <w:i w:val="0"/>
           <w:sz w:val="22"/>
         </w:rPr>
-        <w:t>Answer: d</w:t>
+        <w:t>Answer: b</w:t>
       </w:r>
     </w:p>
     <w:p>
@@ -754,7 +754,7 @@
           <w:b/>
           <w:color w:val="1E7B1E"/>
         </w:rPr>
-        <w:t>d</w:t>
+        <w:t>b</w:t>
       </w:r>
     </w:p>
     <w:p>
@@ -768,7 +768,7 @@
         <w:t xml:space="preserve">🧠 Clinical Rationale: </w:t>
       </w:r>
       <w:r>
-        <w:t>Among the options, MULTIPARITY (G4 — four pregnancies, including 3 abortions) is a recognised RISK FACTOR for gestational diabetes mellitus. The patient is NOT obese (5'6", 60 kg → normal BMI ~21), fatigue is a symptom not a cause, and abortion history is not an established GDM risk factor. Standard GDM risk factors include age &gt;25, obesity, family history of DM, previous GDM/macrosomia, and multiparity.</w:t>
+        <w:t>DEFEROXAMINE (iron chelator) can cause OTOTOXICITY — sensorineural hearing loss and high-frequency tinnitus — and retinal toxicity, so children on long-term therapy need AUDIOMETRIC and OPHTHALMIC monitoring. Bradycardia, hypoglycemia and hypertension are not the classic deferoxamine adverse effects.</w:t>
       </w:r>
     </w:p>
     <w:p>
@@ -782,7 +782,7 @@
         <w:t xml:space="preserve">🔍 Key Clues: </w:t>
       </w:r>
       <w:r>
-        <w:t>GDM risk factors: age, obesity, family history, previous GDM/macrosomia, multiparity.</w:t>
+        <w:t>Deferoxamine → ototoxicity + retinal toxicity → hearing/eye checks.</w:t>
       </w:r>
     </w:p>
     <w:p>
@@ -796,7 +796,7 @@
         <w:t xml:space="preserve">🚨 Priority Principle: </w:t>
       </w:r>
       <w:r>
-        <w:t>Mother-and-baby safety first — prevent complications before they occur and act promptly when they do.</w:t>
+        <w:t>Recall the core fact precisely, then apply it to the clinical context.</w:t>
       </w:r>
     </w:p>
     <w:p>
@@ -810,7 +810,7 @@
         <w:t xml:space="preserve">❌ Why Not Other Options: </w:t>
       </w:r>
       <w:r>
-        <w:t>a — Fatigue is a symptom, not a risk factor. | b — BMI ~21 — not obese. | c — Abortion history is not a GDM risk factor.</w:t>
+        <w:t>a — Bradycardia is not a deferoxamine effect. | c — Hypoglycemia is not typical. | d — Hypertension is not typical.</w:t>
       </w:r>
     </w:p>
     <w:p>
@@ -825,7 +825,7 @@
         <w:t xml:space="preserve">⚠️ Exam Trap: </w:t>
       </w:r>
       <w:r>
-        <w:t>Screen all pregnant women for GDM (OGTT at 24-28 weeks); high-risk women need early screening.</w:t>
+        <w:t>Other chelators: deferasirox (oral; renal/hepatic monitoring), deferiprone (neutropenia).</w:t>
       </w:r>
     </w:p>
     <w:p>
@@ -854,22 +854,7 @@
         <w:t xml:space="preserve">💎 PNC Pearl: </w:t>
       </w:r>
       <w:r>
-        <w:t>GDM risk: multiparity, obesity, family history.</w:t>
-      </w:r>
-    </w:p>
-    <w:p>
-      <w:pPr>
-        <w:spacing w:after="20" w:before="0"/>
-      </w:pPr>
-      <w:r>
-        <w:rPr>
-          <w:b/>
-          <w:color w:val="B45F06"/>
-        </w:rPr>
-        <w:t xml:space="preserve">📌 Note: </w:t>
-      </w:r>
-      <w:r>
-        <w:t>The printed key says (b) Obesity, but this patient is NOT obese (5'6", 60 kg → BMI ≈ 21). Multiparity (G4 with 3 abortions) is the recognised GDM risk factor among the options — answered (d) as corrected.</w:t>
+        <w:t>Deferoxamine: watch ears (ototoxicity) and eyes.</w:t>
       </w:r>
     </w:p>
     <w:p>
@@ -896,7 +881,7 @@
         <w:t xml:space="preserve">Question: </w:t>
       </w:r>
       <w:r>
-        <w:t>A patient present with a foul-smelling discharge and fever (38.5°C) in the OPD after 5 days of delivery. Lower abdominal tenderness is elicited on examination. The nursing should suspect which of the following? (MIDWIFERY/OBSTETRICS &amp; GYNECOLOGICAL NURSING)</w:t>
+        <w:t>A nurse is caring for a premature baby born at 30 weeks of gestation. Which of the following interventions is a priority in the management of this infant? (Pediatrics)</w:t>
       </w:r>
     </w:p>
     <w:p>
@@ -909,7 +894,7 @@
           <w:i w:val="0"/>
           <w:sz w:val="21"/>
         </w:rPr>
-        <w:t>(a)  Puerperal sepsis</w:t>
+        <w:t>(a)  Encourage immediate full oral feeding</w:t>
       </w:r>
     </w:p>
     <w:p>
@@ -922,7 +907,7 @@
           <w:i w:val="0"/>
           <w:sz w:val="21"/>
         </w:rPr>
-        <w:t>(b)  Endometritis</w:t>
+        <w:t>(b)  Administer corticosteroids for lung maturity</w:t>
       </w:r>
     </w:p>
     <w:p>
@@ -935,7 +920,7 @@
           <w:i w:val="0"/>
           <w:sz w:val="21"/>
         </w:rPr>
-        <w:t>(c)  Bacterial vaginosis</w:t>
+        <w:t>(c)  Administer live vaccines at birth</w:t>
       </w:r>
     </w:p>
     <w:p>
@@ -948,7 +933,7 @@
           <w:i w:val="0"/>
           <w:sz w:val="21"/>
         </w:rPr>
-        <w:t>(d)  Urinary tract infection</w:t>
+        <w:t>(d)  Place the baby in a prone position for sleep</w:t>
       </w:r>
     </w:p>
     <w:p>
@@ -961,7 +946,7 @@
           <w:i w:val="0"/>
           <w:sz w:val="22"/>
         </w:rPr>
-        <w:t>Answer: a</w:t>
+        <w:t>Answer: b</w:t>
       </w:r>
     </w:p>
     <w:p>
@@ -986,7 +971,7 @@
           <w:b/>
           <w:color w:val="1E7B1E"/>
         </w:rPr>
-        <w:t>a</w:t>
+        <w:t>b</w:t>
       </w:r>
     </w:p>
     <w:p>
@@ -1000,7 +985,7 @@
         <w:t xml:space="preserve">🧠 Clinical Rationale: </w:t>
       </w:r>
       <w:r>
-        <w:t>FEVER + FOUL-SMELLING LOCHIA + LOWER ABDOMINAL TENDERNESS after delivery = PUERPERAL SEPSIS — a genital-tract infection in the puerperium (endometritis is its most common form, but 'puerperal sepsis' is the broad correct term for the post-delivery infection picture). It is a leading cause of maternal mortality and needs prompt antibiotics.</w:t>
+        <w:t>For a PRETERM infant (30 weeks), the PRIORITY is PREVENTING RESPIRATORY DISTRESS SYNDROME — CORTICOSTEROIDS (antenatal to the mother ideally; postnatal surfactant/care) promote LUNG MATURITY. Full oral feeding is impossible at 30 weeks (need gavage/TPN); live vaccines are delayed; prone sleep is contraindicated (SIDS risk — always supine).</w:t>
       </w:r>
     </w:p>
     <w:p>
@@ -1014,7 +999,7 @@
         <w:t xml:space="preserve">🔍 Key Clues: </w:t>
       </w:r>
       <w:r>
-        <w:t>Postpartum fever + foul lochia + abdominal tenderness = puerperal sepsis.</w:t>
+        <w:t>Preterm 30 weeks → lung maturity (steroids/surfactant) is the priority.</w:t>
       </w:r>
     </w:p>
     <w:p>
@@ -1028,7 +1013,7 @@
         <w:t xml:space="preserve">🚨 Priority Principle: </w:t>
       </w:r>
       <w:r>
-        <w:t>Mother-and-baby safety first — prevent complications before they occur and act promptly when they do.</w:t>
+        <w:t>Patient safety and the ABC (airway, breathing, circulation) priorities come before diagnosis, documentation and non-urgent tasks.</w:t>
       </w:r>
     </w:p>
     <w:p>
@@ -1042,7 +1027,7 @@
         <w:t xml:space="preserve">❌ Why Not Other Options: </w:t>
       </w:r>
       <w:r>
-        <w:t>b — Endometritis is the commonest form, but sepsis is the broader term. | c — BV = vaginal discharge, not systemic fever. | d — UTI = dysuria/flank pain.</w:t>
+        <w:t>a — Preterm infants can't take full oral feeds. | c — Live vaccines are delayed in preterm/low-birth-weight babies. | d — Prone sleep increases SIDS risk.</w:t>
       </w:r>
     </w:p>
     <w:p>
@@ -1057,7 +1042,7 @@
         <w:t xml:space="preserve">⚠️ Exam Trap: </w:t>
       </w:r>
       <w:r>
-        <w:t>Puerperal sepsis: blood/lochia cultures, broad-spectrum antibiotics, and look for retained products.</w:t>
+        <w:t>Preterm care pillars: warmth (kangaroo), respiratory support, infection prevention, nutrition.</w:t>
       </w:r>
     </w:p>
     <w:p>
@@ -1071,7 +1056,7 @@
         <w:t xml:space="preserve">🩺 Clinical Thinking: </w:t>
       </w:r>
       <w:r>
-        <w:t>Recall (the key fact) → Connect (related high-yield facts) → Apply (exam context).</w:t>
+        <w:t>Identify (the problem) → Stabilize (ABC / patient safety) → Reassess (response) → Document (findings).</w:t>
       </w:r>
     </w:p>
     <w:p>
@@ -1086,7 +1071,7 @@
         <w:t xml:space="preserve">💎 PNC Pearl: </w:t>
       </w:r>
       <w:r>
-        <w:t>Fever + foul lochia postpartum = puerperal sepsis.</w:t>
+        <w:t>Preterm: lungs first (steroids/surfactant).</w:t>
       </w:r>
     </w:p>
     <w:p>
@@ -1113,7 +1098,7 @@
         <w:t xml:space="preserve">Question: </w:t>
       </w:r>
       <w:r>
-        <w:t>A female is presented in labor with the fetal head appearing at the vaginal opening and the fetal diameter crossing the introitus, with the fetal head visible. This is called: (MIDWIFERY/OBSTETRICS &amp; GYNECOLOGICAL NURSING)</w:t>
+        <w:t>A 2-year-old toddler is seen playing alongside other children but not directly interacting with them. What type of play is this child exhibiting? (Pediatrics)</w:t>
       </w:r>
     </w:p>
     <w:p>
@@ -1126,7 +1111,7 @@
           <w:i w:val="0"/>
           <w:sz w:val="21"/>
         </w:rPr>
-        <w:t>(a)  Crowning</w:t>
+        <w:t>(a)  Solitary play</w:t>
       </w:r>
     </w:p>
     <w:p>
@@ -1139,7 +1124,7 @@
           <w:i w:val="0"/>
           <w:sz w:val="21"/>
         </w:rPr>
-        <w:t>(b)  Presentation</w:t>
+        <w:t>(b)  Parallel play</w:t>
       </w:r>
     </w:p>
     <w:p>
@@ -1152,7 +1137,7 @@
           <w:i w:val="0"/>
           <w:sz w:val="21"/>
         </w:rPr>
-        <w:t>(c)  Position</w:t>
+        <w:t>(c)  Associative play</w:t>
       </w:r>
     </w:p>
     <w:p>
@@ -1165,7 +1150,7 @@
           <w:i w:val="0"/>
           <w:sz w:val="21"/>
         </w:rPr>
-        <w:t>(d)  Descent</w:t>
+        <w:t>(d)  Cooperative play</w:t>
       </w:r>
     </w:p>
     <w:p>
@@ -1178,7 +1163,7 @@
           <w:i w:val="0"/>
           <w:sz w:val="22"/>
         </w:rPr>
-        <w:t>Answer: a</w:t>
+        <w:t>Answer: b</w:t>
       </w:r>
     </w:p>
     <w:p>
@@ -1203,7 +1188,7 @@
           <w:b/>
           <w:color w:val="1E7B1E"/>
         </w:rPr>
-        <w:t>a</w:t>
+        <w:t>b</w:t>
       </w:r>
     </w:p>
     <w:p>
@@ -1217,7 +1202,7 @@
         <w:t xml:space="preserve">🧠 Clinical Rationale: </w:t>
       </w:r>
       <w:r>
-        <w:t>CROWNING is the stage of delivery when the FETAL HEAD becomes VISIBLE at the vaginal opening and does not recede between contractions — the biparietal diameter has passed the introitus. Presentation is the presenting part; position is its orientation; descent is the station of the head in the pelvis.</w:t>
+        <w:t>PARALLEL PLAY (typical age 2-3 years) is when a child plays ALONGSIDE other children with similar toys but WITHOUT directly interacting — characteristic of the toddler. SOLITARY play is alone (infancy); ASSOCIATIVE play involves some sharing/interaction (3-4 years); COOPERATIVE play is organised group play with roles (4+ years).</w:t>
       </w:r>
     </w:p>
     <w:p>
@@ -1231,7 +1216,7 @@
         <w:t xml:space="preserve">🔍 Key Clues: </w:t>
       </w:r>
       <w:r>
-        <w:t>Head visible and stays at the introitus = crowning.</w:t>
+        <w:t>Playing beside, not with, others = parallel play (toddler).</w:t>
       </w:r>
     </w:p>
     <w:p>
@@ -1245,7 +1230,7 @@
         <w:t xml:space="preserve">🚨 Priority Principle: </w:t>
       </w:r>
       <w:r>
-        <w:t>Mother-and-baby safety first — prevent complications before they occur and act promptly when they do.</w:t>
+        <w:t>Recall the core fact precisely, then apply it to the clinical context.</w:t>
       </w:r>
     </w:p>
     <w:p>
@@ -1259,7 +1244,7 @@
         <w:t xml:space="preserve">❌ Why Not Other Options: </w:t>
       </w:r>
       <w:r>
-        <w:t>b — Presentation = the part presenting (head/breech). | c — Position = occiput orientation (OA/OP). | d — Descent = downward progress (station).</w:t>
+        <w:t>a — Solitary = playing alone (infant). | c — Associative = interacting, sharing (preschool). | d — Cooperative = organised group play (older).</w:t>
       </w:r>
     </w:p>
     <w:p>
@@ -1274,7 +1259,7 @@
         <w:t xml:space="preserve">⚠️ Exam Trap: </w:t>
       </w:r>
       <w:r>
-        <w:t>At crowning: coach the mother to pant, NOT push, to control perineal tearing.</w:t>
+        <w:t>Play stages: solitary (infant) → onlooker → parallel (toddler) → associative → cooperative (school age).</w:t>
       </w:r>
     </w:p>
     <w:p>
@@ -1303,7 +1288,7 @@
         <w:t xml:space="preserve">💎 PNC Pearl: </w:t>
       </w:r>
       <w:r>
-        <w:t>Head visible without recession = crowning.</w:t>
+        <w:t>Toddler beside-play = parallel.</w:t>
       </w:r>
     </w:p>
     <w:p>
@@ -1330,7 +1315,7 @@
         <w:t xml:space="preserve">Question: </w:t>
       </w:r>
       <w:r>
-        <w:t>A female in the postpartum period after 1 month of delivery feels breast pain and difficulty in breastfeeding. On examination, warmth and tenderness over the left breast are noted. Her temperature is 38.3 °C and her WBC count is increases. Identify the condition: (MIDWIFERY/OBSTETRICS &amp; GYNECOLOGICAL NURSING)</w:t>
+        <w:t>A neonate with chronic constipation undergoes a rectal examination, after which there is a sudden gush of stool. This finding is most suggestive of: (Pediatrics)</w:t>
       </w:r>
     </w:p>
     <w:p>
@@ -1343,7 +1328,7 @@
           <w:i w:val="0"/>
           <w:sz w:val="21"/>
         </w:rPr>
-        <w:t>(a)  Mastitis</w:t>
+        <w:t>(a)  Pyloric stenosis</w:t>
       </w:r>
     </w:p>
     <w:p>
@@ -1356,7 +1341,7 @@
           <w:i w:val="0"/>
           <w:sz w:val="21"/>
         </w:rPr>
-        <w:t>(b)  Breast abscess</w:t>
+        <w:t>(b)  Hirschsprung's disease</w:t>
       </w:r>
     </w:p>
     <w:p>
@@ -1369,7 +1354,7 @@
           <w:i w:val="0"/>
           <w:sz w:val="21"/>
         </w:rPr>
-        <w:t>(c)  Breast engorgement</w:t>
+        <w:t>(c)  Intussusception</w:t>
       </w:r>
     </w:p>
     <w:p>
@@ -1382,7 +1367,7 @@
           <w:i w:val="0"/>
           <w:sz w:val="21"/>
         </w:rPr>
-        <w:t>(d)  Breast cysts</w:t>
+        <w:t>(d)  Cystic fibrosis</w:t>
       </w:r>
     </w:p>
     <w:p>
@@ -1395,7 +1380,7 @@
           <w:i w:val="0"/>
           <w:sz w:val="22"/>
         </w:rPr>
-        <w:t>Answer: a</w:t>
+        <w:t>Answer: b</w:t>
       </w:r>
     </w:p>
     <w:p>
@@ -1420,7 +1405,7 @@
           <w:b/>
           <w:color w:val="1E7B1E"/>
         </w:rPr>
-        <w:t>a</w:t>
+        <w:t>b</w:t>
       </w:r>
     </w:p>
     <w:p>
@@ -1434,7 +1419,7 @@
         <w:t xml:space="preserve">🧠 Clinical Rationale: </w:t>
       </w:r>
       <w:r>
-        <w:t>Unilateral BREAST PAIN + WARMTH + TENDERNESS + FEVER (38.3°C) + elevated WBC one month postpartum = MASTITIS — a bacterial (usually staphylococcal) infection of the breast during lactation, typically via cracked nipples. Engorgement is bilateral, early, and without fever/WBC rise; an abscess is a localised fluctuant collection (often after untreated mastitis).</w:t>
+        <w:t>CHRONIC CONSTIPATION in a neonate with a SUDDEN GUSH OF STOOL after RECTAL EXAMINATION is classic HIRSCHSPRUNG'S DISEASE (congenital aganglionic megacolon) — the aganglionic segment prevents stool passage; the exam overcomes the sphincter and releases the backed-up stool ('explosive' decompression). Pyloric stenosis vomits; intussusception has currant-jelly stools; CF has meconium ileus/failure to thrive.</w:t>
       </w:r>
     </w:p>
     <w:p>
@@ -1448,7 +1433,7 @@
         <w:t xml:space="preserve">🔍 Key Clues: </w:t>
       </w:r>
       <w:r>
-        <w:t>Unilateral painful warm breast + fever + ↑WBC in lactation = mastitis.</w:t>
+        <w:t>Neonate + constipation + gush of stool after rectal exam = Hirschsprung's.</w:t>
       </w:r>
     </w:p>
     <w:p>
@@ -1476,7 +1461,7 @@
         <w:t xml:space="preserve">❌ Why Not Other Options: </w:t>
       </w:r>
       <w:r>
-        <w:t>b — Abscess = fluctuant mass, often a complication. | c — Engorgement = bilateral, early, no fever. | d — Cysts are usually painless.</w:t>
+        <w:t>a — Pyloric stenosis = projectile vomiting. | c — Intussusception = colicky pain + currant-jelly stool. | d — CF = meconium ileus, steatorrhea, respiratory signs.</w:t>
       </w:r>
     </w:p>
     <w:p>
@@ -1491,7 +1476,7 @@
         <w:t xml:space="preserve">⚠️ Exam Trap: </w:t>
       </w:r>
       <w:r>
-        <w:t>Mastitis: continue breastfeeding/empty the breast, antibiotics, analgesics — stopping feeds worsens engorgement.</w:t>
+        <w:t>Hirschsprung's: definitive test is rectal biopsy (absent ganglion cells); avoid rectal exams in suspected cases (enterocolitis risk).</w:t>
       </w:r>
     </w:p>
     <w:p>
@@ -1520,7 +1505,7 @@
         <w:t xml:space="preserve">💎 PNC Pearl: </w:t>
       </w:r>
       <w:r>
-        <w:t>Fever + unilateral hot tender breast = mastitis.</w:t>
+        <w:t>Explosive stool after rectal exam = Hirschsprung's.</w:t>
       </w:r>
     </w:p>
     <w:p>
@@ -1547,7 +1532,7 @@
         <w:t xml:space="preserve">Question: </w:t>
       </w:r>
       <w:r>
-        <w:t>Which of the following diseases can occur due to Rh incompatibility? (MIDWIFERY/OBSTETRICS &amp; GYNECOLOGICAL NURSING)</w:t>
+        <w:t>While performing suctioning on a newborn immediately after birth, which of the following is the correct sequence? (Pediatrics)</w:t>
       </w:r>
     </w:p>
     <w:p>
@@ -1560,7 +1545,7 @@
           <w:i w:val="0"/>
           <w:sz w:val="21"/>
         </w:rPr>
-        <w:t>(a)  Acute Hemolytic Disease</w:t>
+        <w:t>(a)  Suction the nose first, then the mouth</w:t>
       </w:r>
     </w:p>
     <w:p>
@@ -1573,7 +1558,7 @@
           <w:i w:val="0"/>
           <w:sz w:val="21"/>
         </w:rPr>
-        <w:t>(b)  Hemosiderosis</w:t>
+        <w:t>(b)  Suction the mouth and nose at the same time</w:t>
       </w:r>
     </w:p>
     <w:p>
@@ -1586,7 +1571,7 @@
           <w:i w:val="0"/>
           <w:sz w:val="21"/>
         </w:rPr>
-        <w:t>(c)  Thrombocytopenia</w:t>
+        <w:t>(c)  Suction the mouth first, then the nose</w:t>
       </w:r>
     </w:p>
     <w:p>
@@ -1599,7 +1584,7 @@
           <w:i w:val="0"/>
           <w:sz w:val="21"/>
         </w:rPr>
-        <w:t>(d)  Platelet disorders</w:t>
+        <w:t>(d)  Sequence does not matter in newborn suctioning</w:t>
       </w:r>
     </w:p>
     <w:p>
@@ -1612,7 +1597,7 @@
           <w:i w:val="0"/>
           <w:sz w:val="22"/>
         </w:rPr>
-        <w:t>Answer: a</w:t>
+        <w:t>Answer: c</w:t>
       </w:r>
     </w:p>
     <w:p>
@@ -1637,7 +1622,7 @@
           <w:b/>
           <w:color w:val="1E7B1E"/>
         </w:rPr>
-        <w:t>a</w:t>
+        <w:t>c</w:t>
       </w:r>
     </w:p>
     <w:p>
@@ -1651,7 +1636,7 @@
         <w:t xml:space="preserve">🧠 Clinical Rationale: </w:t>
       </w:r>
       <w:r>
-        <w:t>RH INCOMPATIBILITY (Rh-negative mother, Rh-positive fetus) can cause HEMOLYTIC DISEASE OF THE NEWBORN (erythroblastosis fetalis) — maternal anti-D antibodies cross the placenta and destroy fetal RBCs, producing anemia, jaundice, hepatosplenomegaly, and hydrops in severe cases. Hemosiderosis and platelet disorders are not the classic Rh-isoimmunization outcomes.</w:t>
+        <w:t>The MOUTH is suctioned BEFORE the NOSE in a newborn — if the nose is suctioned first and the baby gasps, the pharyngeal fluid could be ASPIRATED into the lungs. Suction the MOUTH first, then the NOSE, using a bulb syringe or suction catheter, briefly and gently (avoid deep, vigorous suction which can cause bradycardia).</w:t>
       </w:r>
     </w:p>
     <w:p>
@@ -1665,7 +1650,7 @@
         <w:t xml:space="preserve">🔍 Key Clues: </w:t>
       </w:r>
       <w:r>
-        <w:t>Rh-negative mother + Rh-positive baby → anti-D → fetal hemolysis.</w:t>
+        <w:t>Newborn suction: mouth first, then nose (prevents aspiration).</w:t>
       </w:r>
     </w:p>
     <w:p>
@@ -1679,7 +1664,7 @@
         <w:t xml:space="preserve">🚨 Priority Principle: </w:t>
       </w:r>
       <w:r>
-        <w:t>Mother-and-baby safety first — prevent complications before they occur and act promptly when they do.</w:t>
+        <w:t>Patient safety and the ABC (airway, breathing, circulation) priorities come before diagnosis, documentation and non-urgent tasks.</w:t>
       </w:r>
     </w:p>
     <w:p>
@@ -1693,7 +1678,7 @@
         <w:t xml:space="preserve">❌ Why Not Other Options: </w:t>
       </w:r>
       <w:r>
-        <w:t>b — Hemosiderosis = chronic iron overload (transfusions). | c — Thrombocytopenia is not the Rh mechanism. | d — Platelet disorders are unrelated.</w:t>
+        <w:t>a — Nose-first risks aspiration on the gasp. | b — Suctioning both at once is not recommended. | d — Sequence does matter.</w:t>
       </w:r>
     </w:p>
     <w:p>
@@ -1708,7 +1693,7 @@
         <w:t xml:space="preserve">⚠️ Exam Trap: </w:t>
       </w:r>
       <w:r>
-        <w:t>Prevention: anti-D (RhoGAM) to Rh-negative mothers at 28 weeks and within 72 h of delivery.</w:t>
+        <w:t>Suction only if secretions obstruct the airway — routine deep suctioning causes bradycardia and laryngeal spasm.</w:t>
       </w:r>
     </w:p>
     <w:p>
@@ -1722,7 +1707,7 @@
         <w:t xml:space="preserve">🩺 Clinical Thinking: </w:t>
       </w:r>
       <w:r>
-        <w:t>Recall (the key fact) → Connect (related high-yield facts) → Apply (exam context).</w:t>
+        <w:t>Identify (the problem) → Stabilize (ABC / patient safety) → Reassess (response) → Document (findings).</w:t>
       </w:r>
     </w:p>
     <w:p>
@@ -1737,7 +1722,7 @@
         <w:t xml:space="preserve">💎 PNC Pearl: </w:t>
       </w:r>
       <w:r>
-        <w:t>Rh incompatibility → hemolytic disease of newborn.</w:t>
+        <w:t>Suction newborn: mouth before nose.</w:t>
       </w:r>
     </w:p>
     <w:p>
@@ -1764,7 +1749,7 @@
         <w:t xml:space="preserve">Question: </w:t>
       </w:r>
       <w:r>
-        <w:t>Which of the following therapy is most commonly used for Borderline Personality Disorder (BPD)? (MHN)</w:t>
+        <w:t>Which of the following is a contraindication for administering the DPT vaccine to an infant? (Pediatrics)</w:t>
       </w:r>
     </w:p>
     <w:p>
@@ -1777,7 +1762,7 @@
           <w:i w:val="0"/>
           <w:sz w:val="21"/>
         </w:rPr>
-        <w:t>(a)  Cognitive Behavioral Therapy (CBT)</w:t>
+        <w:t>(a)  Mild fever at the time of vaccination</w:t>
       </w:r>
     </w:p>
     <w:p>
@@ -1790,7 +1775,7 @@
           <w:i w:val="0"/>
           <w:sz w:val="21"/>
         </w:rPr>
-        <w:t>(b)  Psychoanalysis</w:t>
+        <w:t>(b)  Family history of seizures</w:t>
       </w:r>
     </w:p>
     <w:p>
@@ -1803,7 +1788,7 @@
           <w:i w:val="0"/>
           <w:sz w:val="21"/>
         </w:rPr>
-        <w:t>(c)  Medication therapy</w:t>
+        <w:t>(c)  History of inconsolable crying after a previous dose</w:t>
       </w:r>
     </w:p>
     <w:p>
@@ -1816,7 +1801,7 @@
           <w:i w:val="0"/>
           <w:sz w:val="21"/>
         </w:rPr>
-        <w:t>(d)  Dialectical Behavior Therapy (DBT)</w:t>
+        <w:t>(d)  History of encephalopathy within 7 days of a previous dose</w:t>
       </w:r>
     </w:p>
     <w:p>
@@ -1868,7 +1853,7 @@
         <w:t xml:space="preserve">🧠 Clinical Rationale: </w:t>
       </w:r>
       <w:r>
-        <w:t>DIALECTICAL BEHAVIOR THERAPY (DBT) is the FIRST-LINE psychotherapy for BORDERLINE PERSONALITY DISORDER — it combines cognitive-behavioral techniques with MINDFULNESS and targets emotional dysregulation, impulsivity and self-harm. CBT helps but DBT was purpose-built for BPD; psychoanalysis and medication are adjuncts.</w:t>
+        <w:t>A history of ENCEPHALOPATHY WITHIN 7 DAYS of a previous DPT dose is an ABSOLUTE CONTRAINDICATION to further DPT (per ACIP/WHO) — it signals a severe neurologic reaction. MILd fever is not a contraindication (mild illness is fine to vaccinate); family history of seizures is not contraindicated (a personal seizure history is a precaution); inconsolable crying alone is a precaution, not an absolute contraindication.</w:t>
       </w:r>
     </w:p>
     <w:p>
@@ -1882,7 +1867,7 @@
         <w:t xml:space="preserve">🔍 Key Clues: </w:t>
       </w:r>
       <w:r>
-        <w:t>BPD → DBT (emotion regulation, distress tolerance).</w:t>
+        <w:t>Absolute DPT contraindication = encephalopathy after a prior dose.</w:t>
       </w:r>
     </w:p>
     <w:p>
@@ -1896,7 +1881,7 @@
         <w:t xml:space="preserve">🚨 Priority Principle: </w:t>
       </w:r>
       <w:r>
-        <w:t>Recall the core fact precisely, then apply it to the clinical context.</w:t>
+        <w:t>Medication safety — the right drug, right dose, right route, right time and right patient — governs every administration decision.</w:t>
       </w:r>
     </w:p>
     <w:p>
@@ -1910,7 +1895,7 @@
         <w:t xml:space="preserve">❌ Why Not Other Options: </w:t>
       </w:r>
       <w:r>
-        <w:t>a — CBT is used but DBT is the BPD-specific first-line. | b — Psychoanalysis is not first-line. | c — Medication treats symptoms, not the disorder core.</w:t>
+        <w:t>a — Mild fever/illness does not contraindicate vaccination. | b — Family seizure history is not a contraindication. | c — Inconsolable crying is a precaution, not absolute.</w:t>
       </w:r>
     </w:p>
     <w:p>
@@ -1925,7 +1910,7 @@
         <w:t xml:space="preserve">⚠️ Exam Trap: </w:t>
       </w:r>
       <w:r>
-        <w:t>BPD = DBT; OCD = ERP; anxiety = CBT — match the therapy to the diagnosis.</w:t>
+        <w:t>True contraindications are few: anaphylaxis and encephalopathy within 7 days of a prior dose.</w:t>
       </w:r>
     </w:p>
     <w:p>
@@ -1954,7 +1939,7 @@
         <w:t xml:space="preserve">💎 PNC Pearl: </w:t>
       </w:r>
       <w:r>
-        <w:t>BPD: DBT first-line.</w:t>
+        <w:t>DPT contraindication: encephalopathy within 7 days.</w:t>
       </w:r>
     </w:p>
     <w:p>
@@ -1981,7 +1966,7 @@
         <w:t xml:space="preserve">Question: </w:t>
       </w:r>
       <w:r>
-        <w:t>Which type of depression is characterized by low mood, fatigue, frequent crying, uncontrolled behavior, decreased activity, insomnia and diminished ideas? (MHN)</w:t>
+        <w:t>A newborn is brought to the emergency department with complaints of drooling, coughing and choking during feeding. What is the most likely cause? (Pediatrics)</w:t>
       </w:r>
     </w:p>
     <w:p>
@@ -1994,7 +1979,7 @@
           <w:i w:val="0"/>
           <w:sz w:val="21"/>
         </w:rPr>
-        <w:t>(a)  Melancholic depression</w:t>
+        <w:t>(a)  Pyloric stenosis</w:t>
       </w:r>
     </w:p>
     <w:p>
@@ -2007,7 +1992,7 @@
           <w:i w:val="0"/>
           <w:sz w:val="21"/>
         </w:rPr>
-        <w:t>(b)  Bipolar depression</w:t>
+        <w:t>(b)  Tracheoesophageal fistula</w:t>
       </w:r>
     </w:p>
     <w:p>
@@ -2020,7 +2005,7 @@
           <w:i w:val="0"/>
           <w:sz w:val="21"/>
         </w:rPr>
-        <w:t>(c)  Schizophrenia</w:t>
+        <w:t>(c)  Hirschsprung's disease</w:t>
       </w:r>
     </w:p>
     <w:p>
@@ -2033,7 +2018,7 @@
           <w:i w:val="0"/>
           <w:sz w:val="21"/>
         </w:rPr>
-        <w:t>(d)  Major depressive disorder</w:t>
+        <w:t>(d)  Intussusception</w:t>
       </w:r>
     </w:p>
     <w:p>
@@ -2046,7 +2031,7 @@
           <w:i w:val="0"/>
           <w:sz w:val="22"/>
         </w:rPr>
-        <w:t>Answer: d</w:t>
+        <w:t>Answer: b</w:t>
       </w:r>
     </w:p>
     <w:p>
@@ -2071,7 +2056,7 @@
           <w:b/>
           <w:color w:val="1E7B1E"/>
         </w:rPr>
-        <w:t>d</w:t>
+        <w:t>b</w:t>
       </w:r>
     </w:p>
     <w:p>
@@ -2085,7 +2070,7 @@
         <w:t xml:space="preserve">🧠 Clinical Rationale: </w:t>
       </w:r>
       <w:r>
-        <w:t>The symptom cluster — LOW MOOD, FATIGUE, FREQUENT CRYING, DECREASED ACTIVITY, INSOMNIA, DIMINISHED THOUGHTS — describes MAJOR DEPRESSIVE DISORDER (MDD): persistent depressed mood plus vegetative symptoms for ≥ 2 weeks with functional impairment. Melancholic depression is a severe subtype with anhedonia and morning worsening; schizophrenia is a psychotic disorder.</w:t>
+        <w:t>DROOLING (excessive salivation), COUGHING and CHOKING DURING FEEDING in a newborn = TRACHEOESOPHAGEAL FISTULA with esophageal atresia — the hallmark triad ('3 Cs': coughing, choking, cyanosis with feeds) plus frothy saliva. Pyloric stenosis vomits later (4-6 weeks); Hirschsprung's is constipation; intussusception is older infants with currant-jelly stool.</w:t>
       </w:r>
     </w:p>
     <w:p>
@@ -2099,7 +2084,7 @@
         <w:t xml:space="preserve">🔍 Key Clues: </w:t>
       </w:r>
       <w:r>
-        <w:t>Depressed mood + sleep/activity/appetite changes + crying = MDD.</w:t>
+        <w:t>Newborn + drooling + choking on first feeds = TEF/EA.</w:t>
       </w:r>
     </w:p>
     <w:p>
@@ -2113,7 +2098,7 @@
         <w:t xml:space="preserve">🚨 Priority Principle: </w:t>
       </w:r>
       <w:r>
-        <w:t>Patient safety and dignity guide care — reduce risk, avoid confrontation and involve the patient.</w:t>
+        <w:t>Patient safety and the ABC (airway, breathing, circulation) priorities come before diagnosis, documentation and non-urgent tasks.</w:t>
       </w:r>
     </w:p>
     <w:p>
@@ -2127,7 +2112,7 @@
         <w:t xml:space="preserve">❌ Why Not Other Options: </w:t>
       </w:r>
       <w:r>
-        <w:t>a — Melancholic = severe anhedonia, psychomotor retardation. | b — Bipolar depression requires a history of mania. | c — Schizophrenia = psychosis, not primary mood disorder.</w:t>
+        <w:t>a — Pyloric stenosis = projectile vomiting at 4-6 weeks. | c — Hirschsprung's = constipation. | d — Intussusception = colicky pain, jelly stool.</w:t>
       </w:r>
     </w:p>
     <w:p>
@@ -2142,7 +2127,7 @@
         <w:t xml:space="preserve">⚠️ Exam Trap: </w:t>
       </w:r>
       <w:r>
-        <w:t>Screen for suicide risk in every depressed patient — it is the priority nursing assessment.</w:t>
+        <w:t>TEF: NPO, keep head elevated, continuous suction of the blind pouch, and prepare for surgical repair.</w:t>
       </w:r>
     </w:p>
     <w:p>
@@ -2156,7 +2141,7 @@
         <w:t xml:space="preserve">🩺 Clinical Thinking: </w:t>
       </w:r>
       <w:r>
-        <w:t>Recall (the key fact) → Connect (related high-yield facts) → Apply (exam context).</w:t>
+        <w:t>Identify (the problem) → Stabilize (ABC / patient safety) → Reassess (response) → Document (findings).</w:t>
       </w:r>
     </w:p>
     <w:p>
@@ -2171,7 +2156,7 @@
         <w:t xml:space="preserve">💎 PNC Pearl: </w:t>
       </w:r>
       <w:r>
-        <w:t>Mood + vegetative symptoms ≥ 2 weeks = MDD.</w:t>
+        <w:t>Drooling + choking on feeds = TEF.</w:t>
       </w:r>
     </w:p>
     <w:p>
@@ -2198,7 +2183,7 @@
         <w:t xml:space="preserve">Question: </w:t>
       </w:r>
       <w:r>
-        <w:t>Which of the following statements accurately distinguishes vascular dementia from Alzheimer's disease? (MHN)</w:t>
+        <w:t>A paediatrician prescribes oxygen therapy to a child with heart failure. When will you give the oxygen support to this child? (Pediatrics)</w:t>
       </w:r>
     </w:p>
     <w:p>
@@ -2211,7 +2196,7 @@
           <w:i w:val="0"/>
           <w:sz w:val="21"/>
         </w:rPr>
-        <w:t>(a)  Vascular dementia has an abrupt onset</w:t>
+        <w:t>(a)  During diaper change</w:t>
       </w:r>
     </w:p>
     <w:p>
@@ -2224,7 +2209,7 @@
           <w:i w:val="0"/>
           <w:sz w:val="21"/>
         </w:rPr>
-        <w:t>(b)  The duration of vascular dementia is usually brief</w:t>
+        <w:t>(b)  During sample collection for electrolyte imbalance</w:t>
       </w:r>
     </w:p>
     <w:p>
@@ -2237,7 +2222,7 @@
           <w:i w:val="0"/>
           <w:sz w:val="21"/>
         </w:rPr>
-        <w:t>(c)  Personality change is common in vascular dementia</w:t>
+        <w:t>(c)  When the mother is holding the child</w:t>
       </w:r>
     </w:p>
     <w:p>
@@ -2250,7 +2235,7 @@
           <w:i w:val="0"/>
           <w:sz w:val="21"/>
         </w:rPr>
-        <w:t>(d)  Inability to perform motor activities occurs in vascular dementia</w:t>
+        <w:t>(d)  During sleep</w:t>
       </w:r>
     </w:p>
     <w:p>
@@ -2263,7 +2248,7 @@
           <w:i w:val="0"/>
           <w:sz w:val="22"/>
         </w:rPr>
-        <w:t>Answer: a</w:t>
+        <w:t>Answer: b</w:t>
       </w:r>
     </w:p>
     <w:p>
@@ -2288,7 +2273,7 @@
           <w:b/>
           <w:color w:val="1E7B1E"/>
         </w:rPr>
-        <w:t>a</w:t>
+        <w:t>b</w:t>
       </w:r>
     </w:p>
     <w:p>
@@ -2302,7 +2287,7 @@
         <w:t xml:space="preserve">🧠 Clinical Rationale: </w:t>
       </w:r>
       <w:r>
-        <w:t>VASCULAR DEMENTIA characteristically has an ABRUPT/STEPWISE ONSET with a fluctuating course, linked to cerebrovascular events (strokes, multi-infarct), whereas ALZHEIMER'S has a gradual, insidious onset. Personality changes and focal motor signs can occur in both; the key distinguisher in the options is the onset pattern.</w:t>
+        <w:t>A child in HEART FAILURE has limited cardiac reserve — oxygen support is best timed around STRESSFUL PROCEDURES that raise metabolic demand, such as BLOOD/SAMPLE COLLECTION (crying and struggling increase myocardial oxygen demand). The nurse anticipates and gives oxygen during the procedure rather than during calm activities like diaper changes or sleep.</w:t>
       </w:r>
     </w:p>
     <w:p>
@@ -2316,7 +2301,7 @@
         <w:t xml:space="preserve">🔍 Key Clues: </w:t>
       </w:r>
       <w:r>
-        <w:t>Vascular dementia = abrupt/stepwise; Alzheimer's = gradual.</w:t>
+        <w:t>Heart failure + procedure (sample collection) → oxygen to meet demand.</w:t>
       </w:r>
     </w:p>
     <w:p>
@@ -2330,7 +2315,7 @@
         <w:t xml:space="preserve">🚨 Priority Principle: </w:t>
       </w:r>
       <w:r>
-        <w:t>Recall the core fact precisely, then apply it to the clinical context.</w:t>
+        <w:t>Medication safety — the right drug, right dose, right route, right time and right patient — governs every administration decision.</w:t>
       </w:r>
     </w:p>
     <w:p>
@@ -2344,7 +2329,7 @@
         <w:t xml:space="preserve">❌ Why Not Other Options: </w:t>
       </w:r>
       <w:r>
-        <w:t>b — Duration is not the distinguishing feature. | c — Personality change is more typical of Alzheimer's. | d — Motor deficits occur in vascular, but onset is the classic distinguisher.</w:t>
+        <w:t>a — Diaper change is less stressful. | c — Holding by mother is soothing, low demand. | d — Sleep is low demand.</w:t>
       </w:r>
     </w:p>
     <w:p>
@@ -2359,7 +2344,7 @@
         <w:t xml:space="preserve">⚠️ Exam Trap: </w:t>
       </w:r>
       <w:r>
-        <w:t>Look for 'stepwise' / 'after stroke' clues = vascular; 'insidious' = Alzheimer's.</w:t>
+        <w:t>Cluster care, minimise handling, and plan oxygen for known stressful moments.</w:t>
       </w:r>
     </w:p>
     <w:p>
@@ -2388,7 +2373,7 @@
         <w:t xml:space="preserve">💎 PNC Pearl: </w:t>
       </w:r>
       <w:r>
-        <w:t>Vascular dementia: abrupt stepwise onset.</w:t>
+        <w:t>HF child: O₂ during stressful procedures.</w:t>
       </w:r>
     </w:p>
     <w:p>
@@ -2415,7 +2400,7 @@
         <w:t xml:space="preserve">Question: </w:t>
       </w:r>
       <w:r>
-        <w:t>An alcoholic patient presents to the emergency department with confusion, tremors, agitation and hallucinations. Which condition should be suspected? (MHN)</w:t>
+        <w:t>The weight for height z score of -2.9 SD indicates: (Pediatrics)</w:t>
       </w:r>
     </w:p>
     <w:p>
@@ -2428,7 +2413,7 @@
           <w:i w:val="0"/>
           <w:sz w:val="21"/>
         </w:rPr>
-        <w:t>(a)  Wernicke's encephalopathy</w:t>
+        <w:t>(a)  Mild wasting</w:t>
       </w:r>
     </w:p>
     <w:p>
@@ -2441,7 +2426,7 @@
           <w:i w:val="0"/>
           <w:sz w:val="21"/>
         </w:rPr>
-        <w:t>(b)  Korsakoff's psychosis</w:t>
+        <w:t>(b)  Severe wasting</w:t>
       </w:r>
     </w:p>
     <w:p>
@@ -2454,7 +2439,7 @@
           <w:i w:val="0"/>
           <w:sz w:val="21"/>
         </w:rPr>
-        <w:t>(c)  Alcohol withdrawal</w:t>
+        <w:t>(c)  Moderate wasting</w:t>
       </w:r>
     </w:p>
     <w:p>
@@ -2467,7 +2452,7 @@
           <w:i w:val="0"/>
           <w:sz w:val="21"/>
         </w:rPr>
-        <w:t>(d)  Delirium Tremens</w:t>
+        <w:t>(d)  Severe stunting</w:t>
       </w:r>
     </w:p>
     <w:p>
@@ -2480,7 +2465,7 @@
           <w:i w:val="0"/>
           <w:sz w:val="22"/>
         </w:rPr>
-        <w:t>Answer: d</w:t>
+        <w:t>Answer: c</w:t>
       </w:r>
     </w:p>
     <w:p>
@@ -2505,7 +2490,7 @@
           <w:b/>
           <w:color w:val="1E7B1E"/>
         </w:rPr>
-        <w:t>d</w:t>
+        <w:t>c</w:t>
       </w:r>
     </w:p>
     <w:p>
@@ -2519,7 +2504,7 @@
         <w:t xml:space="preserve">🧠 Clinical Rationale: </w:t>
       </w:r>
       <w:r>
-        <w:t>CONFUSION + TREMORS + AGITATION + HALLUCINATIONS in an alcoholic (typically 48-96 hours after the last drink) = DELIRIUM TREMENS (DTs) — the most severe form of alcohol withdrawal, a medical EMERGENCY with a significant mortality rate if untreated. Wernicke's is the triad (confusion, ataxia, ophthalmoplegia); simple withdrawal lacks hallucinations.</w:t>
+        <w:t>Per WHO growth standards, a WEIGHT-FOR-HEIGHT z-score of -2 to -3 SD indicates MODERATE WASTING (acute malnutrition); LESS than -3 SD indicates SEVERE WASTING. -2.9 SD therefore falls in the MODERATE WASTING band. Wasting = weight-for-height (thinness); stunting = height-for-age (chronic).</w:t>
       </w:r>
     </w:p>
     <w:p>
@@ -2533,7 +2518,7 @@
         <w:t xml:space="preserve">🔍 Key Clues: </w:t>
       </w:r>
       <w:r>
-        <w:t>Alcohol cessation + confusion + tremors + hallucinations = DTs.</w:t>
+        <w:t>WHZ -2 to -3 SD = moderate wasting; &lt; -3 = severe.</w:t>
       </w:r>
     </w:p>
     <w:p>
@@ -2547,7 +2532,7 @@
         <w:t xml:space="preserve">🚨 Priority Principle: </w:t>
       </w:r>
       <w:r>
-        <w:t>Patient safety and the ABC (airway, breathing, circulation) priorities come before diagnosis, documentation and non-urgent tasks.</w:t>
+        <w:t>Recall the core fact precisely, then apply it to the clinical context.</w:t>
       </w:r>
     </w:p>
     <w:p>
@@ -2561,7 +2546,7 @@
         <w:t xml:space="preserve">❌ Why Not Other Options: </w:t>
       </w:r>
       <w:r>
-        <w:t>a — Wernicke's = confusion + ataxia + ophthalmoplegia. | b — Korsakoff's = memory loss (chronic). | c — Simple withdrawal = tremors without hallucinations.</w:t>
+        <w:t>a — Mild wasting is not a WHO category (-1 to -2 is 'at risk'). | b — Severe wasting = &lt; -3 SD. | d — Stunting is height-for-age, not weight-for-height.</w:t>
       </w:r>
     </w:p>
     <w:p>
@@ -2576,7 +2561,7 @@
         <w:t xml:space="preserve">⚠️ Exam Trap: </w:t>
       </w:r>
       <w:r>
-        <w:t>DTs: benzodiazepines (CIWA protocol), thiamine, fluids — never restrain without sedation.</w:t>
+        <w:t>Severe acute malnutrition: WHZ &lt; -3 SD OR MUAC &lt; 11.5 cm OR bipedal edema.</w:t>
       </w:r>
     </w:p>
     <w:p>
@@ -2590,7 +2575,7 @@
         <w:t xml:space="preserve">🩺 Clinical Thinking: </w:t>
       </w:r>
       <w:r>
-        <w:t>Identify (the problem) → Stabilize (ABC / patient safety) → Reassess (response) → Document (findings).</w:t>
+        <w:t>Recall (the key fact) → Connect (related high-yield facts) → Apply (exam context).</w:t>
       </w:r>
     </w:p>
     <w:p>
@@ -2605,7 +2590,7 @@
         <w:t xml:space="preserve">💎 PNC Pearl: </w:t>
       </w:r>
       <w:r>
-        <w:t>Tremors + hallucinations in alcoholic = DTs.</w:t>
+        <w:t>WHZ -2.9 SD = moderate wasting.</w:t>
       </w:r>
     </w:p>
     <w:p>
@@ -2632,7 +2617,7 @@
         <w:t xml:space="preserve">Question: </w:t>
       </w:r>
       <w:r>
-        <w:t>Before initiating lithium therapy, assessment of which organ system's function is most critical? (MHN)</w:t>
+        <w:t>A 10-month old baby with moderate dehydration is admitted in the pediatric unit. What type of intervention should be taken by the nurse? (Pediatrics)</w:t>
       </w:r>
     </w:p>
     <w:p>
@@ -2645,7 +2630,7 @@
           <w:i w:val="0"/>
           <w:sz w:val="21"/>
         </w:rPr>
-        <w:t>(a)  Liver function</w:t>
+        <w:t>(a)  30 ml fluid in the first hour and 70 ml in the next 5 hours</w:t>
       </w:r>
     </w:p>
     <w:p>
@@ -2658,7 +2643,7 @@
           <w:i w:val="0"/>
           <w:sz w:val="21"/>
         </w:rPr>
-        <w:t>(b)  Renal function</w:t>
+        <w:t>(b)  30 ml fluid in the first 30 min and 70 ml in the next 2.5 hours</w:t>
       </w:r>
     </w:p>
     <w:p>
@@ -2671,7 +2656,7 @@
           <w:i w:val="0"/>
           <w:sz w:val="21"/>
         </w:rPr>
-        <w:t>(c)  Cardiac function</w:t>
+        <w:t>(c)  75ml/kg over 4 hours</w:t>
       </w:r>
     </w:p>
     <w:p>
@@ -2684,7 +2669,7 @@
           <w:i w:val="0"/>
           <w:sz w:val="21"/>
         </w:rPr>
-        <w:t>(d)  Pulmonary function</w:t>
+        <w:t>(d)  50 ml/kg over 24 hours</w:t>
       </w:r>
     </w:p>
     <w:p>
@@ -2697,7 +2682,7 @@
           <w:i w:val="0"/>
           <w:sz w:val="22"/>
         </w:rPr>
-        <w:t>Answer: b</w:t>
+        <w:t>Answer: c</w:t>
       </w:r>
     </w:p>
     <w:p>
@@ -2722,7 +2707,7 @@
           <w:b/>
           <w:color w:val="1E7B1E"/>
         </w:rPr>
-        <w:t>b</w:t>
+        <w:t>c</w:t>
       </w:r>
     </w:p>
     <w:p>
@@ -2736,7 +2721,7 @@
         <w:t xml:space="preserve">🧠 Clinical Rationale: </w:t>
       </w:r>
       <w:r>
-        <w:t>LITHIUM is EXCRETED by the KIDNEYS, so baseline RENAL FUNCTION (creatinine, BUN, eGFR) is the most critical assessment before starting therapy — impaired renal function rapidly leads to lithium accumulation and TOXICITY. Lithium also affects the thyroid (hypothyroidism) and can cause diabetes insipidus, but renal status governs dosing safety.</w:t>
+        <w:t>MODERATE DEHYDRATION in a child is managed per WHO PLAN B: give 75 ML/KG of ORS (oral rehydration solution) OVER 4 HOURS. Plan A (prevention) is home fluids; Plan C (severe dehydration) is rapid IV Ringer's lactate 100 ml/kg. The other options are incorrect volumes/timings.</w:t>
       </w:r>
     </w:p>
     <w:p>
@@ -2750,7 +2735,7 @@
         <w:t xml:space="preserve">🔍 Key Clues: </w:t>
       </w:r>
       <w:r>
-        <w:t>Lithium → renal excretion → check renal function first.</w:t>
+        <w:t>Moderate dehydration = Plan B = 75 ml/kg ORS over 4 hours.</w:t>
       </w:r>
     </w:p>
     <w:p>
@@ -2764,7 +2749,7 @@
         <w:t xml:space="preserve">🚨 Priority Principle: </w:t>
       </w:r>
       <w:r>
-        <w:t>Patient safety and the ABC (airway, breathing, circulation) priorities come before diagnosis, documentation and non-urgent tasks.</w:t>
+        <w:t>Mother-and-baby safety first — prevent complications before they occur and act promptly when they do.</w:t>
       </w:r>
     </w:p>
     <w:p>
@@ -2778,7 +2763,7 @@
         <w:t xml:space="preserve">❌ Why Not Other Options: </w:t>
       </w:r>
       <w:r>
-        <w:t>a — Liver function matters for hepatically cleared drugs. | c — Cardiac is less critical (narrow cardiac effect). | d — Pulmonary function is irrelevant.</w:t>
+        <w:t>a — These are not WHO Plan volumes. | b — Not a WHO regimen. | d — 50 ml/kg over 24 h is not Plan B.</w:t>
       </w:r>
     </w:p>
     <w:p>
@@ -2793,7 +2778,7 @@
         <w:t xml:space="preserve">⚠️ Exam Trap: </w:t>
       </w:r>
       <w:r>
-        <w:t>Lithium therapeutic window 0.6-1.2 mEq/L; toxicity &gt; 1.5 — monitor levels and hydration.</w:t>
+        <w:t>WHO plans: A (prevent) → B (moderate: 75 ml/kg/4h) → C (severe: IV 100 ml/kg).</w:t>
       </w:r>
     </w:p>
     <w:p>
@@ -2807,7 +2792,7 @@
         <w:t xml:space="preserve">🩺 Clinical Thinking: </w:t>
       </w:r>
       <w:r>
-        <w:t>Identify (the problem) → Stabilize (ABC / patient safety) → Reassess (response) → Document (findings).</w:t>
+        <w:t>Recall (the key fact) → Connect (related high-yield facts) → Apply (exam context).</w:t>
       </w:r>
     </w:p>
     <w:p>
@@ -2822,7 +2807,7 @@
         <w:t xml:space="preserve">💎 PNC Pearl: </w:t>
       </w:r>
       <w:r>
-        <w:t>Lithium: kidneys first.</w:t>
+        <w:t>Moderate dehydration: 75 ml/kg ORS over 4 h.</w:t>
       </w:r>
     </w:p>
     <w:p>
@@ -2849,7 +2834,7 @@
         <w:t xml:space="preserve">Question: </w:t>
       </w:r>
       <w:r>
-        <w:t>Which medication listed below is NOT primarily indicated for its anti-suicidal properties? (MHN)</w:t>
+        <w:t>Which of the following is not a major criterion for Rheumatic fever? (Pediatrics)</w:t>
       </w:r>
     </w:p>
     <w:p>
@@ -2862,7 +2847,7 @@
           <w:i w:val="0"/>
           <w:sz w:val="21"/>
         </w:rPr>
-        <w:t>(a)  Ketamine</w:t>
+        <w:t>(a)  Carditis</w:t>
       </w:r>
     </w:p>
     <w:p>
@@ -2875,7 +2860,7 @@
           <w:i w:val="0"/>
           <w:sz w:val="21"/>
         </w:rPr>
-        <w:t>(b)  Lamotrigine</w:t>
+        <w:t>(b)  Chorea</w:t>
       </w:r>
     </w:p>
     <w:p>
@@ -2888,7 +2873,7 @@
           <w:i w:val="0"/>
           <w:sz w:val="21"/>
         </w:rPr>
-        <w:t>(c)  Lithium</w:t>
+        <w:t>(c)  Arthtralgia</w:t>
       </w:r>
     </w:p>
     <w:p>
@@ -2901,7 +2886,7 @@
           <w:i w:val="0"/>
           <w:sz w:val="21"/>
         </w:rPr>
-        <w:t>(d)  Clozapine</w:t>
+        <w:t>(d)  Polyarthritis</w:t>
       </w:r>
     </w:p>
     <w:p>
@@ -2914,7 +2899,7 @@
           <w:i w:val="0"/>
           <w:sz w:val="22"/>
         </w:rPr>
-        <w:t>Answer: b</w:t>
+        <w:t>Answer: c</w:t>
       </w:r>
     </w:p>
     <w:p>
@@ -2939,7 +2924,7 @@
           <w:b/>
           <w:color w:val="1E7B1E"/>
         </w:rPr>
-        <w:t>b</w:t>
+        <w:t>c</w:t>
       </w:r>
     </w:p>
     <w:p>
@@ -2953,7 +2938,7 @@
         <w:t xml:space="preserve">🧠 Clinical Rationale: </w:t>
       </w:r>
       <w:r>
-        <w:t>LITHIUM, KETAMINE and CLOZAPINE all have documented ANTI-SUICIDAL effects (lithium reduces suicide risk in mood disorders; ketamine rapidly reduces suicidal ideation; clozapine is the only antipsychotic with proven anti-suicidal efficacy in schizophrenia). LAMOTRIGINE is a mood stabiliser for bipolar depression WITHOUT a primary anti-suicidal indication.</w:t>
+        <w:t>The MAJOR (Jones) criteria for rheumatic fever are: CARDITIS, POLYARTHRITIS, CHOREA, ERYTHEMA MARGINATUM and SUBCUTANEOUS NODULES. ARTHRALGIA (joint pain WITHOUT arthritis) is a MINOR criterion, not a major one. Mnemonic: JONES — Joints (polyarthritis), Carditis, Nodules, Erythema marginatum, Sydenham's chorea.</w:t>
       </w:r>
     </w:p>
     <w:p>
@@ -2967,7 +2952,7 @@
         <w:t xml:space="preserve">🔍 Key Clues: </w:t>
       </w:r>
       <w:r>
-        <w:t>'NOT anti-suicidal' → lamotrigine (mood stabiliser only).</w:t>
+        <w:t>Major Jones criteria: carditis, polyarthritis, chorea, erythema marginatum, nodules.</w:t>
       </w:r>
     </w:p>
     <w:p>
@@ -2981,7 +2966,7 @@
         <w:t xml:space="preserve">🚨 Priority Principle: </w:t>
       </w:r>
       <w:r>
-        <w:t>Medication safety — the right drug, right dose, right route, right time and right patient — governs every administration decision.</w:t>
+        <w:t>Recall the core fact precisely, then apply it to the clinical context.</w:t>
       </w:r>
     </w:p>
     <w:p>
@@ -2995,7 +2980,7 @@
         <w:t xml:space="preserve">❌ Why Not Other Options: </w:t>
       </w:r>
       <w:r>
-        <w:t>a — Ketamine has rapid anti-suicidal action. | c — Lithium reduces suicide risk. | d — Clozapine has anti-suicidal properties.</w:t>
+        <w:t>a — Carditis IS a major criterion. | b — Chorea IS a major criterion. | d — Polyarthritis IS a major criterion.</w:t>
       </w:r>
     </w:p>
     <w:p>
@@ -3010,7 +2995,7 @@
         <w:t xml:space="preserve">⚠️ Exam Trap: </w:t>
       </w:r>
       <w:r>
-        <w:t>Memorise the anti-suicide trio: lithium, ketamine, clozapine.</w:t>
+        <w:t>Arthritis = major; arthralgia = minor — the '-itis' vs '-algia' distinction decides it.</w:t>
       </w:r>
     </w:p>
     <w:p>
@@ -3039,7 +3024,7 @@
         <w:t xml:space="preserve">💎 PNC Pearl: </w:t>
       </w:r>
       <w:r>
-        <w:t>Anti-suicidal: lithium, ketamine, clozapine — not lamotrigine.</w:t>
+        <w:t>Jones majors: carditis, polyarthritis, chorea, EM, nodules.</w:t>
       </w:r>
     </w:p>
     <w:p>
@@ -3066,7 +3051,7 @@
         <w:t xml:space="preserve">Question: </w:t>
       </w:r>
       <w:r>
-        <w:t>A known alcoholic patient presents with tremors and diaphoresis after 24 hours of not drinking alcohol. Which of the following is most suggestive? (MHN)</w:t>
+        <w:t>A toddler consistently refuses when asked by their mother to put toys away after playing, often saying "No!" This behavior primarily exemplifies: (Pediatrics)</w:t>
       </w:r>
     </w:p>
     <w:p>
@@ -3079,7 +3064,7 @@
           <w:i w:val="0"/>
           <w:sz w:val="21"/>
         </w:rPr>
-        <w:t>(a)  Alcohol intoxication</w:t>
+        <w:t>(a)  Temper tantrum</w:t>
       </w:r>
     </w:p>
     <w:p>
@@ -3092,7 +3077,7 @@
           <w:i w:val="0"/>
           <w:sz w:val="21"/>
         </w:rPr>
-        <w:t>(b)  Alcohol withdrawal</w:t>
+        <w:t>(b)  Negativism</w:t>
       </w:r>
     </w:p>
     <w:p>
@@ -3105,7 +3090,7 @@
           <w:i w:val="0"/>
           <w:sz w:val="21"/>
         </w:rPr>
-        <w:t>(c)  Wernicke's encephalopathy</w:t>
+        <w:t>(c)  Separation anxiety</w:t>
       </w:r>
     </w:p>
     <w:p>
@@ -3118,7 +3103,7 @@
           <w:i w:val="0"/>
           <w:sz w:val="21"/>
         </w:rPr>
-        <w:t>(d)  Delirium tremens</w:t>
+        <w:t>(d)  Ritualism</w:t>
       </w:r>
     </w:p>
     <w:p>
@@ -3170,7 +3155,7 @@
         <w:t xml:space="preserve">🧠 Clinical Rationale: </w:t>
       </w:r>
       <w:r>
-        <w:t>TREMORS + DIAPHORESIS (sweating) appearing about 24 HOURS after the last drink = ALCOHOL WITHDRAWAL SYNDROME — the early autonomic hyperarousal phase. Without hallucinations or confusion it is not yet delirium tremens; intoxication would follow drinking, not abstinence.</w:t>
+        <w:t>NEGATIVISM is the toddler's characteristic response of REFUSING and saying 'NO' to requests — part of the autonomy vs shame-and-doubt stage (Erikson). It is a normal developmental assertion of independence, not defiance. Temper tantrums are outbursts of frustration; separation anxiety is distress at separation; ritualism is the need for routine.</w:t>
       </w:r>
     </w:p>
     <w:p>
@@ -3184,7 +3169,7 @@
         <w:t xml:space="preserve">🔍 Key Clues: </w:t>
       </w:r>
       <w:r>
-        <w:t>24 h after stopping alcohol + tremors + sweating = withdrawal.</w:t>
+        <w:t>Toddler's automatic 'No!' to requests = negativism (normal autonomy).</w:t>
       </w:r>
     </w:p>
     <w:p>
@@ -3198,7 +3183,7 @@
         <w:t xml:space="preserve">🚨 Priority Principle: </w:t>
       </w:r>
       <w:r>
-        <w:t>Recall the core fact precisely, then apply it to the clinical context.</w:t>
+        <w:t>Mother-and-baby safety first — prevent complications before they occur and act promptly when they do.</w:t>
       </w:r>
     </w:p>
     <w:p>
@@ -3212,7 +3197,7 @@
         <w:t xml:space="preserve">❌ Why Not Other Options: </w:t>
       </w:r>
       <w:r>
-        <w:t>a — Intoxication = recent heavy drinking. | c — Wernicke's = confusion/ataxia/ophthalmoplegia. | d — DTs = + hallucinations/confusion (later).</w:t>
+        <w:t>a — Temper tantrum = angry outburst/aggression. | c — Separation anxiety = distress when mother leaves. | d — Ritualism = rigid need for sameness.</w:t>
       </w:r>
     </w:p>
     <w:p>
@@ -3227,7 +3212,7 @@
         <w:t xml:space="preserve">⚠️ Exam Trap: </w:t>
       </w:r>
       <w:r>
-        <w:t>Timeline: withdrawal peaks at 24-72 h; DTs at 48-96 h — monitor for escalation.</w:t>
+        <w:t>Handle negativism: give simple choices, avoid power struggles, ignore unimportant refusals.</w:t>
       </w:r>
     </w:p>
     <w:p>
@@ -3256,7 +3241,7 @@
         <w:t xml:space="preserve">💎 PNC Pearl: </w:t>
       </w:r>
       <w:r>
-        <w:t>Tremors + sweating at 24 h off alcohol = withdrawal.</w:t>
+        <w:t>Toddler 'No!' = negativism (autonomy).</w:t>
       </w:r>
     </w:p>
     <w:p>
@@ -3283,7 +3268,7 @@
         <w:t xml:space="preserve">Question: </w:t>
       </w:r>
       <w:r>
-        <w:t>A client is prescribed clozapine therapy. The nurse instructs the client to return for weekly monitoring of which laboratory value due to a potentially life-threatening adverse reaction? (MHN)</w:t>
+        <w:t>Which nursing intervention is contraindicated in a child diagnosed with Wilms' tumor? (Pediatrics)</w:t>
       </w:r>
     </w:p>
     <w:p>
@@ -3296,7 +3281,7 @@
           <w:i w:val="0"/>
           <w:sz w:val="21"/>
         </w:rPr>
-        <w:t>(a)  Liver enzymes</w:t>
+        <w:t>(a)  Monitoring blood pressure</w:t>
       </w:r>
     </w:p>
     <w:p>
@@ -3309,7 +3294,7 @@
           <w:i w:val="0"/>
           <w:sz w:val="21"/>
         </w:rPr>
-        <w:t>(b)  Serum electrolytes</w:t>
+        <w:t>(b)  Administering chemotherapy</w:t>
       </w:r>
     </w:p>
     <w:p>
@@ -3322,7 +3307,7 @@
           <w:i w:val="0"/>
           <w:sz w:val="21"/>
         </w:rPr>
-        <w:t>(c)  White blood cell count</w:t>
+        <w:t>(c)  Palpating the abdomen</w:t>
       </w:r>
     </w:p>
     <w:p>
@@ -3335,7 +3320,7 @@
           <w:i w:val="0"/>
           <w:sz w:val="21"/>
         </w:rPr>
-        <w:t>(d)  Blood glucose level</w:t>
+        <w:t>(d)  Measuring abdominal girth</w:t>
       </w:r>
     </w:p>
     <w:p>
@@ -3387,7 +3372,7 @@
         <w:t xml:space="preserve">🧠 Clinical Rationale: </w:t>
       </w:r>
       <w:r>
-        <w:t>CLOZAPINE carries a life-threatening risk of AGRANULOCYTOSIS (neutropenia), so the WHITE BLOOD CELL COUNT / absolute neutrophil count must be monitored WEEKLY (more frequently early in therapy). This is mandatory — dispensing is tied to blood monitoring registries. Liver enzymes, electrolytes and glucose are not the clozapine-specific fatal risk.</w:t>
+        <w:t>ABDOMINAL PALPATION is CONTRAINDICATED in WILMS' TUMOR (nephroblastoma) — handling the mass can rupture the tumor capsule and SPREAD malignant cells (upstaging the disease). Nurses must avoid palpating the abdomen, use a 'do not palpate' sign, and handle the child gently. Blood pressure monitoring (hypertension is common), chemotherapy and girth measurement are appropriate.</w:t>
       </w:r>
     </w:p>
     <w:p>
@@ -3401,7 +3386,7 @@
         <w:t xml:space="preserve">🔍 Key Clues: </w:t>
       </w:r>
       <w:r>
-        <w:t>Clozapine → agranulocytosis → weekly WBC/ANC monitoring.</w:t>
+        <w:t>Wilms' tumor → NEVER palpate the abdomen (rupture risk).</w:t>
       </w:r>
     </w:p>
     <w:p>
@@ -3415,7 +3400,7 @@
         <w:t xml:space="preserve">🚨 Priority Principle: </w:t>
       </w:r>
       <w:r>
-        <w:t>Patient safety and the ABC (airway, breathing, circulation) priorities come before diagnosis, documentation and non-urgent tasks.</w:t>
+        <w:t>Medication safety — the right drug, right dose, right route, right time and right patient — governs every administration decision.</w:t>
       </w:r>
     </w:p>
     <w:p>
@@ -3429,7 +3414,7 @@
         <w:t xml:space="preserve">❌ Why Not Other Options: </w:t>
       </w:r>
       <w:r>
-        <w:t>a — Liver enzymes are not the clozapine mandate. | b — Electrolytes are unrelated to clozapine. | d — Glucose matters (metabolic effects) but WBC is the life-threatening check.</w:t>
+        <w:t>a — BP monitoring is appropriate (tumor secretes renin → hypertension). | b — Chemotherapy is part of treatment. | d — Abdominal girth is measured with a tape, not hands.</w:t>
       </w:r>
     </w:p>
     <w:p>
@@ -3444,7 +3429,7 @@
         <w:t xml:space="preserve">⚠️ Exam Trap: </w:t>
       </w:r>
       <w:r>
-        <w:t>Clozapine also causes myocarditis, seizures and metabolic syndrome — but agranulocytosis drives the monitoring schedule.</w:t>
+        <w:t>A child with a suspected abdominal mass: pad the bed, avoid rough handling, and place a 'no abdominal palpation' sign.</w:t>
       </w:r>
     </w:p>
     <w:p>
@@ -3458,7 +3443,7 @@
         <w:t xml:space="preserve">🩺 Clinical Thinking: </w:t>
       </w:r>
       <w:r>
-        <w:t>Identify (the problem) → Stabilize (ABC / patient safety) → Reassess (response) → Document (findings).</w:t>
+        <w:t>Recall (the key fact) → Connect (related high-yield facts) → Apply (exam context).</w:t>
       </w:r>
     </w:p>
     <w:p>
@@ -3473,7 +3458,7 @@
         <w:t xml:space="preserve">💎 PNC Pearl: </w:t>
       </w:r>
       <w:r>
-        <w:t>Clozapine: weekly WBC for agranulocytosis.</w:t>
+        <w:t>Wilms' tumor: hands off the abdomen.</w:t>
       </w:r>
     </w:p>
     <w:p>
@@ -3500,7 +3485,7 @@
         <w:t xml:space="preserve">Question: </w:t>
       </w:r>
       <w:r>
-        <w:t>Which therapeutic approach is considered a first-line treatment for obsessive-compulsive disorder (OCD), often involving gradual exposure to feared stimuli? (MHN)</w:t>
+        <w:t>According to the rule of 5 in burn assessment for infants, what % of TBSA is assigned to head and neck? (Pediatrics)</w:t>
       </w:r>
     </w:p>
     <w:p>
@@ -3513,7 +3498,7 @@
           <w:i w:val="0"/>
           <w:sz w:val="21"/>
         </w:rPr>
-        <w:t>(a)  Psychoanalysis</w:t>
+        <w:t>(a)  10%</w:t>
       </w:r>
     </w:p>
     <w:p>
@@ -3526,7 +3511,7 @@
           <w:i w:val="0"/>
           <w:sz w:val="21"/>
         </w:rPr>
-        <w:t>(b)  Exposure and Response Prevention (ERP) therapy</w:t>
+        <w:t>(b)  15%</w:t>
       </w:r>
     </w:p>
     <w:p>
@@ -3539,7 +3524,7 @@
           <w:i w:val="0"/>
           <w:sz w:val="21"/>
         </w:rPr>
-        <w:t>(c)  Aversion therapy</w:t>
+        <w:t>(c)  20%</w:t>
       </w:r>
     </w:p>
     <w:p>
@@ -3552,7 +3537,7 @@
           <w:i w:val="0"/>
           <w:sz w:val="21"/>
         </w:rPr>
-        <w:t>(d)  Supportive psychotherapy</w:t>
+        <w:t>(d)  25%</w:t>
       </w:r>
     </w:p>
     <w:p>
@@ -3565,7 +3550,7 @@
           <w:i w:val="0"/>
           <w:sz w:val="22"/>
         </w:rPr>
-        <w:t>Answer: b</w:t>
+        <w:t>Answer: c</w:t>
       </w:r>
     </w:p>
     <w:p>
@@ -3590,7 +3575,7 @@
           <w:b/>
           <w:color w:val="1E7B1E"/>
         </w:rPr>
-        <w:t>b</w:t>
+        <w:t>c</w:t>
       </w:r>
     </w:p>
     <w:p>
@@ -3604,7 +3589,7 @@
         <w:t xml:space="preserve">🧠 Clinical Rationale: </w:t>
       </w:r>
       <w:r>
-        <w:t>EXPOSURE AND RESPONSE PREVENTION (ERP) is the FIRST-LINE psychotherapy for OCD — the patient is gradually exposed to feared stimuli and PREVENTED from performing the compulsion, breaking the obsession-anxiety-compulsion cycle. CBT with ERP plus SSRIs is the standard treatment; psychoanalysis and supportive therapy are not first-line.</w:t>
+        <w:t>In INFANTS, the head and neck receive 20% of TBSA under the 'RULE OF 5' (the head is relatively LARGER in infants than in adults, where it is 9%). The rule of 5 assigns infants: head/neck 20%, each lower limb 15%, etc. — the larger head compensates for the smaller limbs.</w:t>
       </w:r>
     </w:p>
     <w:p>
@@ -3618,7 +3603,7 @@
         <w:t xml:space="preserve">🔍 Key Clues: </w:t>
       </w:r>
       <w:r>
-        <w:t>OCD first-line = ERP (exposure + preventing the ritual).</w:t>
+        <w:t>Infant rule of 5: head &amp; neck = 20% (adults = 9%).</w:t>
       </w:r>
     </w:p>
     <w:p>
@@ -3646,7 +3631,7 @@
         <w:t xml:space="preserve">❌ Why Not Other Options: </w:t>
       </w:r>
       <w:r>
-        <w:t>a — Psychoanalysis is not evidence-based first-line. | c — Aversion therapy is outdated/harmful. | d — Supportive therapy alone does not treat OCD.</w:t>
+        <w:t>a — 10% is not the infant head value. | b — 15% is closer to the lower-limb value. | d — 25% is too high for infants.</w:t>
       </w:r>
     </w:p>
     <w:p>
@@ -3661,7 +3646,7 @@
         <w:t xml:space="preserve">⚠️ Exam Trap: </w:t>
       </w:r>
       <w:r>
-        <w:t>OCD = ERP; BPD = DBT; PTSD = trauma-focused CBT — match the therapy.</w:t>
+        <w:t>Adult rule of 9s: head 9%; infant: head 18-20% — children's proportions differ.</w:t>
       </w:r>
     </w:p>
     <w:p>
@@ -3675,7 +3660,7 @@
         <w:t xml:space="preserve">🩺 Clinical Thinking: </w:t>
       </w:r>
       <w:r>
-        <w:t>Identify (the problem) → Stabilize (ABC / patient safety) → Reassess (response) → Document (findings).</w:t>
+        <w:t>Recall (the key fact) → Connect (related high-yield facts) → Apply (exam context).</w:t>
       </w:r>
     </w:p>
     <w:p>
@@ -3690,7 +3675,7 @@
         <w:t xml:space="preserve">💎 PNC Pearl: </w:t>
       </w:r>
       <w:r>
-        <w:t>OCD: ERP + SSRIs.</w:t>
+        <w:t>Infant head = 20% TBSA.</w:t>
       </w:r>
     </w:p>
     <w:p>
@@ -3717,7 +3702,7 @@
         <w:t xml:space="preserve">Question: </w:t>
       </w:r>
       <w:r>
-        <w:t>Which type of depression is often characterized by severe anhedonia (loss of pleasure), early morning awakening, psychomotor retardation or agitation, significant weight loss and excessive guilt, often with a distinct quality different from normal sadness? (MHN)</w:t>
+        <w:t>What dietary modification is often recommended for infants diagnosed with Gastroesophageal Reflux (GER) or GERD? (Pediatrics)</w:t>
       </w:r>
     </w:p>
     <w:p>
@@ -3730,7 +3715,7 @@
           <w:i w:val="0"/>
           <w:sz w:val="21"/>
         </w:rPr>
-        <w:t>(a)  Atypical Depression</w:t>
+        <w:t>(a)  Diluting the formula with extra water</w:t>
       </w:r>
     </w:p>
     <w:p>
@@ -3743,7 +3728,7 @@
           <w:i w:val="0"/>
           <w:sz w:val="21"/>
         </w:rPr>
-        <w:t>(b)  Melancholic Depression</w:t>
+        <w:t>(b)  Providing smaller, more frequent feedings, possibly thickened</w:t>
       </w:r>
     </w:p>
     <w:p>
@@ -3756,7 +3741,7 @@
           <w:i w:val="0"/>
           <w:sz w:val="21"/>
         </w:rPr>
-        <w:t>(c)  Dysthymia (Persistent Depressive Disorder)</w:t>
+        <w:t>(c)  Positioning the infant flat after feeding</w:t>
       </w:r>
     </w:p>
     <w:p>
@@ -3769,7 +3754,7 @@
           <w:i w:val="0"/>
           <w:sz w:val="21"/>
         </w:rPr>
-        <w:t>(d)  Seasonal Affective Disorder</w:t>
+        <w:t>(d)  Using a nipple with a faster flow rate</w:t>
       </w:r>
     </w:p>
     <w:p>
@@ -3821,7 +3806,7 @@
         <w:t xml:space="preserve">🧠 Clinical Rationale: </w:t>
       </w:r>
       <w:r>
-        <w:t>MELANCHOLIC DEPRESSION is a severe MDD subtype with PROMINENT ANHEDONIA, EARLY MORNING AWAKENING, psychomotor retardation (or agitation), significant weight loss, and EXCESSIVE GUILT — with a depressed mood distinct from ordinary sadness, worse in the morning. Atypical depression has mood reactivity, hypersomnia and weight GAIN; dysthymia is chronic low-grade; SAD is seasonal.</w:t>
+        <w:t>For infant GER/GERD: give SMALLER, MORE FREQUENT feedings and THICKEN the formula with rice cereal (1-3 tablespoons per ounce) to reduce regurgitation. Keep the infant UPRIGHT for 20-30 minutes after feeds (never flat), and use a slow-flow nipple. Diluting formula and flat positioning worsen reflux.</w:t>
       </w:r>
     </w:p>
     <w:p>
@@ -3835,7 +3820,7 @@
         <w:t xml:space="preserve">🔍 Key Clues: </w:t>
       </w:r>
       <w:r>
-        <w:t>Anhedonia + early-morning awakening + weight loss + guilt = melancholic.</w:t>
+        <w:t>GERD infant: smaller frequent feeds + thickened formula + upright after feeds.</w:t>
       </w:r>
     </w:p>
     <w:p>
@@ -3849,7 +3834,7 @@
         <w:t xml:space="preserve">🚨 Priority Principle: </w:t>
       </w:r>
       <w:r>
-        <w:t>Patient safety and dignity guide care — reduce risk, avoid confrontation and involve the patient.</w:t>
+        <w:t>Mother-and-baby safety first — prevent complications before they occur and act promptly when they do.</w:t>
       </w:r>
     </w:p>
     <w:p>
@@ -3863,7 +3848,7 @@
         <w:t xml:space="preserve">❌ Why Not Other Options: </w:t>
       </w:r>
       <w:r>
-        <w:t>a — Atypical = reactive mood, hypersomnia, weight gain. | c — Dysthymia = chronic mild depression ≥ 2 years. | d — SAD = depressive episodes in winter.</w:t>
+        <w:t>a — Diluting formula increases reflux. | c — Flat positioning worsens reflux. | d — Faster flow increases air swallowing and reflux.</w:t>
       </w:r>
     </w:p>
     <w:p>
@@ -3878,7 +3863,7 @@
         <w:t xml:space="preserve">⚠️ Exam Trap: </w:t>
       </w:r>
       <w:r>
-        <w:t>Melancholic features predict better response to ECT/physical treatments and TCAs.</w:t>
+        <w:t>Position for sleep: supine (SIDS safety) but keep the infant upright after feeding; thickened feeds reduce visible reflux.</w:t>
       </w:r>
     </w:p>
     <w:p>
@@ -3907,7 +3892,7 @@
         <w:t xml:space="preserve">💎 PNC Pearl: </w:t>
       </w:r>
       <w:r>
-        <w:t>Melancholic: anhedonia + early AM awakening + guilt.</w:t>
+        <w:t>Infant GERD: small frequent thickened feeds.</w:t>
       </w:r>
     </w:p>
     <w:p>
@@ -3934,7 +3919,7 @@
         <w:t xml:space="preserve">Question: </w:t>
       </w:r>
       <w:r>
-        <w:t>Which category of side effects is most commonly associated with first-generation (typical) antipsychotic medications? (MHN)</w:t>
+        <w:t>A nurse is caring for an infant described as an "extreme crybaby." What is a primary nursing intention or approach? (Pediatrics)</w:t>
       </w:r>
     </w:p>
     <w:p>
@@ -3947,7 +3932,7 @@
           <w:i w:val="0"/>
           <w:sz w:val="21"/>
         </w:rPr>
-        <w:t>(a)  Metabolic side effects (weight gain, hyperglycemia)</w:t>
+        <w:t>(a)  Administering sedation frequently</w:t>
       </w:r>
     </w:p>
     <w:p>
@@ -3960,7 +3945,7 @@
           <w:i w:val="0"/>
           <w:sz w:val="21"/>
         </w:rPr>
-        <w:t>(b)  Extrapyramidal Symptoms (EPS) (e.g., dystonia, parkinsonism, akathisia, tardive dyskinesia)</w:t>
+        <w:t>(b)  Identifying and addressing the underlying cause of crying (e.g., hunger, pain, discomfort, overstimulation)</w:t>
       </w:r>
     </w:p>
     <w:p>
@@ -3973,7 +3958,7 @@
           <w:i w:val="0"/>
           <w:sz w:val="21"/>
         </w:rPr>
-        <w:t>(c)  Anticholinergic side effects (dry mouth, constipation)</w:t>
+        <w:t>(c)  Encouraging parents to leave the infant alone to "cry it out"</w:t>
       </w:r>
     </w:p>
     <w:p>
@@ -3986,7 +3971,7 @@
           <w:i w:val="0"/>
           <w:sz w:val="21"/>
         </w:rPr>
-        <w:t>(d)  Cardiovascular side effects (orthostatic hypotension)</w:t>
+        <w:t>(d)  Restricting parental visits to minimize stimulation</w:t>
       </w:r>
     </w:p>
     <w:p>
@@ -4038,7 +4023,7 @@
         <w:t xml:space="preserve">🧠 Clinical Rationale: </w:t>
       </w:r>
       <w:r>
-        <w:t>FIRST-GENERATION (TYPICAL) antipsychotics (haloperidol, chlorpromazine) are associated mainly with EXTRAPYRAMIDAL SYMPTOMS — dystonia, drug-induced parkinsonism, AKATHISIA and TARDIVE DYSKINESIA — due to strong D2 dopamine blockade. METABOLIC side effects (weight gain, hyperglycemia) are the hallmark of SECOND-generation (atypical) drugs like olanzapine/clozapine.</w:t>
+        <w:t>The PRIMARY approach to an excessively crying infant is to IDENTIFY AND ADDRESS THE UNDERLYING CAUSE — hunger, pain, wet diaper, illness, fatigue or overstimulation — through systematic assessment (feeding, temperature, nappy, comfort, and red-flag signs). Sedation is never routine; 'cry it out' and restricting parents are inappropriate for an infant.</w:t>
       </w:r>
     </w:p>
     <w:p>
@@ -4052,7 +4037,7 @@
         <w:t xml:space="preserve">🔍 Key Clues: </w:t>
       </w:r>
       <w:r>
-        <w:t>Typical antipsychotics = EPS; atypical = metabolic.</w:t>
+        <w:t>Excessive crying = symptom → assess and address the cause first.</w:t>
       </w:r>
     </w:p>
     <w:p>
@@ -4066,7 +4051,7 @@
         <w:t xml:space="preserve">🚨 Priority Principle: </w:t>
       </w:r>
       <w:r>
-        <w:t>Patient safety and the ABC (airway, breathing, circulation) priorities come before diagnosis, documentation and non-urgent tasks.</w:t>
+        <w:t>Mother-and-baby safety first — prevent complications before they occur and act promptly when they do.</w:t>
       </w:r>
     </w:p>
     <w:p>
@@ -4080,7 +4065,7 @@
         <w:t xml:space="preserve">❌ Why Not Other Options: </w:t>
       </w:r>
       <w:r>
-        <w:t>a — Metabolic effects typify atypical antipsychotics. | c — Anticholinergic effects occur but are not the defining class risk. | d — Orthostatic hypotension occurs in both, not the defining feature.</w:t>
+        <w:t>a — Sedation without cause is unsafe. | c — Leaving an infant to cry ignores the cause. | d — Restricting parents increases distress.</w:t>
       </w:r>
     </w:p>
     <w:p>
@@ -4095,7 +4080,7 @@
         <w:t xml:space="preserve">⚠️ Exam Trap: </w:t>
       </w:r>
       <w:r>
-        <w:t>Acute dystonia (eyes rolling back, torticollis) after typical antipsychotic = treat with anticholinergic (benztropine/diphenhydramine).</w:t>
+        <w:t>Colic: reassure parents, offer comfort measures (swaddling, rocking, white noise) after ruling out organic causes.</w:t>
       </w:r>
     </w:p>
     <w:p>
@@ -4109,7 +4094,7 @@
         <w:t xml:space="preserve">🩺 Clinical Thinking: </w:t>
       </w:r>
       <w:r>
-        <w:t>Identify (the problem) → Stabilize (ABC / patient safety) → Reassess (response) → Document (findings).</w:t>
+        <w:t>Recall (the key fact) → Connect (related high-yield facts) → Apply (exam context).</w:t>
       </w:r>
     </w:p>
     <w:p>
@@ -4124,7 +4109,7 @@
         <w:t xml:space="preserve">💎 PNC Pearl: </w:t>
       </w:r>
       <w:r>
-        <w:t>Typicals → EPS; atypicals → metabolic.</w:t>
+        <w:t>Crying infant: find the cause, don't just quiet it.</w:t>
       </w:r>
     </w:p>
     <w:p>
@@ -4151,7 +4136,7 @@
         <w:t xml:space="preserve">Question: </w:t>
       </w:r>
       <w:r>
-        <w:t>The IQ range of 50-69 falls under which type of mental retardation as per DSM-V classification? (MHN)</w:t>
+        <w:t>Wide pulse pressure is a characteristic hemodynamic finding in which congenital heart defect? (Pediatrics)</w:t>
       </w:r>
     </w:p>
     <w:p>
@@ -4164,7 +4149,7 @@
           <w:i w:val="0"/>
           <w:sz w:val="21"/>
         </w:rPr>
-        <w:t>(a)  Mild</w:t>
+        <w:t>(a)  Atrial Septal Defect (ASD)</w:t>
       </w:r>
     </w:p>
     <w:p>
@@ -4177,7 +4162,7 @@
           <w:i w:val="0"/>
           <w:sz w:val="21"/>
         </w:rPr>
-        <w:t>(b)  Moderate</w:t>
+        <w:t>(b)  Ventricular Septal Defect (VSD)</w:t>
       </w:r>
     </w:p>
     <w:p>
@@ -4190,7 +4175,7 @@
           <w:i w:val="0"/>
           <w:sz w:val="21"/>
         </w:rPr>
-        <w:t>(c)  Severe</w:t>
+        <w:t>(c)  Patent Ductus Arteriosus (PDA)</w:t>
       </w:r>
     </w:p>
     <w:p>
@@ -4203,7 +4188,7 @@
           <w:i w:val="0"/>
           <w:sz w:val="21"/>
         </w:rPr>
-        <w:t>(d)  Profound</w:t>
+        <w:t>(d)  Tetralogy of Fallot (TOF)</w:t>
       </w:r>
     </w:p>
     <w:p>
@@ -4216,6 +4201,223 @@
           <w:i w:val="0"/>
           <w:sz w:val="22"/>
         </w:rPr>
+        <w:t>Answer: c</w:t>
+      </w:r>
+    </w:p>
+    <w:p>
+      <w:pPr>
+        <w:spacing w:after="20"/>
+      </w:pPr>
+      <w:r>
+        <w:rPr>
+          <w:b/>
+        </w:rPr>
+        <w:t xml:space="preserve">Solution: </w:t>
+      </w:r>
+      <w:r>
+        <w:rPr>
+          <w:b/>
+          <w:color w:val="1E7B1E"/>
+        </w:rPr>
+        <w:t xml:space="preserve">✅ Correct Answer: </w:t>
+      </w:r>
+      <w:r>
+        <w:rPr>
+          <w:b/>
+          <w:color w:val="1E7B1E"/>
+        </w:rPr>
+        <w:t>c</w:t>
+      </w:r>
+    </w:p>
+    <w:p>
+      <w:pPr>
+        <w:spacing w:after="20" w:before="0"/>
+      </w:pPr>
+      <w:r>
+        <w:rPr>
+          <w:b/>
+        </w:rPr>
+        <w:t xml:space="preserve">🧠 Clinical Rationale: </w:t>
+      </w:r>
+      <w:r>
+        <w:t>PATENT DUCTUS ARTERIOSUS (PDA) causes a WIDE PULSE PRESSURE with BOUNDING pulses because blood continuously shunts from the aorta (high pressure) into the pulmonary artery during diastole, running off the diastolic pressure. Its murmur is a continuous 'machinery' murmur. ASD/VSD give systolic murmurs; TOF has cyanosis and squatting.</w:t>
+      </w:r>
+    </w:p>
+    <w:p>
+      <w:pPr>
+        <w:spacing w:after="20" w:before="0"/>
+      </w:pPr>
+      <w:r>
+        <w:rPr>
+          <w:b/>
+        </w:rPr>
+        <w:t xml:space="preserve">🔍 Key Clues: </w:t>
+      </w:r>
+      <w:r>
+        <w:t>Wide pulse pressure + bounding pulses + continuous murmur = PDA.</w:t>
+      </w:r>
+    </w:p>
+    <w:p>
+      <w:pPr>
+        <w:spacing w:after="20" w:before="0"/>
+      </w:pPr>
+      <w:r>
+        <w:rPr>
+          <w:b/>
+        </w:rPr>
+        <w:t xml:space="preserve">🚨 Priority Principle: </w:t>
+      </w:r>
+      <w:r>
+        <w:t>Recall the core fact precisely, then apply it to the clinical context.</w:t>
+      </w:r>
+    </w:p>
+    <w:p>
+      <w:pPr>
+        <w:spacing w:after="20" w:before="0"/>
+      </w:pPr>
+      <w:r>
+        <w:rPr>
+          <w:b/>
+        </w:rPr>
+        <w:t xml:space="preserve">❌ Why Not Other Options: </w:t>
+      </w:r>
+      <w:r>
+        <w:t>a — ASD = fixed split S2, pulmonary flow murmur. | b — VSD = harsh pansystolic murmur. | d — TOF = cyanosis, right-to-left shunt.</w:t>
+      </w:r>
+    </w:p>
+    <w:p>
+      <w:pPr>
+        <w:spacing w:after="20" w:before="0"/>
+      </w:pPr>
+      <w:r>
+        <w:rPr>
+          <w:b/>
+          <w:color w:val="B45F06"/>
+        </w:rPr>
+        <w:t xml:space="preserve">⚠️ Exam Trap: </w:t>
+      </w:r>
+      <w:r>
+        <w:t>PDA: indomethacin/ibuprofen closes it in preterm infants; prostaglandin keeps it OPEN in duct-dependent lesions.</w:t>
+      </w:r>
+    </w:p>
+    <w:p>
+      <w:pPr>
+        <w:spacing w:after="20" w:before="0"/>
+      </w:pPr>
+      <w:r>
+        <w:rPr>
+          <w:b/>
+        </w:rPr>
+        <w:t xml:space="preserve">🩺 Clinical Thinking: </w:t>
+      </w:r>
+      <w:r>
+        <w:t>Recall (the key fact) → Connect (related high-yield facts) → Apply (exam context).</w:t>
+      </w:r>
+    </w:p>
+    <w:p>
+      <w:pPr>
+        <w:spacing w:after="20" w:before="0"/>
+      </w:pPr>
+      <w:r>
+        <w:rPr>
+          <w:b/>
+          <w:color w:val="1F3A5F"/>
+        </w:rPr>
+        <w:t xml:space="preserve">💎 PNC Pearl: </w:t>
+      </w:r>
+      <w:r>
+        <w:t>Wide pulse pressure + machinery murmur = PDA.</w:t>
+      </w:r>
+    </w:p>
+    <w:p>
+      <w:pPr>
+        <w:spacing w:after="0" w:before="0"/>
+      </w:pPr>
+      <w:r>
+        <w:rPr>
+          <w:b/>
+          <w:i w:val="0"/>
+          <w:sz w:val="21"/>
+        </w:rPr>
+        <w:t>Positive Marks: 1    Negative Marks: 0.25</w:t>
+      </w:r>
+    </w:p>
+    <w:p>
+      <w:pPr>
+        <w:spacing w:before="280" w:after="40"/>
+      </w:pPr>
+      <w:r>
+        <w:rPr>
+          <w:b/>
+        </w:rPr>
+        <w:t xml:space="preserve">Question: </w:t>
+      </w:r>
+      <w:r>
+        <w:t>Which of the following is the most common complication of Epispadias surgery? (Pediatrics)</w:t>
+      </w:r>
+    </w:p>
+    <w:p>
+      <w:pPr>
+        <w:spacing w:after="20" w:before="0"/>
+      </w:pPr>
+      <w:r>
+        <w:rPr>
+          <w:b w:val="0"/>
+          <w:i w:val="0"/>
+          <w:sz w:val="21"/>
+        </w:rPr>
+        <w:t>(a)  Urinary incontinence</w:t>
+      </w:r>
+    </w:p>
+    <w:p>
+      <w:pPr>
+        <w:spacing w:after="20" w:before="0"/>
+      </w:pPr>
+      <w:r>
+        <w:rPr>
+          <w:b w:val="0"/>
+          <w:i w:val="0"/>
+          <w:sz w:val="21"/>
+        </w:rPr>
+        <w:t>(b)  Ischemia</w:t>
+      </w:r>
+    </w:p>
+    <w:p>
+      <w:pPr>
+        <w:spacing w:after="20" w:before="0"/>
+      </w:pPr>
+      <w:r>
+        <w:rPr>
+          <w:b w:val="0"/>
+          <w:i w:val="0"/>
+          <w:sz w:val="21"/>
+        </w:rPr>
+        <w:t>(c)  Persistent chordae</w:t>
+      </w:r>
+    </w:p>
+    <w:p>
+      <w:pPr>
+        <w:spacing w:after="20" w:before="0"/>
+      </w:pPr>
+      <w:r>
+        <w:rPr>
+          <w:b w:val="0"/>
+          <w:i w:val="0"/>
+          <w:sz w:val="21"/>
+        </w:rPr>
+        <w:t>(d)  Urethral stricture</w:t>
+      </w:r>
+    </w:p>
+    <w:p>
+      <w:pPr>
+        <w:spacing w:after="80" w:before="0"/>
+      </w:pPr>
+      <w:r>
+        <w:rPr>
+          <w:b/>
+          <w:i w:val="0"/>
+          <w:sz w:val="22"/>
+        </w:rPr>
         <w:t>Answer: a</w:t>
       </w:r>
     </w:p>
@@ -4255,7 +4457,7 @@
         <w:t xml:space="preserve">🧠 Clinical Rationale: </w:t>
       </w:r>
       <w:r>
-        <w:t>Intellectual disability (per DSM-5, severity is based on adaptive functioning, with IQ as a guide): MILD = IQ 50-69 (roughly), MODERATE = 35-49, SEVERE = 20-34, PROFOUND = below 20. An IQ of 50-69 therefore corresponds to MILD intellectual disability.</w:t>
+        <w:t>EPISPADIAS (dorsal urethral opening) surgery most commonly complicates with URINARY INCONTINENCE — because epispadias is frequently associated with bladder exstrophy and an incompetent bladder neck. Postoperative continence problems are the most common complication; stricture, chordee and ischemia can occur but incontinence is the classic outcome.</w:t>
       </w:r>
     </w:p>
     <w:p>
@@ -4269,7 +4471,7 @@
         <w:t xml:space="preserve">🔍 Key Clues: </w:t>
       </w:r>
       <w:r>
-        <w:t>IQ 50-69 = mild; 35-49 = moderate; 20-34 = severe; &lt;20 = profound.</w:t>
+        <w:t>Epispadias surgery → urinary incontinence (most common).</w:t>
       </w:r>
     </w:p>
     <w:p>
@@ -4283,7 +4485,7 @@
         <w:t xml:space="preserve">🚨 Priority Principle: </w:t>
       </w:r>
       <w:r>
-        <w:t>Patient safety and dignity guide care — reduce risk, avoid confrontation and involve the patient.</w:t>
+        <w:t>Recall the core fact precisely, then apply it to the clinical context.</w:t>
       </w:r>
     </w:p>
     <w:p>
@@ -4297,7 +4499,7 @@
         <w:t xml:space="preserve">❌ Why Not Other Options: </w:t>
       </w:r>
       <w:r>
-        <w:t>b — Moderate = 35-49. | c — Severe = 20-34. | d — Profound = below 20.</w:t>
+        <w:t>b — Ischemia of flaps is less common. | c — Chordee is more a hypospadias issue. | d — Stricture is less common than incontinence.</w:t>
       </w:r>
     </w:p>
     <w:p>
@@ -4312,7 +4514,7 @@
         <w:t xml:space="preserve">⚠️ Exam Trap: </w:t>
       </w:r>
       <w:r>
-        <w:t>DSM-5 now emphasises adaptive functioning over raw IQ for severity grading.</w:t>
+        <w:t>Epispadias vs hypospadias: dorsal vs ventral urethral opening — epispadias associates with exstrophy/incontinence.</w:t>
       </w:r>
     </w:p>
     <w:p>
@@ -4341,7 +4543,2828 @@
         <w:t xml:space="preserve">💎 PNC Pearl: </w:t>
       </w:r>
       <w:r>
-        <w:t>IQ 50-69 = mild intellectual disability.</w:t>
+        <w:t>Epispadias repair → incontinence.</w:t>
+      </w:r>
+    </w:p>
+    <w:p>
+      <w:pPr>
+        <w:spacing w:after="0" w:before="0"/>
+      </w:pPr>
+      <w:r>
+        <w:rPr>
+          <w:b/>
+          <w:i w:val="0"/>
+          <w:sz w:val="21"/>
+        </w:rPr>
+        <w:t>Positive Marks: 1    Negative Marks: 0.25</w:t>
+      </w:r>
+    </w:p>
+    <w:p>
+      <w:pPr>
+        <w:spacing w:before="280" w:after="40"/>
+      </w:pPr>
+      <w:r>
+        <w:rPr>
+          <w:b/>
+        </w:rPr>
+        <w:t xml:space="preserve">Question: </w:t>
+      </w:r>
+      <w:r>
+        <w:t>Match the following neonatal reflexes with their responses: (Pediatrics)</w:t>
+      </w:r>
+    </w:p>
+    <w:p>
+      <w:pPr>
+        <w:spacing w:after="20" w:before="0"/>
+      </w:pPr>
+      <w:r>
+        <w:rPr>
+          <w:b w:val="0"/>
+          <w:i w:val="0"/>
+          <w:sz w:val="21"/>
+        </w:rPr>
+        <w:t>(a)  i-4, ii-1, iii-3, iv-2</w:t>
+      </w:r>
+    </w:p>
+    <w:p>
+      <w:pPr>
+        <w:spacing w:after="20" w:before="0"/>
+      </w:pPr>
+      <w:r>
+        <w:rPr>
+          <w:b w:val="0"/>
+          <w:i w:val="0"/>
+          <w:sz w:val="21"/>
+        </w:rPr>
+        <w:t>(b)  i-3, ii-2, iii-1, iv-4</w:t>
+      </w:r>
+    </w:p>
+    <w:p>
+      <w:pPr>
+        <w:spacing w:after="20" w:before="0"/>
+      </w:pPr>
+      <w:r>
+        <w:rPr>
+          <w:b w:val="0"/>
+          <w:i w:val="0"/>
+          <w:sz w:val="21"/>
+        </w:rPr>
+        <w:t>(c)  i-1, ii-2, iii-3, iv-4</w:t>
+      </w:r>
+    </w:p>
+    <w:p>
+      <w:pPr>
+        <w:spacing w:after="20" w:before="0"/>
+      </w:pPr>
+      <w:r>
+        <w:rPr>
+          <w:b w:val="0"/>
+          <w:i w:val="0"/>
+          <w:sz w:val="21"/>
+        </w:rPr>
+        <w:t>(d)  i-2, ii-3, iii-4, iv-1</w:t>
+      </w:r>
+    </w:p>
+    <w:p>
+      <w:pPr>
+        <w:spacing w:after="80" w:before="0"/>
+      </w:pPr>
+      <w:r>
+        <w:rPr>
+          <w:b/>
+          <w:i w:val="0"/>
+          <w:sz w:val="22"/>
+        </w:rPr>
+        <w:t>Answer: a</w:t>
+      </w:r>
+    </w:p>
+    <w:p>
+      <w:pPr>
+        <w:spacing w:after="20"/>
+      </w:pPr>
+      <w:r>
+        <w:rPr>
+          <w:b/>
+        </w:rPr>
+        <w:t xml:space="preserve">Solution: </w:t>
+      </w:r>
+      <w:r>
+        <w:rPr>
+          <w:b/>
+          <w:color w:val="1E7B1E"/>
+        </w:rPr>
+        <w:t xml:space="preserve">✅ Correct Answer: </w:t>
+      </w:r>
+      <w:r>
+        <w:rPr>
+          <w:b/>
+          <w:color w:val="1E7B1E"/>
+        </w:rPr>
+        <w:t>a</w:t>
+      </w:r>
+    </w:p>
+    <w:p>
+      <w:pPr>
+        <w:spacing w:after="20" w:before="0"/>
+      </w:pPr>
+      <w:r>
+        <w:rPr>
+          <w:b/>
+        </w:rPr>
+        <w:t xml:space="preserve">🧠 Clinical Rationale: </w:t>
+      </w:r>
+      <w:r>
+        <w:t>Matching the reflexes: BABINSKI = big toe DORSIFLEXION with fanning of other toes (4); ROOTING = turning the head toward the stimulus, opening the mouth (1); MORO = abduction at shoulders + extension at elbows with finger spreading, followed by flexion and a cry (3); PALMAR = grasp when an object is placed in the palm (2). So i-4, ii-1, iii-3, iv-2.</w:t>
+      </w:r>
+    </w:p>
+    <w:p>
+      <w:pPr>
+        <w:spacing w:after="20" w:before="0"/>
+      </w:pPr>
+      <w:r>
+        <w:rPr>
+          <w:b/>
+        </w:rPr>
+        <w:t xml:space="preserve">🔍 Key Clues: </w:t>
+      </w:r>
+      <w:r>
+        <w:t>Babinski-4 (toes), Rooting-1 (head turn), Moro-3 (startle), Palmar-2 (grasp).</w:t>
+      </w:r>
+    </w:p>
+    <w:p>
+      <w:pPr>
+        <w:spacing w:after="20" w:before="0"/>
+      </w:pPr>
+      <w:r>
+        <w:rPr>
+          <w:b/>
+        </w:rPr>
+        <w:t xml:space="preserve">🚨 Priority Principle: </w:t>
+      </w:r>
+      <w:r>
+        <w:t>Recall the core fact precisely, then apply it to the clinical context.</w:t>
+      </w:r>
+    </w:p>
+    <w:p>
+      <w:pPr>
+        <w:spacing w:after="20" w:before="0"/>
+      </w:pPr>
+      <w:r>
+        <w:rPr>
+          <w:b/>
+        </w:rPr>
+        <w:t xml:space="preserve">❌ Why Not Other Options: </w:t>
+      </w:r>
+      <w:r>
+        <w:t>b — Mismatched pairs. | c — Mismatched pairs. | d — Mismatched pairs.</w:t>
+      </w:r>
+    </w:p>
+    <w:p>
+      <w:pPr>
+        <w:spacing w:after="20" w:before="0"/>
+      </w:pPr>
+      <w:r>
+        <w:rPr>
+          <w:b/>
+          <w:color w:val="B45F06"/>
+        </w:rPr>
+        <w:t xml:space="preserve">⚠️ Exam Trap: </w:t>
+      </w:r>
+      <w:r>
+        <w:t>Moro = symmetric abduction/extension then adduction (asymmetric = clavicle/nerve injury).</w:t>
+      </w:r>
+    </w:p>
+    <w:p>
+      <w:pPr>
+        <w:spacing w:after="20" w:before="0"/>
+      </w:pPr>
+      <w:r>
+        <w:rPr>
+          <w:b/>
+        </w:rPr>
+        <w:t xml:space="preserve">🩺 Clinical Thinking: </w:t>
+      </w:r>
+      <w:r>
+        <w:t>Recall (the key fact) → Connect (related high-yield facts) → Apply (exam context).</w:t>
+      </w:r>
+    </w:p>
+    <w:p>
+      <w:pPr>
+        <w:spacing w:after="20" w:before="0"/>
+      </w:pPr>
+      <w:r>
+        <w:rPr>
+          <w:b/>
+          <w:color w:val="1F3A5F"/>
+        </w:rPr>
+        <w:t xml:space="preserve">💎 PNC Pearl: </w:t>
+      </w:r>
+      <w:r>
+        <w:t>Babinski-4, Rooting-1, Moro-3, Palmar-2.</w:t>
+      </w:r>
+    </w:p>
+    <w:p>
+      <w:pPr>
+        <w:spacing w:after="0" w:before="0"/>
+      </w:pPr>
+      <w:r>
+        <w:rPr>
+          <w:b/>
+          <w:i w:val="0"/>
+          <w:sz w:val="21"/>
+        </w:rPr>
+        <w:t>Positive Marks: 1    Negative Marks: 0.25</w:t>
+      </w:r>
+    </w:p>
+    <w:p>
+      <w:pPr>
+        <w:spacing w:before="280" w:after="40"/>
+      </w:pPr>
+      <w:r>
+        <w:rPr>
+          <w:b/>
+        </w:rPr>
+        <w:t xml:space="preserve">Question: </w:t>
+      </w:r>
+      <w:r>
+        <w:t>After a tonsillectomy, a child begins to vomit bright red blood. The nurse would take which initial action? (Pediatrics)</w:t>
+      </w:r>
+    </w:p>
+    <w:p>
+      <w:pPr>
+        <w:spacing w:after="20" w:before="0"/>
+      </w:pPr>
+      <w:r>
+        <w:rPr>
+          <w:b w:val="0"/>
+          <w:i w:val="0"/>
+          <w:sz w:val="21"/>
+        </w:rPr>
+        <w:t>(a)  Turn the child to the side</w:t>
+      </w:r>
+    </w:p>
+    <w:p>
+      <w:pPr>
+        <w:spacing w:after="20" w:before="0"/>
+      </w:pPr>
+      <w:r>
+        <w:rPr>
+          <w:b w:val="0"/>
+          <w:i w:val="0"/>
+          <w:sz w:val="21"/>
+        </w:rPr>
+        <w:t>(b)  Administer the prescribed antiemetic</w:t>
+      </w:r>
+    </w:p>
+    <w:p>
+      <w:pPr>
+        <w:spacing w:after="20" w:before="0"/>
+      </w:pPr>
+      <w:r>
+        <w:rPr>
+          <w:b w:val="0"/>
+          <w:i w:val="0"/>
+          <w:sz w:val="21"/>
+        </w:rPr>
+        <w:t>(c)  Maintain NPO status</w:t>
+      </w:r>
+    </w:p>
+    <w:p>
+      <w:pPr>
+        <w:spacing w:after="20" w:before="0"/>
+      </w:pPr>
+      <w:r>
+        <w:rPr>
+          <w:b w:val="0"/>
+          <w:i w:val="0"/>
+          <w:sz w:val="21"/>
+        </w:rPr>
+        <w:t>(d)  Notify the physician</w:t>
+      </w:r>
+    </w:p>
+    <w:p>
+      <w:pPr>
+        <w:spacing w:after="80" w:before="0"/>
+      </w:pPr>
+      <w:r>
+        <w:rPr>
+          <w:b/>
+          <w:i w:val="0"/>
+          <w:sz w:val="22"/>
+        </w:rPr>
+        <w:t>Answer: a</w:t>
+      </w:r>
+    </w:p>
+    <w:p>
+      <w:pPr>
+        <w:spacing w:after="20"/>
+      </w:pPr>
+      <w:r>
+        <w:rPr>
+          <w:b/>
+        </w:rPr>
+        <w:t xml:space="preserve">Solution: </w:t>
+      </w:r>
+      <w:r>
+        <w:rPr>
+          <w:b/>
+          <w:color w:val="1E7B1E"/>
+        </w:rPr>
+        <w:t xml:space="preserve">✅ Correct Answer: </w:t>
+      </w:r>
+      <w:r>
+        <w:rPr>
+          <w:b/>
+          <w:color w:val="1E7B1E"/>
+        </w:rPr>
+        <w:t>a</w:t>
+      </w:r>
+    </w:p>
+    <w:p>
+      <w:pPr>
+        <w:spacing w:after="20" w:before="0"/>
+      </w:pPr>
+      <w:r>
+        <w:rPr>
+          <w:b/>
+        </w:rPr>
+        <w:t xml:space="preserve">🧠 Clinical Rationale: </w:t>
+      </w:r>
+      <w:r>
+        <w:t>BRIGHT RED BLOOD (not swallowed dark blood) after tonsillectomy signals POST-TONSILLECTOMY HEMORRHAGE — the IMMEDIATE action is to TURN THE CHILD TO THE SIDE (lateral position) to protect the airway and prevent aspiration of blood. Then notify the physician/emergency response, maintain NPO, and prepare for possible return to theatre.</w:t>
+      </w:r>
+    </w:p>
+    <w:p>
+      <w:pPr>
+        <w:spacing w:after="20" w:before="0"/>
+      </w:pPr>
+      <w:r>
+        <w:rPr>
+          <w:b/>
+        </w:rPr>
+        <w:t xml:space="preserve">🔍 Key Clues: </w:t>
+      </w:r>
+      <w:r>
+        <w:t>Bright red vomiting post-tonsillectomy → side-lying (airway first).</w:t>
+      </w:r>
+    </w:p>
+    <w:p>
+      <w:pPr>
+        <w:spacing w:after="20" w:before="0"/>
+      </w:pPr>
+      <w:r>
+        <w:rPr>
+          <w:b/>
+        </w:rPr>
+        <w:t xml:space="preserve">🚨 Priority Principle: </w:t>
+      </w:r>
+      <w:r>
+        <w:t>Recall the core fact precisely, then apply it to the clinical context.</w:t>
+      </w:r>
+    </w:p>
+    <w:p>
+      <w:pPr>
+        <w:spacing w:after="20" w:before="0"/>
+      </w:pPr>
+      <w:r>
+        <w:rPr>
+          <w:b/>
+        </w:rPr>
+        <w:t xml:space="preserve">❌ Why Not Other Options: </w:t>
+      </w:r>
+      <w:r>
+        <w:t>b — Antiemetic does not address bleeding. | c — NPO is important but airway comes first. | d — Notify the physician, but positioning is the immediate action.</w:t>
+      </w:r>
+    </w:p>
+    <w:p>
+      <w:pPr>
+        <w:spacing w:after="20" w:before="0"/>
+      </w:pPr>
+      <w:r>
+        <w:rPr>
+          <w:b/>
+          <w:color w:val="B45F06"/>
+        </w:rPr>
+        <w:t xml:space="preserve">⚠️ Exam Trap: </w:t>
+      </w:r>
+      <w:r>
+        <w:t>Frequent swallowing, restlessness or bright red bleeding = hemorrhage — call for help, airway first.</w:t>
+      </w:r>
+    </w:p>
+    <w:p>
+      <w:pPr>
+        <w:spacing w:after="20" w:before="0"/>
+      </w:pPr>
+      <w:r>
+        <w:rPr>
+          <w:b/>
+        </w:rPr>
+        <w:t xml:space="preserve">🩺 Clinical Thinking: </w:t>
+      </w:r>
+      <w:r>
+        <w:t>Recall (the key fact) → Connect (related high-yield facts) → Apply (exam context).</w:t>
+      </w:r>
+    </w:p>
+    <w:p>
+      <w:pPr>
+        <w:spacing w:after="20" w:before="0"/>
+      </w:pPr>
+      <w:r>
+        <w:rPr>
+          <w:b/>
+          <w:color w:val="1F3A5F"/>
+        </w:rPr>
+        <w:t xml:space="preserve">💎 PNC Pearl: </w:t>
+      </w:r>
+      <w:r>
+        <w:t>Post-tonsil bleed: side-lying first.</w:t>
+      </w:r>
+    </w:p>
+    <w:p>
+      <w:pPr>
+        <w:spacing w:after="0" w:before="0"/>
+      </w:pPr>
+      <w:r>
+        <w:rPr>
+          <w:b/>
+          <w:i w:val="0"/>
+          <w:sz w:val="21"/>
+        </w:rPr>
+        <w:t>Positive Marks: 1    Negative Marks: 0.25</w:t>
+      </w:r>
+    </w:p>
+    <w:p>
+      <w:pPr>
+        <w:spacing w:before="280" w:after="40"/>
+      </w:pPr>
+      <w:r>
+        <w:rPr>
+          <w:b/>
+        </w:rPr>
+        <w:t xml:space="preserve">Question: </w:t>
+      </w:r>
+      <w:r>
+        <w:t>The nurse provides instructions to the parent of an infant diagnosed with GERD. Which instruction would the nurse give to the parent to assist in reducing the episode of emesis? (Pediatrics)</w:t>
+      </w:r>
+    </w:p>
+    <w:p>
+      <w:pPr>
+        <w:spacing w:after="20" w:before="0"/>
+      </w:pPr>
+      <w:r>
+        <w:rPr>
+          <w:b w:val="0"/>
+          <w:i w:val="0"/>
+          <w:sz w:val="21"/>
+        </w:rPr>
+        <w:t>(a)  Provide less frequent, larger feedings</w:t>
+      </w:r>
+    </w:p>
+    <w:p>
+      <w:pPr>
+        <w:spacing w:after="20" w:before="0"/>
+      </w:pPr>
+      <w:r>
+        <w:rPr>
+          <w:b w:val="0"/>
+          <w:i w:val="0"/>
+          <w:sz w:val="21"/>
+        </w:rPr>
+        <w:t>(b)  Burp the infant less frequently during feedings</w:t>
+      </w:r>
+    </w:p>
+    <w:p>
+      <w:pPr>
+        <w:spacing w:after="20" w:before="0"/>
+      </w:pPr>
+      <w:r>
+        <w:rPr>
+          <w:b w:val="0"/>
+          <w:i w:val="0"/>
+          <w:sz w:val="21"/>
+        </w:rPr>
+        <w:t>(c)  Thin the feedings by adding water to the formula</w:t>
+      </w:r>
+    </w:p>
+    <w:p>
+      <w:pPr>
+        <w:spacing w:after="20" w:before="0"/>
+      </w:pPr>
+      <w:r>
+        <w:rPr>
+          <w:b w:val="0"/>
+          <w:i w:val="0"/>
+          <w:sz w:val="21"/>
+        </w:rPr>
+        <w:t>(d)  Thicken the feedings by adding rice cereal to the formula</w:t>
+      </w:r>
+    </w:p>
+    <w:p>
+      <w:pPr>
+        <w:spacing w:after="80" w:before="0"/>
+      </w:pPr>
+      <w:r>
+        <w:rPr>
+          <w:b/>
+          <w:i w:val="0"/>
+          <w:sz w:val="22"/>
+        </w:rPr>
+        <w:t>Answer: d</w:t>
+      </w:r>
+    </w:p>
+    <w:p>
+      <w:pPr>
+        <w:spacing w:after="20"/>
+      </w:pPr>
+      <w:r>
+        <w:rPr>
+          <w:b/>
+        </w:rPr>
+        <w:t xml:space="preserve">Solution: </w:t>
+      </w:r>
+      <w:r>
+        <w:rPr>
+          <w:b/>
+          <w:color w:val="1E7B1E"/>
+        </w:rPr>
+        <w:t xml:space="preserve">✅ Correct Answer: </w:t>
+      </w:r>
+      <w:r>
+        <w:rPr>
+          <w:b/>
+          <w:color w:val="1E7B1E"/>
+        </w:rPr>
+        <w:t>d</w:t>
+      </w:r>
+    </w:p>
+    <w:p>
+      <w:pPr>
+        <w:spacing w:after="20" w:before="0"/>
+      </w:pPr>
+      <w:r>
+        <w:rPr>
+          <w:b/>
+        </w:rPr>
+        <w:t xml:space="preserve">🧠 Clinical Rationale: </w:t>
+      </w:r>
+      <w:r>
+        <w:t>THICKENING THE FEEDINGS with RICE CEREAL (1-3 tablespoons per 30 ml of formula) reduces GERD-related emesis by making the formula heavier and less likely to reflux. The other options (larger feedings, less burping, diluting) all WORSEN reflux.</w:t>
+      </w:r>
+    </w:p>
+    <w:p>
+      <w:pPr>
+        <w:spacing w:after="20" w:before="0"/>
+      </w:pPr>
+      <w:r>
+        <w:rPr>
+          <w:b/>
+        </w:rPr>
+        <w:t xml:space="preserve">🔍 Key Clues: </w:t>
+      </w:r>
+      <w:r>
+        <w:t>GERD emesis → thicken feeds with rice cereal.</w:t>
+      </w:r>
+    </w:p>
+    <w:p>
+      <w:pPr>
+        <w:spacing w:after="20" w:before="0"/>
+      </w:pPr>
+      <w:r>
+        <w:rPr>
+          <w:b/>
+        </w:rPr>
+        <w:t xml:space="preserve">🚨 Priority Principle: </w:t>
+      </w:r>
+      <w:r>
+        <w:t>Mother-and-baby safety first — prevent complications before they occur and act promptly when they do.</w:t>
+      </w:r>
+    </w:p>
+    <w:p>
+      <w:pPr>
+        <w:spacing w:after="20" w:before="0"/>
+      </w:pPr>
+      <w:r>
+        <w:rPr>
+          <w:b/>
+        </w:rPr>
+        <w:t xml:space="preserve">❌ Why Not Other Options: </w:t>
+      </w:r>
+      <w:r>
+        <w:t>a — Larger, less frequent feeds distend the stomach → reflux. | b — Less burping traps air → more reflux. | c — Thinning with water worsens reflux.</w:t>
+      </w:r>
+    </w:p>
+    <w:p>
+      <w:pPr>
+        <w:spacing w:after="20" w:before="0"/>
+      </w:pPr>
+      <w:r>
+        <w:rPr>
+          <w:b/>
+          <w:color w:val="B45F06"/>
+        </w:rPr>
+        <w:t xml:space="preserve">⚠️ Exam Trap: </w:t>
+      </w:r>
+      <w:r>
+        <w:t>Keep the infant upright 20-30 min after feeding; supine sleep position for SIDS safety.</w:t>
+      </w:r>
+    </w:p>
+    <w:p>
+      <w:pPr>
+        <w:spacing w:after="20" w:before="0"/>
+      </w:pPr>
+      <w:r>
+        <w:rPr>
+          <w:b/>
+        </w:rPr>
+        <w:t xml:space="preserve">🩺 Clinical Thinking: </w:t>
+      </w:r>
+      <w:r>
+        <w:t>Recall (the key fact) → Connect (related high-yield facts) → Apply (exam context).</w:t>
+      </w:r>
+    </w:p>
+    <w:p>
+      <w:pPr>
+        <w:spacing w:after="20" w:before="0"/>
+      </w:pPr>
+      <w:r>
+        <w:rPr>
+          <w:b/>
+          <w:color w:val="1F3A5F"/>
+        </w:rPr>
+        <w:t xml:space="preserve">💎 PNC Pearl: </w:t>
+      </w:r>
+      <w:r>
+        <w:t>Thickened rice-cereal feeds ↓ reflux.</w:t>
+      </w:r>
+    </w:p>
+    <w:p>
+      <w:pPr>
+        <w:spacing w:after="0" w:before="0"/>
+      </w:pPr>
+      <w:r>
+        <w:rPr>
+          <w:b/>
+          <w:i w:val="0"/>
+          <w:sz w:val="21"/>
+        </w:rPr>
+        <w:t>Positive Marks: 1    Negative Marks: 0.25</w:t>
+      </w:r>
+    </w:p>
+    <w:p>
+      <w:pPr>
+        <w:spacing w:before="280" w:after="40"/>
+      </w:pPr>
+      <w:r>
+        <w:rPr>
+          <w:b/>
+        </w:rPr>
+        <w:t xml:space="preserve">Question: </w:t>
+      </w:r>
+      <w:r>
+        <w:t>A paediatrician prescribes an IV solution of 5% dextrose and half-NS (0.45%) with 40 mEq of KCl for a child with hypotonic dehydration. The nurse performs which priority assessment before administering this IV prescription? (Pediatrics)</w:t>
+      </w:r>
+    </w:p>
+    <w:p>
+      <w:pPr>
+        <w:spacing w:after="20" w:before="0"/>
+      </w:pPr>
+      <w:r>
+        <w:rPr>
+          <w:b w:val="0"/>
+          <w:i w:val="0"/>
+          <w:sz w:val="21"/>
+        </w:rPr>
+        <w:t>(a)  Obtains a weight</w:t>
+      </w:r>
+    </w:p>
+    <w:p>
+      <w:pPr>
+        <w:spacing w:after="20" w:before="0"/>
+      </w:pPr>
+      <w:r>
+        <w:rPr>
+          <w:b w:val="0"/>
+          <w:i w:val="0"/>
+          <w:sz w:val="21"/>
+        </w:rPr>
+        <w:t>(b)  Takes the temperature</w:t>
+      </w:r>
+    </w:p>
+    <w:p>
+      <w:pPr>
+        <w:spacing w:after="20" w:before="0"/>
+      </w:pPr>
+      <w:r>
+        <w:rPr>
+          <w:b w:val="0"/>
+          <w:i w:val="0"/>
+          <w:sz w:val="21"/>
+        </w:rPr>
+        <w:t>(c)  Takes the BP</w:t>
+      </w:r>
+    </w:p>
+    <w:p>
+      <w:pPr>
+        <w:spacing w:after="20" w:before="0"/>
+      </w:pPr>
+      <w:r>
+        <w:rPr>
+          <w:b w:val="0"/>
+          <w:i w:val="0"/>
+          <w:sz w:val="21"/>
+        </w:rPr>
+        <w:t>(d)  Checks the amount of urine output</w:t>
+      </w:r>
+    </w:p>
+    <w:p>
+      <w:pPr>
+        <w:spacing w:after="80" w:before="0"/>
+      </w:pPr>
+      <w:r>
+        <w:rPr>
+          <w:b/>
+          <w:i w:val="0"/>
+          <w:sz w:val="22"/>
+        </w:rPr>
+        <w:t>Answer: d</w:t>
+      </w:r>
+    </w:p>
+    <w:p>
+      <w:pPr>
+        <w:spacing w:after="20"/>
+      </w:pPr>
+      <w:r>
+        <w:rPr>
+          <w:b/>
+        </w:rPr>
+        <w:t xml:space="preserve">Solution: </w:t>
+      </w:r>
+      <w:r>
+        <w:rPr>
+          <w:b/>
+          <w:color w:val="1E7B1E"/>
+        </w:rPr>
+        <w:t xml:space="preserve">✅ Correct Answer: </w:t>
+      </w:r>
+      <w:r>
+        <w:rPr>
+          <w:b/>
+          <w:color w:val="1E7B1E"/>
+        </w:rPr>
+        <w:t>d</w:t>
+      </w:r>
+    </w:p>
+    <w:p>
+      <w:pPr>
+        <w:spacing w:after="20" w:before="0"/>
+      </w:pPr>
+      <w:r>
+        <w:rPr>
+          <w:b/>
+        </w:rPr>
+        <w:t xml:space="preserve">🧠 Clinical Rationale: </w:t>
+      </w:r>
+      <w:r>
+        <w:t>POTASSIUM (KCl) is added to IV fluids ONLY when the child has ADEQUATE URINE OUTPUT — potassium is renally excreted, and giving it in oliguria/anuria causes life-threatening HYPERKALEMIA. Checking urine output is the PRIORITY assessment before administering KCl. (Weight/temp/BP matter for fluids generally but the potassium mandates the urine check.)</w:t>
+      </w:r>
+    </w:p>
+    <w:p>
+      <w:pPr>
+        <w:spacing w:after="20" w:before="0"/>
+      </w:pPr>
+      <w:r>
+        <w:rPr>
+          <w:b/>
+        </w:rPr>
+        <w:t xml:space="preserve">🔍 Key Clues: </w:t>
+      </w:r>
+      <w:r>
+        <w:t>IV KCl → confirm urine output first (hyperkalemia risk if anuric).</w:t>
+      </w:r>
+    </w:p>
+    <w:p>
+      <w:pPr>
+        <w:spacing w:after="20" w:before="0"/>
+      </w:pPr>
+      <w:r>
+        <w:rPr>
+          <w:b/>
+        </w:rPr>
+        <w:t xml:space="preserve">🚨 Priority Principle: </w:t>
+      </w:r>
+      <w:r>
+        <w:t>Patient safety and the ABC (airway, breathing, circulation) priorities come before diagnosis, documentation and non-urgent tasks.</w:t>
+      </w:r>
+    </w:p>
+    <w:p>
+      <w:pPr>
+        <w:spacing w:after="20" w:before="0"/>
+      </w:pPr>
+      <w:r>
+        <w:rPr>
+          <w:b/>
+        </w:rPr>
+        <w:t xml:space="preserve">❌ Why Not Other Options: </w:t>
+      </w:r>
+      <w:r>
+        <w:t>a — Weight helps dosing but not the KCl risk. | b — Temperature is routine. | c — BP is routine.</w:t>
+      </w:r>
+    </w:p>
+    <w:p>
+      <w:pPr>
+        <w:spacing w:after="20" w:before="0"/>
+      </w:pPr>
+      <w:r>
+        <w:rPr>
+          <w:b/>
+          <w:color w:val="B45F06"/>
+        </w:rPr>
+        <w:t xml:space="preserve">⚠️ Exam Trap: </w:t>
+      </w:r>
+      <w:r>
+        <w:t>Never add KCl to IV fluids without documented urine output — the classic hyperkalemia trap.</w:t>
+      </w:r>
+    </w:p>
+    <w:p>
+      <w:pPr>
+        <w:spacing w:after="20" w:before="0"/>
+      </w:pPr>
+      <w:r>
+        <w:rPr>
+          <w:b/>
+        </w:rPr>
+        <w:t xml:space="preserve">🩺 Clinical Thinking: </w:t>
+      </w:r>
+      <w:r>
+        <w:t>Identify (the problem) → Stabilize (ABC / patient safety) → Reassess (response) → Document (findings).</w:t>
+      </w:r>
+    </w:p>
+    <w:p>
+      <w:pPr>
+        <w:spacing w:after="20" w:before="0"/>
+      </w:pPr>
+      <w:r>
+        <w:rPr>
+          <w:b/>
+          <w:color w:val="1F3A5F"/>
+        </w:rPr>
+        <w:t xml:space="preserve">💎 PNC Pearl: </w:t>
+      </w:r>
+      <w:r>
+        <w:t>KCl in IV: urine output first.</w:t>
+      </w:r>
+    </w:p>
+    <w:p>
+      <w:pPr>
+        <w:spacing w:after="0" w:before="0"/>
+      </w:pPr>
+      <w:r>
+        <w:rPr>
+          <w:b/>
+          <w:i w:val="0"/>
+          <w:sz w:val="21"/>
+        </w:rPr>
+        <w:t>Positive Marks: 1    Negative Marks: 0.25</w:t>
+      </w:r>
+    </w:p>
+    <w:p>
+      <w:pPr>
+        <w:spacing w:before="280" w:after="40"/>
+      </w:pPr>
+      <w:r>
+        <w:rPr>
+          <w:b/>
+        </w:rPr>
+        <w:t xml:space="preserve">Question: </w:t>
+      </w:r>
+      <w:r>
+        <w:t>Assertion and Reasoning: A- Breast milk has iron. R- Breast milk doesn't contain iron; we need to give supplemental iron to the baby. (Pediatrics)</w:t>
+      </w:r>
+    </w:p>
+    <w:p>
+      <w:pPr>
+        <w:spacing w:after="20" w:before="0"/>
+      </w:pPr>
+      <w:r>
+        <w:rPr>
+          <w:b w:val="0"/>
+          <w:i w:val="0"/>
+          <w:sz w:val="21"/>
+        </w:rPr>
+        <w:t>(a)  Both assertion and reason are true and the reason is the correct explanation for the assertion</w:t>
+      </w:r>
+    </w:p>
+    <w:p>
+      <w:pPr>
+        <w:spacing w:after="20" w:before="0"/>
+      </w:pPr>
+      <w:r>
+        <w:rPr>
+          <w:b w:val="0"/>
+          <w:i w:val="0"/>
+          <w:sz w:val="21"/>
+        </w:rPr>
+        <w:t>(b)  Both assertion and reason are true, but the reason is not the correct explanation for the assertion</w:t>
+      </w:r>
+    </w:p>
+    <w:p>
+      <w:pPr>
+        <w:spacing w:after="20" w:before="0"/>
+      </w:pPr>
+      <w:r>
+        <w:rPr>
+          <w:b w:val="0"/>
+          <w:i w:val="0"/>
+          <w:sz w:val="21"/>
+        </w:rPr>
+        <w:t>(c)  Assertion is true, but the reason is false</w:t>
+      </w:r>
+    </w:p>
+    <w:p>
+      <w:pPr>
+        <w:spacing w:after="20" w:before="0"/>
+      </w:pPr>
+      <w:r>
+        <w:rPr>
+          <w:b w:val="0"/>
+          <w:i w:val="0"/>
+          <w:sz w:val="21"/>
+        </w:rPr>
+        <w:t>(d)  Assertion is false, but the reason is true</w:t>
+      </w:r>
+    </w:p>
+    <w:p>
+      <w:pPr>
+        <w:spacing w:after="80" w:before="0"/>
+      </w:pPr>
+      <w:r>
+        <w:rPr>
+          <w:b/>
+          <w:i w:val="0"/>
+          <w:sz w:val="22"/>
+        </w:rPr>
+        <w:t>Answer: c</w:t>
+      </w:r>
+    </w:p>
+    <w:p>
+      <w:pPr>
+        <w:spacing w:after="20"/>
+      </w:pPr>
+      <w:r>
+        <w:rPr>
+          <w:b/>
+        </w:rPr>
+        <w:t xml:space="preserve">Solution: </w:t>
+      </w:r>
+      <w:r>
+        <w:rPr>
+          <w:b/>
+          <w:color w:val="1E7B1E"/>
+        </w:rPr>
+        <w:t xml:space="preserve">✅ Correct Answer: </w:t>
+      </w:r>
+      <w:r>
+        <w:rPr>
+          <w:b/>
+          <w:color w:val="1E7B1E"/>
+        </w:rPr>
+        <w:t>c</w:t>
+      </w:r>
+    </w:p>
+    <w:p>
+      <w:pPr>
+        <w:spacing w:after="20" w:before="0"/>
+      </w:pPr>
+      <w:r>
+        <w:rPr>
+          <w:b/>
+        </w:rPr>
+        <w:t xml:space="preserve">🧠 Clinical Rationale: </w:t>
+      </w:r>
+      <w:r>
+        <w:t>The ASSERTION is TRUE — BREAST MILK DOES CONTAIN IRON (small but highly bioavailable amounts, especially lactoferrin, adequate for the first 6 months). The REASON is FALSE — breast milk does contain iron, and routine supplementation is not needed before 6 months in term infants. So: assertion true, reason false.</w:t>
+      </w:r>
+    </w:p>
+    <w:p>
+      <w:pPr>
+        <w:spacing w:after="20" w:before="0"/>
+      </w:pPr>
+      <w:r>
+        <w:rPr>
+          <w:b/>
+        </w:rPr>
+        <w:t xml:space="preserve">🔍 Key Clues: </w:t>
+      </w:r>
+      <w:r>
+        <w:t>Breast milk has iron (bioavailable); the reason denies it → reason false.</w:t>
+      </w:r>
+    </w:p>
+    <w:p>
+      <w:pPr>
+        <w:spacing w:after="20" w:before="0"/>
+      </w:pPr>
+      <w:r>
+        <w:rPr>
+          <w:b/>
+        </w:rPr>
+        <w:t xml:space="preserve">🚨 Priority Principle: </w:t>
+      </w:r>
+      <w:r>
+        <w:t>Mother-and-baby safety first — prevent complications before they occur and act promptly when they do.</w:t>
+      </w:r>
+    </w:p>
+    <w:p>
+      <w:pPr>
+        <w:spacing w:after="20" w:before="0"/>
+      </w:pPr>
+      <w:r>
+        <w:rPr>
+          <w:b/>
+        </w:rPr>
+        <w:t xml:space="preserve">❌ Why Not Other Options: </w:t>
+      </w:r>
+      <w:r>
+        <w:t>a — Reason is not true. | b — Reason is not true. | d — Assertion is true, so this is wrong.</w:t>
+      </w:r>
+    </w:p>
+    <w:p>
+      <w:pPr>
+        <w:spacing w:after="20" w:before="0"/>
+      </w:pPr>
+      <w:r>
+        <w:rPr>
+          <w:b/>
+          <w:color w:val="B45F06"/>
+        </w:rPr>
+        <w:t xml:space="preserve">⚠️ Exam Trap: </w:t>
+      </w:r>
+      <w:r>
+        <w:t>Iron stores last ~4-6 months; complementary iron-rich foods are added from 6 months.</w:t>
+      </w:r>
+    </w:p>
+    <w:p>
+      <w:pPr>
+        <w:spacing w:after="20" w:before="0"/>
+      </w:pPr>
+      <w:r>
+        <w:rPr>
+          <w:b/>
+        </w:rPr>
+        <w:t xml:space="preserve">🩺 Clinical Thinking: </w:t>
+      </w:r>
+      <w:r>
+        <w:t>Recall (the key fact) → Connect (related high-yield facts) → Apply (exam context).</w:t>
+      </w:r>
+    </w:p>
+    <w:p>
+      <w:pPr>
+        <w:spacing w:after="20" w:before="0"/>
+      </w:pPr>
+      <w:r>
+        <w:rPr>
+          <w:b/>
+          <w:color w:val="1F3A5F"/>
+        </w:rPr>
+        <w:t xml:space="preserve">💎 PNC Pearl: </w:t>
+      </w:r>
+      <w:r>
+        <w:t>Breast milk: iron present, well absorbed.</w:t>
+      </w:r>
+    </w:p>
+    <w:p>
+      <w:pPr>
+        <w:spacing w:after="0" w:before="0"/>
+      </w:pPr>
+      <w:r>
+        <w:rPr>
+          <w:b/>
+          <w:i w:val="0"/>
+          <w:sz w:val="21"/>
+        </w:rPr>
+        <w:t>Positive Marks: 1    Negative Marks: 0.25</w:t>
+      </w:r>
+    </w:p>
+    <w:p>
+      <w:pPr>
+        <w:spacing w:before="280" w:after="40"/>
+      </w:pPr>
+      <w:r>
+        <w:rPr>
+          <w:b/>
+        </w:rPr>
+        <w:t xml:space="preserve">Question: </w:t>
+      </w:r>
+      <w:r>
+        <w:t>The bone marrow aspiration in a child is performed in which position for posterior superior iliac crest? (Pediatrics)</w:t>
+      </w:r>
+    </w:p>
+    <w:p>
+      <w:pPr>
+        <w:spacing w:after="20" w:before="0"/>
+      </w:pPr>
+      <w:r>
+        <w:rPr>
+          <w:b w:val="0"/>
+          <w:i w:val="0"/>
+          <w:sz w:val="21"/>
+        </w:rPr>
+        <w:t>(a)  Knee-chest</w:t>
+      </w:r>
+    </w:p>
+    <w:p>
+      <w:pPr>
+        <w:spacing w:after="20" w:before="0"/>
+      </w:pPr>
+      <w:r>
+        <w:rPr>
+          <w:b w:val="0"/>
+          <w:i w:val="0"/>
+          <w:sz w:val="21"/>
+        </w:rPr>
+        <w:t>(b)  Fowlers</w:t>
+      </w:r>
+    </w:p>
+    <w:p>
+      <w:pPr>
+        <w:spacing w:after="20" w:before="0"/>
+      </w:pPr>
+      <w:r>
+        <w:rPr>
+          <w:b w:val="0"/>
+          <w:i w:val="0"/>
+          <w:sz w:val="21"/>
+        </w:rPr>
+        <w:t>(c)  Supine</w:t>
+      </w:r>
+    </w:p>
+    <w:p>
+      <w:pPr>
+        <w:spacing w:after="20" w:before="0"/>
+      </w:pPr>
+      <w:r>
+        <w:rPr>
+          <w:b w:val="0"/>
+          <w:i w:val="0"/>
+          <w:sz w:val="21"/>
+        </w:rPr>
+        <w:t>(d)  Lateral decubitus</w:t>
+      </w:r>
+    </w:p>
+    <w:p>
+      <w:pPr>
+        <w:spacing w:after="80" w:before="0"/>
+      </w:pPr>
+      <w:r>
+        <w:rPr>
+          <w:b/>
+          <w:i w:val="0"/>
+          <w:sz w:val="22"/>
+        </w:rPr>
+        <w:t>Answer: d</w:t>
+      </w:r>
+    </w:p>
+    <w:p>
+      <w:pPr>
+        <w:spacing w:after="20"/>
+      </w:pPr>
+      <w:r>
+        <w:rPr>
+          <w:b/>
+        </w:rPr>
+        <w:t xml:space="preserve">Solution: </w:t>
+      </w:r>
+      <w:r>
+        <w:rPr>
+          <w:b/>
+          <w:color w:val="1E7B1E"/>
+        </w:rPr>
+        <w:t xml:space="preserve">✅ Correct Answer: </w:t>
+      </w:r>
+      <w:r>
+        <w:rPr>
+          <w:b/>
+          <w:color w:val="1E7B1E"/>
+        </w:rPr>
+        <w:t>d</w:t>
+      </w:r>
+    </w:p>
+    <w:p>
+      <w:pPr>
+        <w:spacing w:after="20" w:before="0"/>
+      </w:pPr>
+      <w:r>
+        <w:rPr>
+          <w:b/>
+        </w:rPr>
+        <w:t xml:space="preserve">🧠 Clinical Rationale: </w:t>
+      </w:r>
+      <w:r>
+        <w:t>For BONE MARROW ASPIRATION from the POSTERIOR SUPERIOR ILIAC CREST, the child is placed in the LATERAL DECUBITUS (side-lying) or prone position — it gives clear access to the PSIS. Knee-chest is used for rectal exams; Fowler's is sitting; supine exposes the anterior crest, not the posterior.</w:t>
+      </w:r>
+    </w:p>
+    <w:p>
+      <w:pPr>
+        <w:spacing w:after="20" w:before="0"/>
+      </w:pPr>
+      <w:r>
+        <w:rPr>
+          <w:b/>
+        </w:rPr>
+        <w:t xml:space="preserve">🔍 Key Clues: </w:t>
+      </w:r>
+      <w:r>
+        <w:t>PSIS aspiration → lateral decubitus/prone position.</w:t>
+      </w:r>
+    </w:p>
+    <w:p>
+      <w:pPr>
+        <w:spacing w:after="20" w:before="0"/>
+      </w:pPr>
+      <w:r>
+        <w:rPr>
+          <w:b/>
+        </w:rPr>
+        <w:t xml:space="preserve">🚨 Priority Principle: </w:t>
+      </w:r>
+      <w:r>
+        <w:t>Recall the core fact precisely, then apply it to the clinical context.</w:t>
+      </w:r>
+    </w:p>
+    <w:p>
+      <w:pPr>
+        <w:spacing w:after="20" w:before="0"/>
+      </w:pPr>
+      <w:r>
+        <w:rPr>
+          <w:b/>
+        </w:rPr>
+        <w:t xml:space="preserve">❌ Why Not Other Options: </w:t>
+      </w:r>
+      <w:r>
+        <w:t>a — Knee-chest is for rectal/anal access. | b — Fowler's is a sitting position. | c — Supine suits the ANTERIOR iliac crest.</w:t>
+      </w:r>
+    </w:p>
+    <w:p>
+      <w:pPr>
+        <w:spacing w:after="20" w:before="0"/>
+      </w:pPr>
+      <w:r>
+        <w:rPr>
+          <w:b/>
+          <w:color w:val="B45F06"/>
+        </w:rPr>
+        <w:t xml:space="preserve">⚠️ Exam Trap: </w:t>
+      </w:r>
+      <w:r>
+        <w:t>Common BMA sites in children: anterior/posterior iliac crest, tibia in infants; sternum is avoided in children.</w:t>
+      </w:r>
+    </w:p>
+    <w:p>
+      <w:pPr>
+        <w:spacing w:after="20" w:before="0"/>
+      </w:pPr>
+      <w:r>
+        <w:rPr>
+          <w:b/>
+        </w:rPr>
+        <w:t xml:space="preserve">🩺 Clinical Thinking: </w:t>
+      </w:r>
+      <w:r>
+        <w:t>Recall (the key fact) → Connect (related high-yield facts) → Apply (exam context).</w:t>
+      </w:r>
+    </w:p>
+    <w:p>
+      <w:pPr>
+        <w:spacing w:after="20" w:before="0"/>
+      </w:pPr>
+      <w:r>
+        <w:rPr>
+          <w:b/>
+          <w:color w:val="1F3A5F"/>
+        </w:rPr>
+        <w:t xml:space="preserve">💎 PNC Pearl: </w:t>
+      </w:r>
+      <w:r>
+        <w:t>PSIS BMA: lateral decubitus.</w:t>
+      </w:r>
+    </w:p>
+    <w:p>
+      <w:pPr>
+        <w:spacing w:after="0" w:before="0"/>
+      </w:pPr>
+      <w:r>
+        <w:rPr>
+          <w:b/>
+          <w:i w:val="0"/>
+          <w:sz w:val="21"/>
+        </w:rPr>
+        <w:t>Positive Marks: 1    Negative Marks: 0.25</w:t>
+      </w:r>
+    </w:p>
+    <w:p>
+      <w:pPr>
+        <w:spacing w:before="280" w:after="40"/>
+      </w:pPr>
+      <w:r>
+        <w:rPr>
+          <w:b/>
+        </w:rPr>
+        <w:t xml:space="preserve">Question: </w:t>
+      </w:r>
+      <w:r>
+        <w:t>A child with Laryngotracheobronchitis is placed in a cool mist tent but the child is frightened, constantly crying and trying to climb out of the tent. Which of the following can be done in this situation? (Pediatrics)</w:t>
+      </w:r>
+    </w:p>
+    <w:p>
+      <w:pPr>
+        <w:spacing w:after="20" w:before="0"/>
+      </w:pPr>
+      <w:r>
+        <w:rPr>
+          <w:b w:val="0"/>
+          <w:i w:val="0"/>
+          <w:sz w:val="21"/>
+        </w:rPr>
+        <w:t>(a)  Allow the mother to be with the child</w:t>
+      </w:r>
+    </w:p>
+    <w:p>
+      <w:pPr>
+        <w:spacing w:after="20" w:before="0"/>
+      </w:pPr>
+      <w:r>
+        <w:rPr>
+          <w:b w:val="0"/>
+          <w:i w:val="0"/>
+          <w:sz w:val="21"/>
+        </w:rPr>
+        <w:t>(b)  Provide cool mist directed to mouth</w:t>
+      </w:r>
+    </w:p>
+    <w:p>
+      <w:pPr>
+        <w:spacing w:after="20" w:before="0"/>
+      </w:pPr>
+      <w:r>
+        <w:rPr>
+          <w:b w:val="0"/>
+          <w:i w:val="0"/>
+          <w:sz w:val="21"/>
+        </w:rPr>
+        <w:t>(c)  Provide toys or play materials</w:t>
+      </w:r>
+    </w:p>
+    <w:p>
+      <w:pPr>
+        <w:spacing w:after="20" w:before="0"/>
+      </w:pPr>
+      <w:r>
+        <w:rPr>
+          <w:b w:val="0"/>
+          <w:i w:val="0"/>
+          <w:sz w:val="21"/>
+        </w:rPr>
+        <w:t>(d)  Both a and b</w:t>
+      </w:r>
+    </w:p>
+    <w:p>
+      <w:pPr>
+        <w:spacing w:after="80" w:before="0"/>
+      </w:pPr>
+      <w:r>
+        <w:rPr>
+          <w:b/>
+          <w:i w:val="0"/>
+          <w:sz w:val="22"/>
+        </w:rPr>
+        <w:t>Answer: d</w:t>
+      </w:r>
+    </w:p>
+    <w:p>
+      <w:pPr>
+        <w:spacing w:after="20"/>
+      </w:pPr>
+      <w:r>
+        <w:rPr>
+          <w:b/>
+        </w:rPr>
+        <w:t xml:space="preserve">Solution: </w:t>
+      </w:r>
+      <w:r>
+        <w:rPr>
+          <w:b/>
+          <w:color w:val="1E7B1E"/>
+        </w:rPr>
+        <w:t xml:space="preserve">✅ Correct Answer: </w:t>
+      </w:r>
+      <w:r>
+        <w:rPr>
+          <w:b/>
+          <w:color w:val="1E7B1E"/>
+        </w:rPr>
+        <w:t>d</w:t>
+      </w:r>
+    </w:p>
+    <w:p>
+      <w:pPr>
+        <w:spacing w:after="20" w:before="0"/>
+      </w:pPr>
+      <w:r>
+        <w:rPr>
+          <w:b/>
+        </w:rPr>
+        <w:t xml:space="preserve">🧠 Clinical Rationale: </w:t>
+      </w:r>
+      <w:r>
+        <w:t>If a child with LTB (croup) is frightened of the mist tent: ALLOW THE MOTHER TO STAY WITH THE CHILD (parental presence reduces fear) AND PROVIDE COOL MIST DIRECTED TOWARD THE MOUTH (which delivers the therapeutic mist even if the child won't stay inside the tent). Crying increases distress and airway edema — comfort is therapeutic.</w:t>
+      </w:r>
+    </w:p>
+    <w:p>
+      <w:pPr>
+        <w:spacing w:after="20" w:before="0"/>
+      </w:pPr>
+      <w:r>
+        <w:rPr>
+          <w:b/>
+        </w:rPr>
+        <w:t xml:space="preserve">🔍 Key Clues: </w:t>
+      </w:r>
+      <w:r>
+        <w:t>Frightened croup child → mother present + cool mist to the mouth.</w:t>
+      </w:r>
+    </w:p>
+    <w:p>
+      <w:pPr>
+        <w:spacing w:after="20" w:before="0"/>
+      </w:pPr>
+      <w:r>
+        <w:rPr>
+          <w:b/>
+        </w:rPr>
+        <w:t xml:space="preserve">🚨 Priority Principle: </w:t>
+      </w:r>
+      <w:r>
+        <w:t>Recall the core fact precisely, then apply it to the clinical context.</w:t>
+      </w:r>
+    </w:p>
+    <w:p>
+      <w:pPr>
+        <w:spacing w:after="20" w:before="0"/>
+      </w:pPr>
+      <w:r>
+        <w:rPr>
+          <w:b/>
+        </w:rPr>
+        <w:t xml:space="preserve">❌ Why Not Other Options: </w:t>
+      </w:r>
+      <w:r>
+        <w:t>a — Mother's presence alone helps but mist must be delivered. | b — Directing mist to the mouth is correct but parental comfort also helps. | c — Toys alone don't deliver the therapy.</w:t>
+      </w:r>
+    </w:p>
+    <w:p>
+      <w:pPr>
+        <w:spacing w:after="20" w:before="0"/>
+      </w:pPr>
+      <w:r>
+        <w:rPr>
+          <w:b/>
+          <w:color w:val="B45F06"/>
+        </w:rPr>
+        <w:t xml:space="preserve">⚠️ Exam Trap: </w:t>
+      </w:r>
+      <w:r>
+        <w:t>Croup: cool mist, steroids (dexamethasone), nebulised adrenaline for stridor at rest; keep the child calm.</w:t>
+      </w:r>
+    </w:p>
+    <w:p>
+      <w:pPr>
+        <w:spacing w:after="20" w:before="0"/>
+      </w:pPr>
+      <w:r>
+        <w:rPr>
+          <w:b/>
+        </w:rPr>
+        <w:t xml:space="preserve">🩺 Clinical Thinking: </w:t>
+      </w:r>
+      <w:r>
+        <w:t>Recall (the key fact) → Connect (related high-yield facts) → Apply (exam context).</w:t>
+      </w:r>
+    </w:p>
+    <w:p>
+      <w:pPr>
+        <w:spacing w:after="20" w:before="0"/>
+      </w:pPr>
+      <w:r>
+        <w:rPr>
+          <w:b/>
+          <w:color w:val="1F3A5F"/>
+        </w:rPr>
+        <w:t xml:space="preserve">💎 PNC Pearl: </w:t>
+      </w:r>
+      <w:r>
+        <w:t>Scared in the mist tent: mother + mist to mouth.</w:t>
+      </w:r>
+    </w:p>
+    <w:p>
+      <w:pPr>
+        <w:spacing w:after="0" w:before="0"/>
+      </w:pPr>
+      <w:r>
+        <w:rPr>
+          <w:b/>
+          <w:i w:val="0"/>
+          <w:sz w:val="21"/>
+        </w:rPr>
+        <w:t>Positive Marks: 1    Negative Marks: 0.25</w:t>
+      </w:r>
+    </w:p>
+    <w:p>
+      <w:pPr>
+        <w:spacing w:before="280" w:after="40"/>
+      </w:pPr>
+      <w:r>
+        <w:rPr>
+          <w:b/>
+        </w:rPr>
+        <w:t xml:space="preserve">Question: </w:t>
+      </w:r>
+      <w:r>
+        <w:t>A newborn has suffered brachial plexus injury during the delivery. Which of the following will be affected? (Pediatrics)</w:t>
+      </w:r>
+    </w:p>
+    <w:p>
+      <w:pPr>
+        <w:spacing w:after="20" w:before="0"/>
+      </w:pPr>
+      <w:r>
+        <w:rPr>
+          <w:b w:val="0"/>
+          <w:i w:val="0"/>
+          <w:sz w:val="21"/>
+        </w:rPr>
+        <w:t>(a)  Respiration</w:t>
+      </w:r>
+    </w:p>
+    <w:p>
+      <w:pPr>
+        <w:spacing w:after="20" w:before="0"/>
+      </w:pPr>
+      <w:r>
+        <w:rPr>
+          <w:b w:val="0"/>
+          <w:i w:val="0"/>
+          <w:sz w:val="21"/>
+        </w:rPr>
+        <w:t>(b)  Upper Limb movement</w:t>
+      </w:r>
+    </w:p>
+    <w:p>
+      <w:pPr>
+        <w:spacing w:after="20" w:before="0"/>
+      </w:pPr>
+      <w:r>
+        <w:rPr>
+          <w:b w:val="0"/>
+          <w:i w:val="0"/>
+          <w:sz w:val="21"/>
+        </w:rPr>
+        <w:t>(c)  Facial muscles</w:t>
+      </w:r>
+    </w:p>
+    <w:p>
+      <w:pPr>
+        <w:spacing w:after="20" w:before="0"/>
+      </w:pPr>
+      <w:r>
+        <w:rPr>
+          <w:b w:val="0"/>
+          <w:i w:val="0"/>
+          <w:sz w:val="21"/>
+        </w:rPr>
+        <w:t>(d)  Heart rate</w:t>
+      </w:r>
+    </w:p>
+    <w:p>
+      <w:pPr>
+        <w:spacing w:after="80" w:before="0"/>
+      </w:pPr>
+      <w:r>
+        <w:rPr>
+          <w:b/>
+          <w:i w:val="0"/>
+          <w:sz w:val="22"/>
+        </w:rPr>
+        <w:t>Answer: b</w:t>
+      </w:r>
+    </w:p>
+    <w:p>
+      <w:pPr>
+        <w:spacing w:after="20"/>
+      </w:pPr>
+      <w:r>
+        <w:rPr>
+          <w:b/>
+        </w:rPr>
+        <w:t xml:space="preserve">Solution: </w:t>
+      </w:r>
+      <w:r>
+        <w:rPr>
+          <w:b/>
+          <w:color w:val="1E7B1E"/>
+        </w:rPr>
+        <w:t xml:space="preserve">✅ Correct Answer: </w:t>
+      </w:r>
+      <w:r>
+        <w:rPr>
+          <w:b/>
+          <w:color w:val="1E7B1E"/>
+        </w:rPr>
+        <w:t>b</w:t>
+      </w:r>
+    </w:p>
+    <w:p>
+      <w:pPr>
+        <w:spacing w:after="20" w:before="0"/>
+      </w:pPr>
+      <w:r>
+        <w:rPr>
+          <w:b/>
+        </w:rPr>
+        <w:t xml:space="preserve">🧠 Clinical Rationale: </w:t>
+      </w:r>
+      <w:r>
+        <w:t>BRACHIAL PLEXUS INJURY (Erb's palsy — C5-C6, or Klumpke's — C8-T1) at birth affects UPPER LIMB MOVEMENT — the arm hangs adducted and internally rotated with a 'waiter's tip' posture (Erb's palsy). It results from shoulder dystocia/stretch during delivery. Respiration, facial muscles and heart rate are not brachial-plexus functions.</w:t>
+      </w:r>
+    </w:p>
+    <w:p>
+      <w:pPr>
+        <w:spacing w:after="20" w:before="0"/>
+      </w:pPr>
+      <w:r>
+        <w:rPr>
+          <w:b/>
+        </w:rPr>
+        <w:t xml:space="preserve">🔍 Key Clues: </w:t>
+      </w:r>
+      <w:r>
+        <w:t>Brachial plexus = arm nerves → arm movement affected.</w:t>
+      </w:r>
+    </w:p>
+    <w:p>
+      <w:pPr>
+        <w:spacing w:after="20" w:before="0"/>
+      </w:pPr>
+      <w:r>
+        <w:rPr>
+          <w:b/>
+        </w:rPr>
+        <w:t xml:space="preserve">🚨 Priority Principle: </w:t>
+      </w:r>
+      <w:r>
+        <w:t>Mother-and-baby safety first — prevent complications before they occur and act promptly when they do.</w:t>
+      </w:r>
+    </w:p>
+    <w:p>
+      <w:pPr>
+        <w:spacing w:after="20" w:before="0"/>
+      </w:pPr>
+      <w:r>
+        <w:rPr>
+          <w:b/>
+        </w:rPr>
+        <w:t xml:space="preserve">❌ Why Not Other Options: </w:t>
+      </w:r>
+      <w:r>
+        <w:t>a — Respiration is not brachial-plexus territory. | c — Facial muscles = facial nerve (VII). | d — Heart rate is autonomic.</w:t>
+      </w:r>
+    </w:p>
+    <w:p>
+      <w:pPr>
+        <w:spacing w:after="20" w:before="0"/>
+      </w:pPr>
+      <w:r>
+        <w:rPr>
+          <w:b/>
+          <w:color w:val="B45F06"/>
+        </w:rPr>
+        <w:t xml:space="preserve">⚠️ Exam Trap: </w:t>
+      </w:r>
+      <w:r>
+        <w:t>Erb's (C5-6, waiter's tip) vs Klumpke's (C8-T1, claw hand) — both affect the upper limb.</w:t>
+      </w:r>
+    </w:p>
+    <w:p>
+      <w:pPr>
+        <w:spacing w:after="20" w:before="0"/>
+      </w:pPr>
+      <w:r>
+        <w:rPr>
+          <w:b/>
+        </w:rPr>
+        <w:t xml:space="preserve">🩺 Clinical Thinking: </w:t>
+      </w:r>
+      <w:r>
+        <w:t>Recall (the key fact) → Connect (related high-yield facts) → Apply (exam context).</w:t>
+      </w:r>
+    </w:p>
+    <w:p>
+      <w:pPr>
+        <w:spacing w:after="20" w:before="0"/>
+      </w:pPr>
+      <w:r>
+        <w:rPr>
+          <w:b/>
+          <w:color w:val="1F3A5F"/>
+        </w:rPr>
+        <w:t xml:space="preserve">💎 PNC Pearl: </w:t>
+      </w:r>
+      <w:r>
+        <w:t>Brachial plexus injury = arm weakness.</w:t>
+      </w:r>
+    </w:p>
+    <w:p>
+      <w:pPr>
+        <w:spacing w:after="0" w:before="0"/>
+      </w:pPr>
+      <w:r>
+        <w:rPr>
+          <w:b/>
+          <w:i w:val="0"/>
+          <w:sz w:val="21"/>
+        </w:rPr>
+        <w:t>Positive Marks: 1    Negative Marks: 0.25</w:t>
+      </w:r>
+    </w:p>
+    <w:p>
+      <w:pPr>
+        <w:spacing w:before="280" w:after="40"/>
+      </w:pPr>
+      <w:r>
+        <w:rPr>
+          <w:b/>
+        </w:rPr>
+        <w:t xml:space="preserve">Question: </w:t>
+      </w:r>
+      <w:r>
+        <w:t>What is the duration of action for Depoprovera (DMPA) injection? (CHN)</w:t>
+      </w:r>
+    </w:p>
+    <w:p>
+      <w:pPr>
+        <w:spacing w:after="20" w:before="0"/>
+      </w:pPr>
+      <w:r>
+        <w:rPr>
+          <w:b w:val="0"/>
+          <w:i w:val="0"/>
+          <w:sz w:val="21"/>
+        </w:rPr>
+        <w:t>(a)  2 months</w:t>
+      </w:r>
+    </w:p>
+    <w:p>
+      <w:pPr>
+        <w:spacing w:after="20" w:before="0"/>
+      </w:pPr>
+      <w:r>
+        <w:rPr>
+          <w:b w:val="0"/>
+          <w:i w:val="0"/>
+          <w:sz w:val="21"/>
+        </w:rPr>
+        <w:t>(b)  3 months</w:t>
+      </w:r>
+    </w:p>
+    <w:p>
+      <w:pPr>
+        <w:spacing w:after="20" w:before="0"/>
+      </w:pPr>
+      <w:r>
+        <w:rPr>
+          <w:b w:val="0"/>
+          <w:i w:val="0"/>
+          <w:sz w:val="21"/>
+        </w:rPr>
+        <w:t>(c)  6 months</w:t>
+      </w:r>
+    </w:p>
+    <w:p>
+      <w:pPr>
+        <w:spacing w:after="20" w:before="0"/>
+      </w:pPr>
+      <w:r>
+        <w:rPr>
+          <w:b w:val="0"/>
+          <w:i w:val="0"/>
+          <w:sz w:val="21"/>
+        </w:rPr>
+        <w:t>(d)  1 year</w:t>
+      </w:r>
+    </w:p>
+    <w:p>
+      <w:pPr>
+        <w:spacing w:after="80" w:before="0"/>
+      </w:pPr>
+      <w:r>
+        <w:rPr>
+          <w:b/>
+          <w:i w:val="0"/>
+          <w:sz w:val="22"/>
+        </w:rPr>
+        <w:t>Answer: b</w:t>
+      </w:r>
+    </w:p>
+    <w:p>
+      <w:pPr>
+        <w:spacing w:after="20"/>
+      </w:pPr>
+      <w:r>
+        <w:rPr>
+          <w:b/>
+        </w:rPr>
+        <w:t xml:space="preserve">Solution: </w:t>
+      </w:r>
+      <w:r>
+        <w:rPr>
+          <w:b/>
+          <w:color w:val="1E7B1E"/>
+        </w:rPr>
+        <w:t xml:space="preserve">✅ Correct Answer: </w:t>
+      </w:r>
+      <w:r>
+        <w:rPr>
+          <w:b/>
+          <w:color w:val="1E7B1E"/>
+        </w:rPr>
+        <w:t>b</w:t>
+      </w:r>
+    </w:p>
+    <w:p>
+      <w:pPr>
+        <w:spacing w:after="20" w:before="0"/>
+      </w:pPr>
+      <w:r>
+        <w:rPr>
+          <w:b/>
+        </w:rPr>
+        <w:t xml:space="preserve">🧠 Clinical Rationale: </w:t>
+      </w:r>
+      <w:r>
+        <w:t>DEPO-PROVERA (DMPA — depot medroxyprogesterone acetate) is a PROGESTIN-ONLY injectable contraceptive given as 150 mg INTRAMUSCULARLY EVERY 3 MONTHS (12-13 weeks). It is highly effective, reversible, and safe for breastfeeding women.</w:t>
+      </w:r>
+    </w:p>
+    <w:p>
+      <w:pPr>
+        <w:spacing w:after="20" w:before="0"/>
+      </w:pPr>
+      <w:r>
+        <w:rPr>
+          <w:b/>
+        </w:rPr>
+        <w:t xml:space="preserve">🔍 Key Clues: </w:t>
+      </w:r>
+      <w:r>
+        <w:t>DMPA injection = every 3 months.</w:t>
+      </w:r>
+    </w:p>
+    <w:p>
+      <w:pPr>
+        <w:spacing w:after="20" w:before="0"/>
+      </w:pPr>
+      <w:r>
+        <w:rPr>
+          <w:b/>
+        </w:rPr>
+        <w:t xml:space="preserve">🚨 Priority Principle: </w:t>
+      </w:r>
+      <w:r>
+        <w:t>Medication safety — the right drug, right dose, right route, right time and right patient — governs every administration decision.</w:t>
+      </w:r>
+    </w:p>
+    <w:p>
+      <w:pPr>
+        <w:spacing w:after="20" w:before="0"/>
+      </w:pPr>
+      <w:r>
+        <w:rPr>
+          <w:b/>
+        </w:rPr>
+        <w:t xml:space="preserve">❌ Why Not Other Options: </w:t>
+      </w:r>
+      <w:r>
+        <w:t>a — 2 months is not the DMPA interval. | c — 6 months is not the DMPA interval. | d — 1 year is not the DMPA interval.</w:t>
+      </w:r>
+    </w:p>
+    <w:p>
+      <w:pPr>
+        <w:spacing w:after="20" w:before="0"/>
+      </w:pPr>
+      <w:r>
+        <w:rPr>
+          <w:b/>
+          <w:color w:val="B45F06"/>
+        </w:rPr>
+        <w:t xml:space="preserve">⚠️ Exam Trap: </w:t>
+      </w:r>
+      <w:r>
+        <w:t>Lactational amenorrhea method (LAM) works 6 months; DMPA = 3 months — don't mix them.</w:t>
+      </w:r>
+    </w:p>
+    <w:p>
+      <w:pPr>
+        <w:spacing w:after="20" w:before="0"/>
+      </w:pPr>
+      <w:r>
+        <w:rPr>
+          <w:b/>
+        </w:rPr>
+        <w:t xml:space="preserve">🩺 Clinical Thinking: </w:t>
+      </w:r>
+      <w:r>
+        <w:t>Recall (the key fact) → Connect (related high-yield facts) → Apply (exam context).</w:t>
+      </w:r>
+    </w:p>
+    <w:p>
+      <w:pPr>
+        <w:spacing w:after="20" w:before="0"/>
+      </w:pPr>
+      <w:r>
+        <w:rPr>
+          <w:b/>
+          <w:color w:val="1F3A5F"/>
+        </w:rPr>
+        <w:t xml:space="preserve">💎 PNC Pearl: </w:t>
+      </w:r>
+      <w:r>
+        <w:t>DMPA: 3-monthly injection.</w:t>
+      </w:r>
+    </w:p>
+    <w:p>
+      <w:pPr>
+        <w:spacing w:after="0" w:before="0"/>
+      </w:pPr>
+      <w:r>
+        <w:rPr>
+          <w:b/>
+          <w:i w:val="0"/>
+          <w:sz w:val="21"/>
+        </w:rPr>
+        <w:t>Positive Marks: 1    Negative Marks: 0.25</w:t>
+      </w:r>
+    </w:p>
+    <w:p>
+      <w:pPr>
+        <w:spacing w:before="280" w:after="40"/>
+      </w:pPr>
+      <w:r>
+        <w:rPr>
+          <w:b/>
+        </w:rPr>
+        <w:t xml:space="preserve">Question: </w:t>
+      </w:r>
+      <w:r>
+        <w:t>In the context of Anemia Bharat Mukt Initiative, the "6X6X6" strategy refers to which of the following? (CHN)</w:t>
+      </w:r>
+    </w:p>
+    <w:p>
+      <w:pPr>
+        <w:spacing w:after="20" w:before="0"/>
+      </w:pPr>
+      <w:r>
+        <w:rPr>
+          <w:b w:val="0"/>
+          <w:i w:val="0"/>
+          <w:sz w:val="21"/>
+        </w:rPr>
+        <w:t>(a)  6 interventions, 6 target groups of beneficiaries and 6 institutional mechanisms</w:t>
+      </w:r>
+    </w:p>
+    <w:p>
+      <w:pPr>
+        <w:spacing w:after="20" w:before="0"/>
+      </w:pPr>
+      <w:r>
+        <w:rPr>
+          <w:b w:val="0"/>
+          <w:i w:val="0"/>
+          <w:sz w:val="21"/>
+        </w:rPr>
+        <w:t>(b)  6 types of anemia, 6 health outcomes and 6 prevention methods</w:t>
+      </w:r>
+    </w:p>
+    <w:p>
+      <w:pPr>
+        <w:spacing w:after="20" w:before="0"/>
+      </w:pPr>
+      <w:r>
+        <w:rPr>
+          <w:b w:val="0"/>
+          <w:i w:val="0"/>
+          <w:sz w:val="21"/>
+        </w:rPr>
+        <w:t>(c)  6 causes of anemia, 6 treatment options and 6 awareness campaigns</w:t>
+      </w:r>
+    </w:p>
+    <w:p>
+      <w:pPr>
+        <w:spacing w:after="20" w:before="0"/>
+      </w:pPr>
+      <w:r>
+        <w:rPr>
+          <w:b w:val="0"/>
+          <w:i w:val="0"/>
+          <w:sz w:val="21"/>
+        </w:rPr>
+        <w:t>(d)  6 clinical tests, 6 clinical stages and 6 monitoring tools</w:t>
+      </w:r>
+    </w:p>
+    <w:p>
+      <w:pPr>
+        <w:spacing w:after="80" w:before="0"/>
+      </w:pPr>
+      <w:r>
+        <w:rPr>
+          <w:b/>
+          <w:i w:val="0"/>
+          <w:sz w:val="22"/>
+        </w:rPr>
+        <w:t>Answer: a</w:t>
+      </w:r>
+    </w:p>
+    <w:p>
+      <w:pPr>
+        <w:spacing w:after="20"/>
+      </w:pPr>
+      <w:r>
+        <w:rPr>
+          <w:b/>
+        </w:rPr>
+        <w:t xml:space="preserve">Solution: </w:t>
+      </w:r>
+      <w:r>
+        <w:rPr>
+          <w:b/>
+          <w:color w:val="1E7B1E"/>
+        </w:rPr>
+        <w:t xml:space="preserve">✅ Correct Answer: </w:t>
+      </w:r>
+      <w:r>
+        <w:rPr>
+          <w:b/>
+          <w:color w:val="1E7B1E"/>
+        </w:rPr>
+        <w:t>a</w:t>
+      </w:r>
+    </w:p>
+    <w:p>
+      <w:pPr>
+        <w:spacing w:after="20" w:before="0"/>
+      </w:pPr>
+      <w:r>
+        <w:rPr>
+          <w:b/>
+        </w:rPr>
+        <w:t xml:space="preserve">🧠 Clinical Rationale: </w:t>
+      </w:r>
+      <w:r>
+        <w:t>The ANEMIA MUKT BHARAT (AMB) '6X6X6' strategy comprises 6 INTERVENTIONS (IFA supplementation, deworming, intensifying testing, behaviour change, institutional mechanisms, addressing non-nutritional causes), 6 TARGET GROUPS (6-59 months children, 5-9 years, 10-19 adolescents, pregnant women, lactating women, women of reproductive age) and 6 INSTITUTIONAL MECHANISMS.</w:t>
+      </w:r>
+    </w:p>
+    <w:p>
+      <w:pPr>
+        <w:spacing w:after="20" w:before="0"/>
+      </w:pPr>
+      <w:r>
+        <w:rPr>
+          <w:b/>
+        </w:rPr>
+        <w:t xml:space="preserve">🔍 Key Clues: </w:t>
+      </w:r>
+      <w:r>
+        <w:t>6X6X6 AMB = 6 interventions + 6 target groups + 6 institutional mechanisms.</w:t>
+      </w:r>
+    </w:p>
+    <w:p>
+      <w:pPr>
+        <w:spacing w:after="20" w:before="0"/>
+      </w:pPr>
+      <w:r>
+        <w:rPr>
+          <w:b/>
+        </w:rPr>
+        <w:t xml:space="preserve">🚨 Priority Principle: </w:t>
+      </w:r>
+      <w:r>
+        <w:t>Recall the core fact precisely, then apply it to the clinical context.</w:t>
+      </w:r>
+    </w:p>
+    <w:p>
+      <w:pPr>
+        <w:spacing w:after="20" w:before="0"/>
+      </w:pPr>
+      <w:r>
+        <w:rPr>
+          <w:b/>
+        </w:rPr>
+        <w:t xml:space="preserve">❌ Why Not Other Options: </w:t>
+      </w:r>
+      <w:r>
+        <w:t>b — Not the AMB definition. | c — Not the AMB definition. | d — Not the AMB definition.</w:t>
+      </w:r>
+    </w:p>
+    <w:p>
+      <w:pPr>
+        <w:spacing w:after="20" w:before="0"/>
+      </w:pPr>
+      <w:r>
+        <w:rPr>
+          <w:b/>
+          <w:color w:val="B45F06"/>
+        </w:rPr>
+        <w:t xml:space="preserve">⚠️ Exam Trap: </w:t>
+      </w:r>
+      <w:r>
+        <w:t>AMB target: 6 target groups including adolescents and women of reproductive age — prophylactic IFA is central.</w:t>
+      </w:r>
+    </w:p>
+    <w:p>
+      <w:pPr>
+        <w:spacing w:after="20" w:before="0"/>
+      </w:pPr>
+      <w:r>
+        <w:rPr>
+          <w:b/>
+        </w:rPr>
+        <w:t xml:space="preserve">🩺 Clinical Thinking: </w:t>
+      </w:r>
+      <w:r>
+        <w:t>Recall (the key fact) → Connect (related high-yield facts) → Apply (exam context).</w:t>
+      </w:r>
+    </w:p>
+    <w:p>
+      <w:pPr>
+        <w:spacing w:after="20" w:before="0"/>
+      </w:pPr>
+      <w:r>
+        <w:rPr>
+          <w:b/>
+          <w:color w:val="1F3A5F"/>
+        </w:rPr>
+        <w:t xml:space="preserve">💎 PNC Pearl: </w:t>
+      </w:r>
+      <w:r>
+        <w:t>AMB 6X6X6: interventions, groups, mechanisms.</w:t>
+      </w:r>
+    </w:p>
+    <w:p>
+      <w:pPr>
+        <w:spacing w:after="0" w:before="0"/>
+      </w:pPr>
+      <w:r>
+        <w:rPr>
+          <w:b/>
+          <w:i w:val="0"/>
+          <w:sz w:val="21"/>
+        </w:rPr>
+        <w:t>Positive Marks: 1    Negative Marks: 0.25</w:t>
+      </w:r>
+    </w:p>
+    <w:p>
+      <w:pPr>
+        <w:spacing w:before="280" w:after="40"/>
+      </w:pPr>
+      <w:r>
+        <w:rPr>
+          <w:b/>
+        </w:rPr>
+        <w:t xml:space="preserve">Question: </w:t>
+      </w:r>
+      <w:r>
+        <w:t>All of the following facilities are typically provided under the Janani Suraksha Yojana (JSY) except: (CHN)</w:t>
+      </w:r>
+    </w:p>
+    <w:p>
+      <w:pPr>
+        <w:spacing w:after="20" w:before="0"/>
+      </w:pPr>
+      <w:r>
+        <w:rPr>
+          <w:b w:val="0"/>
+          <w:i w:val="0"/>
+          <w:sz w:val="21"/>
+        </w:rPr>
+        <w:t>(a)  Cash assistance to pregnant women for institutional delivery</w:t>
+      </w:r>
+    </w:p>
+    <w:p>
+      <w:pPr>
+        <w:spacing w:after="20" w:before="0"/>
+      </w:pPr>
+      <w:r>
+        <w:rPr>
+          <w:b w:val="0"/>
+          <w:i w:val="0"/>
+          <w:sz w:val="21"/>
+        </w:rPr>
+        <w:t>(b)  Post-natal care for the mother and newborn</w:t>
+      </w:r>
+    </w:p>
+    <w:p>
+      <w:pPr>
+        <w:spacing w:after="20" w:before="0"/>
+      </w:pPr>
+      <w:r>
+        <w:rPr>
+          <w:b w:val="0"/>
+          <w:i w:val="0"/>
+          <w:sz w:val="21"/>
+        </w:rPr>
+        <w:t>(c)  Free transportation to and from the health facility</w:t>
+      </w:r>
+    </w:p>
+    <w:p>
+      <w:pPr>
+        <w:spacing w:after="20" w:before="0"/>
+      </w:pPr>
+      <w:r>
+        <w:rPr>
+          <w:b w:val="0"/>
+          <w:i w:val="0"/>
+          <w:sz w:val="21"/>
+        </w:rPr>
+        <w:t>(d)  Comprehensive treatment for pre-existing medical conditions during pregnancy</w:t>
+      </w:r>
+    </w:p>
+    <w:p>
+      <w:pPr>
+        <w:spacing w:after="80" w:before="0"/>
+      </w:pPr>
+      <w:r>
+        <w:rPr>
+          <w:b/>
+          <w:i w:val="0"/>
+          <w:sz w:val="22"/>
+        </w:rPr>
+        <w:t>Answer: d</w:t>
+      </w:r>
+    </w:p>
+    <w:p>
+      <w:pPr>
+        <w:spacing w:after="20"/>
+      </w:pPr>
+      <w:r>
+        <w:rPr>
+          <w:b/>
+        </w:rPr>
+        <w:t xml:space="preserve">Solution: </w:t>
+      </w:r>
+      <w:r>
+        <w:rPr>
+          <w:b/>
+          <w:color w:val="1E7B1E"/>
+        </w:rPr>
+        <w:t xml:space="preserve">✅ Correct Answer: </w:t>
+      </w:r>
+      <w:r>
+        <w:rPr>
+          <w:b/>
+          <w:color w:val="1E7B1E"/>
+        </w:rPr>
+        <w:t>d</w:t>
+      </w:r>
+    </w:p>
+    <w:p>
+      <w:pPr>
+        <w:spacing w:after="20" w:before="0"/>
+      </w:pPr>
+      <w:r>
+        <w:rPr>
+          <w:b/>
+        </w:rPr>
+        <w:t xml:space="preserve">🧠 Clinical Rationale: </w:t>
+      </w:r>
+      <w:r>
+        <w:t>JANANI SURAKSHA YOJANA (JSY) is a safe-motherhood scheme providing CASH ASSISTANCE for INSTITUTIONAL DELIVERY (to BPL women, especially in high-focus states), free transport, and post-natal care support. It does NOT cover COMPREHENSIVE TREATMENT OF PRE-EXISTING MEDICAL CONDITIONS — that is outside the scheme's scope.</w:t>
+      </w:r>
+    </w:p>
+    <w:p>
+      <w:pPr>
+        <w:spacing w:after="20" w:before="0"/>
+      </w:pPr>
+      <w:r>
+        <w:rPr>
+          <w:b/>
+        </w:rPr>
+        <w:t xml:space="preserve">🔍 Key Clues: </w:t>
+      </w:r>
+      <w:r>
+        <w:t>JSY = cash for institutional delivery + transport + PN care — not treatment of pre-existing illness.</w:t>
+      </w:r>
+    </w:p>
+    <w:p>
+      <w:pPr>
+        <w:spacing w:after="20" w:before="0"/>
+      </w:pPr>
+      <w:r>
+        <w:rPr>
+          <w:b/>
+        </w:rPr>
+        <w:t xml:space="preserve">🚨 Priority Principle: </w:t>
+      </w:r>
+      <w:r>
+        <w:t>Recall the core fact precisely, then apply it to the clinical context.</w:t>
+      </w:r>
+    </w:p>
+    <w:p>
+      <w:pPr>
+        <w:spacing w:after="20" w:before="0"/>
+      </w:pPr>
+      <w:r>
+        <w:rPr>
+          <w:b/>
+        </w:rPr>
+        <w:t xml:space="preserve">❌ Why Not Other Options: </w:t>
+      </w:r>
+      <w:r>
+        <w:t>a — Cash assistance IS a JSY feature. | b — Post-natal care IS covered. | c — Free transport IS provided.</w:t>
+      </w:r>
+    </w:p>
+    <w:p>
+      <w:pPr>
+        <w:spacing w:after="20" w:before="0"/>
+      </w:pPr>
+      <w:r>
+        <w:rPr>
+          <w:b/>
+          <w:color w:val="B45F06"/>
+        </w:rPr>
+        <w:t xml:space="preserve">⚠️ Exam Trap: </w:t>
+      </w:r>
+      <w:r>
+        <w:t>JSY is conditional cash transfer for delivery; JSSK provides free entitlements for pregnant women and sick newborns.</w:t>
+      </w:r>
+    </w:p>
+    <w:p>
+      <w:pPr>
+        <w:spacing w:after="20" w:before="0"/>
+      </w:pPr>
+      <w:r>
+        <w:rPr>
+          <w:b/>
+        </w:rPr>
+        <w:t xml:space="preserve">🩺 Clinical Thinking: </w:t>
+      </w:r>
+      <w:r>
+        <w:t>Recall (the key fact) → Connect (related high-yield facts) → Apply (exam context).</w:t>
+      </w:r>
+    </w:p>
+    <w:p>
+      <w:pPr>
+        <w:spacing w:after="20" w:before="0"/>
+      </w:pPr>
+      <w:r>
+        <w:rPr>
+          <w:b/>
+          <w:color w:val="1F3A5F"/>
+        </w:rPr>
+        <w:t xml:space="preserve">💎 PNC Pearl: </w:t>
+      </w:r>
+      <w:r>
+        <w:t>JSY: cash for institutional delivery.</w:t>
+      </w:r>
+    </w:p>
+    <w:p>
+      <w:pPr>
+        <w:spacing w:after="0" w:before="0"/>
+      </w:pPr>
+      <w:r>
+        <w:rPr>
+          <w:b/>
+          <w:i w:val="0"/>
+          <w:sz w:val="21"/>
+        </w:rPr>
+        <w:t>Positive Marks: 1    Negative Marks: 0.25</w:t>
+      </w:r>
+    </w:p>
+    <w:p>
+      <w:pPr>
+        <w:spacing w:before="280" w:after="40"/>
+      </w:pPr>
+      <w:r>
+        <w:rPr>
+          <w:b/>
+        </w:rPr>
+        <w:t xml:space="preserve">Question: </w:t>
+      </w:r>
+      <w:r>
+        <w:t>Which of the following is the primary role of Gambusia fish in anti-larval management? (CHN)</w:t>
+      </w:r>
+    </w:p>
+    <w:p>
+      <w:pPr>
+        <w:spacing w:after="20" w:before="0"/>
+      </w:pPr>
+      <w:r>
+        <w:rPr>
+          <w:b w:val="0"/>
+          <w:i w:val="0"/>
+          <w:sz w:val="21"/>
+        </w:rPr>
+        <w:t>(a)  To reduce bacterial contamination in water</w:t>
+      </w:r>
+    </w:p>
+    <w:p>
+      <w:pPr>
+        <w:spacing w:after="20" w:before="0"/>
+      </w:pPr>
+      <w:r>
+        <w:rPr>
+          <w:b w:val="0"/>
+          <w:i w:val="0"/>
+          <w:sz w:val="21"/>
+        </w:rPr>
+        <w:t>(b)  To feed on mosquito larva and feed on their population</w:t>
+      </w:r>
+    </w:p>
+    <w:p>
+      <w:pPr>
+        <w:spacing w:after="20" w:before="0"/>
+      </w:pPr>
+      <w:r>
+        <w:rPr>
+          <w:b w:val="0"/>
+          <w:i w:val="0"/>
+          <w:sz w:val="21"/>
+        </w:rPr>
+        <w:t>(c)  To promote the growth of aquatic plants</w:t>
+      </w:r>
+    </w:p>
+    <w:p>
+      <w:pPr>
+        <w:spacing w:after="20" w:before="0"/>
+      </w:pPr>
+      <w:r>
+        <w:rPr>
+          <w:b w:val="0"/>
+          <w:i w:val="0"/>
+          <w:sz w:val="21"/>
+        </w:rPr>
+        <w:t>(d)  To increase the oxygen level in water</w:t>
+      </w:r>
+    </w:p>
+    <w:p>
+      <w:pPr>
+        <w:spacing w:after="80" w:before="0"/>
+      </w:pPr>
+      <w:r>
+        <w:rPr>
+          <w:b/>
+          <w:i w:val="0"/>
+          <w:sz w:val="22"/>
+        </w:rPr>
+        <w:t>Answer: b</w:t>
+      </w:r>
+    </w:p>
+    <w:p>
+      <w:pPr>
+        <w:spacing w:after="20"/>
+      </w:pPr>
+      <w:r>
+        <w:rPr>
+          <w:b/>
+        </w:rPr>
+        <w:t xml:space="preserve">Solution: </w:t>
+      </w:r>
+      <w:r>
+        <w:rPr>
+          <w:b/>
+          <w:color w:val="1E7B1E"/>
+        </w:rPr>
+        <w:t xml:space="preserve">✅ Correct Answer: </w:t>
+      </w:r>
+      <w:r>
+        <w:rPr>
+          <w:b/>
+          <w:color w:val="1E7B1E"/>
+        </w:rPr>
+        <w:t>b</w:t>
+      </w:r>
+    </w:p>
+    <w:p>
+      <w:pPr>
+        <w:spacing w:after="20" w:before="0"/>
+      </w:pPr>
+      <w:r>
+        <w:rPr>
+          <w:b/>
+        </w:rPr>
+        <w:t xml:space="preserve">🧠 Clinical Rationale: </w:t>
+      </w:r>
+      <w:r>
+        <w:t>GAMBUSIA (mosquito fish) is used in LARVIVOROUS (biological) mosquito control — it FEEDS ON MOSQUITO LARVAE, reducing the larval population in stagnant water bodies. It is an eco-friendly, self-sustaining anti-larval measure in vector-control programs (e.g., malaria/dengue control).</w:t>
+      </w:r>
+    </w:p>
+    <w:p>
+      <w:pPr>
+        <w:spacing w:after="20" w:before="0"/>
+      </w:pPr>
+      <w:r>
+        <w:rPr>
+          <w:b/>
+        </w:rPr>
+        <w:t xml:space="preserve">🔍 Key Clues: </w:t>
+      </w:r>
+      <w:r>
+        <w:t>Gambusia fish = eats mosquito larvae (biological control).</w:t>
+      </w:r>
+    </w:p>
+    <w:p>
+      <w:pPr>
+        <w:spacing w:after="20" w:before="0"/>
+      </w:pPr>
+      <w:r>
+        <w:rPr>
+          <w:b/>
+        </w:rPr>
+        <w:t xml:space="preserve">🚨 Priority Principle: </w:t>
+      </w:r>
+      <w:r>
+        <w:t>Recall the core fact precisely, then apply it to the clinical context.</w:t>
+      </w:r>
+    </w:p>
+    <w:p>
+      <w:pPr>
+        <w:spacing w:after="20" w:before="0"/>
+      </w:pPr>
+      <w:r>
+        <w:rPr>
+          <w:b/>
+        </w:rPr>
+        <w:t xml:space="preserve">❌ Why Not Other Options: </w:t>
+      </w:r>
+      <w:r>
+        <w:t>a — Bacteria reduction is not its role. | c — Plant growth is unrelated. | d — Oxygenation is not its function.</w:t>
+      </w:r>
+    </w:p>
+    <w:p>
+      <w:pPr>
+        <w:spacing w:after="20" w:before="0"/>
+      </w:pPr>
+      <w:r>
+        <w:rPr>
+          <w:b/>
+          <w:color w:val="B45F06"/>
+        </w:rPr>
+        <w:t xml:space="preserve">⚠️ Exam Trap: </w:t>
+      </w:r>
+      <w:r>
+        <w:t>Anti-larval measures: source reduction, larvicides (temephos), and larvivorous fish (Gambusia).</w:t>
+      </w:r>
+    </w:p>
+    <w:p>
+      <w:pPr>
+        <w:spacing w:after="20" w:before="0"/>
+      </w:pPr>
+      <w:r>
+        <w:rPr>
+          <w:b/>
+        </w:rPr>
+        <w:t xml:space="preserve">🩺 Clinical Thinking: </w:t>
+      </w:r>
+      <w:r>
+        <w:t>Recall (the key fact) → Connect (related high-yield facts) → Apply (exam context).</w:t>
+      </w:r>
+    </w:p>
+    <w:p>
+      <w:pPr>
+        <w:spacing w:after="20" w:before="0"/>
+      </w:pPr>
+      <w:r>
+        <w:rPr>
+          <w:b/>
+          <w:color w:val="1F3A5F"/>
+        </w:rPr>
+        <w:t xml:space="preserve">💎 PNC Pearl: </w:t>
+      </w:r>
+      <w:r>
+        <w:t>Gambusia = larvivorous fish.</w:t>
+      </w:r>
+    </w:p>
+    <w:p>
+      <w:pPr>
+        <w:spacing w:after="0" w:before="0"/>
+      </w:pPr>
+      <w:r>
+        <w:rPr>
+          <w:b/>
+          <w:i w:val="0"/>
+          <w:sz w:val="21"/>
+        </w:rPr>
+        <w:t>Positive Marks: 1    Negative Marks: 0.25</w:t>
+      </w:r>
+    </w:p>
+    <w:p>
+      <w:pPr>
+        <w:spacing w:before="280" w:after="40"/>
+      </w:pPr>
+      <w:r>
+        <w:rPr>
+          <w:b/>
+        </w:rPr>
+        <w:t xml:space="preserve">Question: </w:t>
+      </w:r>
+      <w:r>
+        <w:t>Under the Anemia Mukt Bharat (AMB) strategy, which of the following target groups is NOT included for prophylactic iron and folic acid supplementation? (CHN)</w:t>
+      </w:r>
+    </w:p>
+    <w:p>
+      <w:pPr>
+        <w:spacing w:after="20" w:before="0"/>
+      </w:pPr>
+      <w:r>
+        <w:rPr>
+          <w:b w:val="0"/>
+          <w:i w:val="0"/>
+          <w:sz w:val="21"/>
+        </w:rPr>
+        <w:t>(a)  Children aged 6–59 months</w:t>
+      </w:r>
+    </w:p>
+    <w:p>
+      <w:pPr>
+        <w:spacing w:after="20" w:before="0"/>
+      </w:pPr>
+      <w:r>
+        <w:rPr>
+          <w:b w:val="0"/>
+          <w:i w:val="0"/>
+          <w:sz w:val="21"/>
+        </w:rPr>
+        <w:t>(b)  Adolescent girls (10–19 years)</w:t>
+      </w:r>
+    </w:p>
+    <w:p>
+      <w:pPr>
+        <w:spacing w:after="20" w:before="0"/>
+      </w:pPr>
+      <w:r>
+        <w:rPr>
+          <w:b w:val="0"/>
+          <w:i w:val="0"/>
+          <w:sz w:val="21"/>
+        </w:rPr>
+        <w:t>(c)  Lactating women up to 1 year postpartum</w:t>
+      </w:r>
+    </w:p>
+    <w:p>
+      <w:pPr>
+        <w:spacing w:after="20" w:before="0"/>
+      </w:pPr>
+      <w:r>
+        <w:rPr>
+          <w:b w:val="0"/>
+          <w:i w:val="0"/>
+          <w:sz w:val="21"/>
+        </w:rPr>
+        <w:t>(d)  Elderly above 60 years</w:t>
+      </w:r>
+    </w:p>
+    <w:p>
+      <w:pPr>
+        <w:spacing w:after="80" w:before="0"/>
+      </w:pPr>
+      <w:r>
+        <w:rPr>
+          <w:b/>
+          <w:i w:val="0"/>
+          <w:sz w:val="22"/>
+        </w:rPr>
+        <w:t>Answer: d</w:t>
+      </w:r>
+    </w:p>
+    <w:p>
+      <w:pPr>
+        <w:spacing w:after="20"/>
+      </w:pPr>
+      <w:r>
+        <w:rPr>
+          <w:b/>
+        </w:rPr>
+        <w:t xml:space="preserve">Solution: </w:t>
+      </w:r>
+      <w:r>
+        <w:rPr>
+          <w:b/>
+          <w:color w:val="1E7B1E"/>
+        </w:rPr>
+        <w:t xml:space="preserve">✅ Correct Answer: </w:t>
+      </w:r>
+      <w:r>
+        <w:rPr>
+          <w:b/>
+          <w:color w:val="1E7B1E"/>
+        </w:rPr>
+        <w:t>d</w:t>
+      </w:r>
+    </w:p>
+    <w:p>
+      <w:pPr>
+        <w:spacing w:after="20" w:before="0"/>
+      </w:pPr>
+      <w:r>
+        <w:rPr>
+          <w:b/>
+        </w:rPr>
+        <w:t xml:space="preserve">🧠 Clinical Rationale: </w:t>
+      </w:r>
+      <w:r>
+        <w:t>AMB's six target groups for IFA prophylaxis are: children 6-59 MONTHS, children 5-9 years, ADOLESCENTS 10-19 (girls and boys), PREGNANT women, LACTATING women up to 1 year postpartum, and women of reproductive age. ELDERLY ABOVE 60 ARE NOT one of the AMB target groups.</w:t>
+      </w:r>
+    </w:p>
+    <w:p>
+      <w:pPr>
+        <w:spacing w:after="20" w:before="0"/>
+      </w:pPr>
+      <w:r>
+        <w:rPr>
+          <w:b/>
+        </w:rPr>
+        <w:t xml:space="preserve">🔍 Key Clues: </w:t>
+      </w:r>
+      <w:r>
+        <w:t>AMB groups: children, adolescents, pregnant, lactating, WRA — not elderly.</w:t>
+      </w:r>
+    </w:p>
+    <w:p>
+      <w:pPr>
+        <w:spacing w:after="20" w:before="0"/>
+      </w:pPr>
+      <w:r>
+        <w:rPr>
+          <w:b/>
+        </w:rPr>
+        <w:t xml:space="preserve">🚨 Priority Principle: </w:t>
+      </w:r>
+      <w:r>
+        <w:t>Recall the core fact precisely, then apply it to the clinical context.</w:t>
+      </w:r>
+    </w:p>
+    <w:p>
+      <w:pPr>
+        <w:spacing w:after="20" w:before="0"/>
+      </w:pPr>
+      <w:r>
+        <w:rPr>
+          <w:b/>
+        </w:rPr>
+        <w:t xml:space="preserve">❌ Why Not Other Options: </w:t>
+      </w:r>
+      <w:r>
+        <w:t>a — 6-59 months children ARE included. | b — Adolescents ARE included. | c — Lactating women ARE included.</w:t>
+      </w:r>
+    </w:p>
+    <w:p>
+      <w:pPr>
+        <w:spacing w:after="20" w:before="0"/>
+      </w:pPr>
+      <w:r>
+        <w:rPr>
+          <w:b/>
+          <w:color w:val="B45F06"/>
+        </w:rPr>
+        <w:t xml:space="preserve">⚠️ Exam Trap: </w:t>
+      </w:r>
+      <w:r>
+        <w:t>Anaemia screening targets: Hb by digital methods, and prophylaxis with weekly IFA for adolescents.</w:t>
+      </w:r>
+    </w:p>
+    <w:p>
+      <w:pPr>
+        <w:spacing w:after="20" w:before="0"/>
+      </w:pPr>
+      <w:r>
+        <w:rPr>
+          <w:b/>
+        </w:rPr>
+        <w:t xml:space="preserve">🩺 Clinical Thinking: </w:t>
+      </w:r>
+      <w:r>
+        <w:t>Recall (the key fact) → Connect (related high-yield facts) → Apply (exam context).</w:t>
+      </w:r>
+    </w:p>
+    <w:p>
+      <w:pPr>
+        <w:spacing w:after="20" w:before="0"/>
+      </w:pPr>
+      <w:r>
+        <w:rPr>
+          <w:b/>
+          <w:color w:val="1F3A5F"/>
+        </w:rPr>
+        <w:t xml:space="preserve">💎 PNC Pearl: </w:t>
+      </w:r>
+      <w:r>
+        <w:t>AMB IFA: 6 groups — elderly excluded.</w:t>
       </w:r>
     </w:p>
     <w:p>
